--- a/视频/对照文本/18-文本.docx
+++ b/视频/对照文本/18-文本.docx
@@ -467,7 +467,7 @@
                 <w:color w:val="FBBF24"/>
                 <w:sz w:val="21"/>
               </w:rPr>
-              <w:t>不知从哪儿飘来的</w:t>
+              <w:t>零星的/散落的</w:t>
             </w:r>
             <w:r>
               <w:rPr>
@@ -752,7 +752,7 @@
                 <w:color w:val="AAC4B6"/>
                 <w:sz w:val="21"/>
               </w:rPr>
-              <w:t>把它归咎于一扇敞开的窗户；</w:t>
+              <w:t>将其归咎于一扇敞开的窗户；</w:t>
             </w:r>
           </w:p>
         </w:tc>
@@ -868,7 +868,7 @@
                 <w:color w:val="AAC4B6"/>
                 <w:sz w:val="21"/>
               </w:rPr>
-              <w:t>孢子其实</w:t>
+              <w:t>孢子</w:t>
             </w:r>
           </w:p>
         </w:tc>
@@ -906,7 +906,7 @@
                 <w:color w:val="FB923C"/>
                 <w:sz w:val="21"/>
               </w:rPr>
-              <w:t>来自</w:t>
+              <w:t>起源于</w:t>
             </w:r>
             <w:r>
               <w:rPr>
@@ -1005,7 +1005,7 @@
                 <w:color w:val="AAC4B6"/>
                 <w:sz w:val="21"/>
               </w:rPr>
-              <w:t>一位同事在那里</w:t>
+              <w:t>在那里有一位同事</w:t>
             </w:r>
             <w:r>
               <w:rPr>
@@ -1023,7 +1023,7 @@
                 <w:color w:val="5EEAD4"/>
                 <w:sz w:val="21"/>
               </w:rPr>
-              <w:t>培育</w:t>
+              <w:t>培育了</w:t>
             </w:r>
             <w:r>
               <w:rPr>
@@ -1124,7 +1124,16 @@
                 <w:color w:val="F0F7F2"/>
                 <w:sz w:val="26"/>
               </w:rPr>
-              <w:t>called the mould's juice penicillin</w:t>
+              <w:t xml:space="preserve">called the mould's juice </w:t>
+            </w:r>
+            <w:r>
+              <w:rPr>
+                <w:rFonts w:ascii="Calibri" w:hAnsi="Calibri" w:eastAsia="微软雅黑"/>
+                <w:b/>
+                <w:color w:val="FCA5A5"/>
+                <w:sz w:val="26"/>
+              </w:rPr>
+              <w:t>penicillin</w:t>
             </w:r>
           </w:p>
         </w:tc>
@@ -1186,7 +1195,34 @@
                 <w:color w:val="AAC4B6"/>
                 <w:sz w:val="21"/>
               </w:rPr>
-              <w:t>把霉菌分泌的这种液体称为青霉素，</w:t>
+              <w:t>将这种霉菌（分泌的）汁液称为</w:t>
+            </w:r>
+            <w:r>
+              <w:rPr>
+                <w:rFonts w:ascii="Calibri" w:hAnsi="Calibri" w:eastAsia="微软雅黑"/>
+                <w:b w:val="0"/>
+                <w:color w:val="AAC4B6"/>
+                <w:sz w:val="21"/>
+              </w:rPr>
+              <w:t xml:space="preserve"> </w:t>
+            </w:r>
+            <w:r>
+              <w:rPr>
+                <w:rFonts w:ascii="Calibri" w:hAnsi="Calibri" w:eastAsia="微软雅黑"/>
+                <w:b/>
+                <w:color w:val="FCA5A5"/>
+                <w:sz w:val="21"/>
+              </w:rPr>
+              <w:t>青霉素</w:t>
+            </w:r>
+            <w:r>
+              <w:rPr>
+                <w:rFonts w:ascii="Calibri" w:hAnsi="Calibri" w:eastAsia="微软雅黑"/>
+                <w:b w:val="0"/>
+                <w:color w:val="AAC4B6"/>
+                <w:sz w:val="21"/>
+              </w:rPr>
+              <w:t>，</w:t>
             </w:r>
           </w:p>
         </w:tc>
@@ -1206,7 +1242,7 @@
                 <w:color w:val="AAC4B6"/>
                 <w:sz w:val="21"/>
               </w:rPr>
-              <w:t>并于1929年6月发表了论文。</w:t>
+              <w:t>并于1929年6月发表。</w:t>
             </w:r>
           </w:p>
         </w:tc>
@@ -1294,7 +1330,7 @@
               <w:rPr>
                 <w:rFonts w:ascii="Calibri" w:hAnsi="Calibri" w:eastAsia="微软雅黑"/>
                 <w:b/>
-                <w:color w:val="FCA5A5"/>
+                <w:color w:val="FBBF24"/>
                 <w:sz w:val="26"/>
               </w:rPr>
               <w:t>crude</w:t>
@@ -1332,7 +1368,7 @@
               <w:rPr>
                 <w:rFonts w:ascii="Calibri" w:hAnsi="Calibri" w:eastAsia="微软雅黑"/>
                 <w:b/>
-                <w:color w:val="FBBF24"/>
+                <w:color w:val="38BDF8"/>
                 <w:sz w:val="26"/>
               </w:rPr>
               <w:t>unstable</w:t>
@@ -1392,10 +1428,10 @@
               <w:rPr>
                 <w:rFonts w:ascii="Calibri" w:hAnsi="Calibri" w:eastAsia="微软雅黑"/>
                 <w:b/>
-                <w:color w:val="FCA5A5"/>
+                <w:color w:val="FBBF24"/>
                 <w:sz w:val="21"/>
               </w:rPr>
-              <w:t>粗制的</w:t>
+              <w:t>粗糙的/未加工的</w:t>
             </w:r>
             <w:r>
               <w:rPr>
@@ -1433,7 +1469,7 @@
                 <w:color w:val="AAC4B6"/>
                 <w:sz w:val="21"/>
               </w:rPr>
-              <w:t>性质</w:t>
+              <w:t>很</w:t>
             </w:r>
             <w:r>
               <w:rPr>
@@ -1448,7 +1484,7 @@
               <w:rPr>
                 <w:rFonts w:ascii="Calibri" w:hAnsi="Calibri" w:eastAsia="微软雅黑"/>
                 <w:b/>
-                <w:color w:val="FBBF24"/>
+                <w:color w:val="38BDF8"/>
                 <w:sz w:val="21"/>
               </w:rPr>
               <w:t>不稳定</w:t>
@@ -1507,7 +1543,7 @@
               <w:rPr>
                 <w:rFonts w:ascii="Calibri" w:hAnsi="Calibri" w:eastAsia="微软雅黑"/>
                 <w:b/>
-                <w:color w:val="38BDF8"/>
+                <w:color w:val="F472B6"/>
                 <w:sz w:val="26"/>
               </w:rPr>
               <w:t>stubbornly</w:t>
@@ -1525,7 +1561,7 @@
               <w:rPr>
                 <w:rFonts w:ascii="Calibri" w:hAnsi="Calibri" w:eastAsia="微软雅黑"/>
                 <w:b/>
-                <w:color w:val="F472B6"/>
+                <w:color w:val="BEF264"/>
                 <w:sz w:val="26"/>
               </w:rPr>
               <w:t>purify</w:t>
@@ -1559,7 +1595,7 @@
                 <w:color w:val="AAC4B6"/>
                 <w:sz w:val="21"/>
               </w:rPr>
-              <w:t>又</w:t>
+              <w:t>并且</w:t>
             </w:r>
             <w:r>
               <w:rPr>
@@ -1574,10 +1610,10 @@
               <w:rPr>
                 <w:rFonts w:ascii="Calibri" w:hAnsi="Calibri" w:eastAsia="微软雅黑"/>
                 <w:b/>
-                <w:color w:val="38BDF8"/>
+                <w:color w:val="F472B6"/>
                 <w:sz w:val="21"/>
               </w:rPr>
-              <w:t>怎么也</w:t>
+              <w:t>极</w:t>
             </w:r>
             <w:r>
               <w:rPr>
@@ -1595,7 +1631,7 @@
                 <w:color w:val="AAC4B6"/>
                 <w:sz w:val="21"/>
               </w:rPr>
-              <w:t>难以</w:t>
+              <w:t>难</w:t>
             </w:r>
             <w:r>
               <w:rPr>
@@ -1610,7 +1646,7 @@
               <w:rPr>
                 <w:rFonts w:ascii="Calibri" w:hAnsi="Calibri" w:eastAsia="微软雅黑"/>
                 <w:b/>
-                <w:color w:val="F472B6"/>
+                <w:color w:val="BEF264"/>
                 <w:sz w:val="21"/>
               </w:rPr>
               <w:t>提纯</w:t>
@@ -1639,7 +1675,9 @@
           <w:color w:val="AAC4B6"/>
           <w:sz w:val="20"/>
         </w:rPr>
-        <w:t>（stubbornly hard to purify：怎么也难以提纯；hard to do：难以做……）</w:t>
+        <w:t>（stubbornly hard to purify：怎么也/极其难以提纯；</w:t>
+        <w:br/>
+        <w:t>hard to do：难以做……）</w:t>
       </w:r>
     </w:p>
     <w:tbl>
@@ -1704,7 +1742,7 @@
               <w:rPr>
                 <w:rFonts w:ascii="Calibri" w:hAnsi="Calibri" w:eastAsia="微软雅黑"/>
                 <w:b/>
-                <w:color w:val="BEF264"/>
+                <w:color w:val="C4B5FD"/>
                 <w:sz w:val="26"/>
               </w:rPr>
               <w:t>expertise</w:t>
@@ -1722,7 +1760,7 @@
               <w:rPr>
                 <w:rFonts w:ascii="Calibri" w:hAnsi="Calibri" w:eastAsia="微软雅黑"/>
                 <w:b/>
-                <w:color w:val="C4B5FD"/>
+                <w:color w:val="FB923C"/>
                 <w:sz w:val="26"/>
               </w:rPr>
               <w:t>refine</w:t>
@@ -1756,7 +1794,7 @@
                 <w:color w:val="AAC4B6"/>
                 <w:sz w:val="21"/>
               </w:rPr>
-              <w:t>他和他请来的化学家</w:t>
+              <w:t>他和招募来的化学家</w:t>
             </w:r>
           </w:p>
         </w:tc>
@@ -1791,7 +1829,7 @@
               <w:rPr>
                 <w:rFonts w:ascii="Calibri" w:hAnsi="Calibri" w:eastAsia="微软雅黑"/>
                 <w:b/>
-                <w:color w:val="C4B5FD"/>
+                <w:color w:val="FB923C"/>
                 <w:sz w:val="21"/>
               </w:rPr>
               <w:t>精炼</w:t>
@@ -1812,7 +1850,7 @@
                 <w:color w:val="AAC4B6"/>
                 <w:sz w:val="21"/>
               </w:rPr>
-              <w:t>它所需的</w:t>
+              <w:t>它的</w:t>
             </w:r>
             <w:r>
               <w:rPr>
@@ -1827,7 +1865,7 @@
               <w:rPr>
                 <w:rFonts w:ascii="Calibri" w:hAnsi="Calibri" w:eastAsia="微软雅黑"/>
                 <w:b/>
-                <w:color w:val="BEF264"/>
+                <w:color w:val="C4B5FD"/>
                 <w:sz w:val="21"/>
               </w:rPr>
               <w:t>专业知识</w:t>
@@ -1907,7 +1945,7 @@
               <w:rPr>
                 <w:rFonts w:ascii="Calibri" w:hAnsi="Calibri" w:eastAsia="微软雅黑"/>
                 <w:b/>
-                <w:color w:val="FB923C"/>
+                <w:color w:val="5EEAD4"/>
                 <w:sz w:val="26"/>
               </w:rPr>
               <w:t>chiefly</w:t>
@@ -1925,7 +1963,7 @@
               <w:rPr>
                 <w:rFonts w:ascii="Calibri" w:hAnsi="Calibri" w:eastAsia="微软雅黑"/>
                 <w:b/>
-                <w:color w:val="5EEAD4"/>
+                <w:color w:val="FCA5A5"/>
                 <w:sz w:val="26"/>
               </w:rPr>
               <w:t>isolate</w:t>
@@ -1943,7 +1981,7 @@
               <w:rPr>
                 <w:rFonts w:ascii="Calibri" w:hAnsi="Calibri" w:eastAsia="微软雅黑"/>
                 <w:b/>
-                <w:color w:val="FCA5A5"/>
+                <w:color w:val="FBBF24"/>
                 <w:sz w:val="26"/>
               </w:rPr>
               <w:t>microbes</w:t>
@@ -1992,7 +2030,7 @@
               <w:rPr>
                 <w:rFonts w:ascii="Calibri" w:hAnsi="Calibri" w:eastAsia="微软雅黑"/>
                 <w:b/>
-                <w:color w:val="FB923C"/>
+                <w:color w:val="5EEAD4"/>
                 <w:sz w:val="21"/>
               </w:rPr>
               <w:t>主要</w:t>
@@ -2028,7 +2066,7 @@
               <w:rPr>
                 <w:rFonts w:ascii="Calibri" w:hAnsi="Calibri" w:eastAsia="微软雅黑"/>
                 <w:b/>
-                <w:color w:val="5EEAD4"/>
+                <w:color w:val="FCA5A5"/>
                 <w:sz w:val="21"/>
               </w:rPr>
               <w:t>分离</w:t>
@@ -2064,7 +2102,7 @@
               <w:rPr>
                 <w:rFonts w:ascii="Calibri" w:hAnsi="Calibri" w:eastAsia="微软雅黑"/>
                 <w:b/>
-                <w:color w:val="FCA5A5"/>
+                <w:color w:val="FBBF24"/>
                 <w:sz w:val="21"/>
               </w:rPr>
               <w:t>微生物</w:t>
@@ -2135,7 +2173,7 @@
               <w:rPr>
                 <w:rFonts w:ascii="Calibri" w:hAnsi="Calibri" w:eastAsia="微软雅黑"/>
                 <w:b/>
-                <w:color w:val="FBBF24"/>
+                <w:color w:val="38BDF8"/>
                 <w:sz w:val="26"/>
               </w:rPr>
               <w:t>lay dormant</w:t>
@@ -2186,10 +2224,10 @@
               <w:rPr>
                 <w:rFonts w:ascii="Calibri" w:hAnsi="Calibri" w:eastAsia="微软雅黑"/>
                 <w:b/>
-                <w:color w:val="FBBF24"/>
+                <w:color w:val="38BDF8"/>
                 <w:sz w:val="21"/>
               </w:rPr>
-              <w:t>沉寂</w:t>
+              <w:t>休眠</w:t>
             </w:r>
             <w:r>
               <w:rPr>
@@ -2259,7 +2297,7 @@
               <w:rPr>
                 <w:rFonts w:ascii="Calibri" w:hAnsi="Calibri" w:eastAsia="微软雅黑"/>
                 <w:b/>
-                <w:color w:val="38BDF8"/>
+                <w:color w:val="F472B6"/>
                 <w:sz w:val="26"/>
               </w:rPr>
               <w:t>curiosity</w:t>
@@ -2277,7 +2315,7 @@
               <w:rPr>
                 <w:rFonts w:ascii="Calibri" w:hAnsi="Calibri" w:eastAsia="微软雅黑"/>
                 <w:b/>
-                <w:color w:val="F472B6"/>
+                <w:color w:val="BEF264"/>
                 <w:sz w:val="26"/>
               </w:rPr>
               <w:t>cure</w:t>
@@ -2311,7 +2349,7 @@
                 <w:color w:val="AAC4B6"/>
                 <w:sz w:val="21"/>
               </w:rPr>
-              <w:t>只是件</w:t>
+              <w:t>成了一种</w:t>
             </w:r>
             <w:r>
               <w:rPr>
@@ -2326,10 +2364,10 @@
               <w:rPr>
                 <w:rFonts w:ascii="Calibri" w:hAnsi="Calibri" w:eastAsia="微软雅黑"/>
                 <w:b/>
-                <w:color w:val="38BDF8"/>
+                <w:color w:val="F472B6"/>
                 <w:sz w:val="21"/>
               </w:rPr>
-              <w:t>稀罕物</w:t>
+              <w:t>稀罕物/奇物</w:t>
             </w:r>
             <w:r>
               <w:rPr>
@@ -2338,7 +2376,7 @@
                 <w:color w:val="AAC4B6"/>
                 <w:sz w:val="21"/>
               </w:rPr>
-              <w:t>，而非一种</w:t>
+              <w:t>，而非</w:t>
             </w:r>
             <w:r>
               <w:rPr>
@@ -2353,7 +2391,7 @@
               <w:rPr>
                 <w:rFonts w:ascii="Calibri" w:hAnsi="Calibri" w:eastAsia="微软雅黑"/>
                 <w:b/>
-                <w:color w:val="F472B6"/>
+                <w:color w:val="BEF264"/>
                 <w:sz w:val="21"/>
               </w:rPr>
               <w:t>疗法</w:t>
@@ -2611,7 +2649,7 @@
               <w:rPr>
                 <w:rFonts w:ascii="Calibri" w:hAnsi="Calibri" w:eastAsia="微软雅黑"/>
                 <w:b/>
-                <w:color w:val="BEF264"/>
+                <w:color w:val="C4B5FD"/>
                 <w:sz w:val="26"/>
               </w:rPr>
               <w:t>revived</w:t>
@@ -2660,7 +2698,7 @@
               <w:rPr>
                 <w:rFonts w:ascii="Calibri" w:hAnsi="Calibri" w:eastAsia="微软雅黑"/>
                 <w:b/>
-                <w:color w:val="BEF264"/>
+                <w:color w:val="C4B5FD"/>
                 <w:sz w:val="21"/>
               </w:rPr>
               <w:t>重启了</w:t>
@@ -2728,7 +2766,7 @@
               <w:rPr>
                 <w:rFonts w:ascii="Calibri" w:hAnsi="Calibri" w:eastAsia="微软雅黑"/>
                 <w:b/>
-                <w:color w:val="C4B5FD"/>
+                <w:color w:val="FB923C"/>
                 <w:sz w:val="26"/>
               </w:rPr>
               <w:t>chemist</w:t>
@@ -2746,7 +2784,7 @@
               <w:rPr>
                 <w:rFonts w:ascii="Calibri" w:hAnsi="Calibri" w:eastAsia="微软雅黑"/>
                 <w:b/>
-                <w:color w:val="FB923C"/>
+                <w:color w:val="5EEAD4"/>
                 <w:sz w:val="26"/>
               </w:rPr>
               <w:t>refugee</w:t>
@@ -2795,7 +2833,7 @@
               <w:rPr>
                 <w:rFonts w:ascii="Calibri" w:hAnsi="Calibri" w:eastAsia="微软雅黑"/>
                 <w:b/>
-                <w:color w:val="C4B5FD"/>
+                <w:color w:val="FB923C"/>
                 <w:sz w:val="21"/>
               </w:rPr>
               <w:t>化学家</w:t>
@@ -2822,7 +2860,7 @@
               <w:rPr>
                 <w:rFonts w:ascii="Calibri" w:hAnsi="Calibri" w:eastAsia="微软雅黑"/>
                 <w:b/>
-                <w:color w:val="FB923C"/>
+                <w:color w:val="5EEAD4"/>
                 <w:sz w:val="21"/>
               </w:rPr>
               <w:t>难民</w:t>
@@ -2851,7 +2889,9 @@
           <w:color w:val="AAC4B6"/>
           <w:sz w:val="20"/>
         </w:rPr>
-        <w:t>（a German-born chemist and Jewish refugee：同位语，说明钱恩的身份）</w:t>
+        <w:t>（a German-born chemist and Jewish refugee：同位语，</w:t>
+        <w:br/>
+        <w:t>说明钱恩的身份）</w:t>
       </w:r>
     </w:p>
     <w:p>
@@ -2912,7 +2952,7 @@
               <w:rPr>
                 <w:rFonts w:ascii="Calibri" w:hAnsi="Calibri" w:eastAsia="微软雅黑"/>
                 <w:b/>
-                <w:color w:val="5EEAD4"/>
+                <w:color w:val="FCA5A5"/>
                 <w:sz w:val="26"/>
               </w:rPr>
               <w:t>improvised</w:t>
@@ -2930,7 +2970,7 @@
               <w:rPr>
                 <w:rFonts w:ascii="Calibri" w:hAnsi="Calibri" w:eastAsia="微软雅黑"/>
                 <w:b/>
-                <w:color w:val="FCA5A5"/>
+                <w:color w:val="FBBF24"/>
                 <w:sz w:val="26"/>
               </w:rPr>
               <w:t>ingenious</w:t>
@@ -2948,7 +2988,7 @@
               <w:rPr>
                 <w:rFonts w:ascii="Calibri" w:hAnsi="Calibri" w:eastAsia="微软雅黑"/>
                 <w:b/>
-                <w:color w:val="FBBF24"/>
+                <w:color w:val="38BDF8"/>
                 <w:sz w:val="26"/>
               </w:rPr>
               <w:t>apparatus</w:t>
@@ -3008,7 +3048,7 @@
               <w:rPr>
                 <w:rFonts w:ascii="Calibri" w:hAnsi="Calibri" w:eastAsia="微软雅黑"/>
                 <w:b/>
-                <w:color w:val="5EEAD4"/>
+                <w:color w:val="FCA5A5"/>
                 <w:sz w:val="21"/>
               </w:rPr>
               <w:t>临时拼凑了</w:t>
@@ -3044,7 +3084,7 @@
               <w:rPr>
                 <w:rFonts w:ascii="Calibri" w:hAnsi="Calibri" w:eastAsia="微软雅黑"/>
                 <w:b/>
-                <w:color w:val="FCA5A5"/>
+                <w:color w:val="FBBF24"/>
                 <w:sz w:val="21"/>
               </w:rPr>
               <w:t>巧妙的</w:t>
@@ -3062,7 +3102,7 @@
               <w:rPr>
                 <w:rFonts w:ascii="Calibri" w:hAnsi="Calibri" w:eastAsia="微软雅黑"/>
                 <w:b/>
-                <w:color w:val="FBBF24"/>
+                <w:color w:val="38BDF8"/>
                 <w:sz w:val="21"/>
               </w:rPr>
               <w:t>装置</w:t>
@@ -3121,7 +3161,7 @@
               <w:rPr>
                 <w:rFonts w:ascii="Calibri" w:hAnsi="Calibri" w:eastAsia="微软雅黑"/>
                 <w:b/>
-                <w:color w:val="38BDF8"/>
+                <w:color w:val="F472B6"/>
                 <w:sz w:val="26"/>
               </w:rPr>
               <w:t>extract</w:t>
@@ -3139,7 +3179,7 @@
               <w:rPr>
                 <w:rFonts w:ascii="Calibri" w:hAnsi="Calibri" w:eastAsia="微软雅黑"/>
                 <w:b/>
-                <w:color w:val="F472B6"/>
+                <w:color w:val="BEF264"/>
                 <w:sz w:val="26"/>
               </w:rPr>
               <w:t>compound</w:t>
@@ -3188,7 +3228,7 @@
               <w:rPr>
                 <w:rFonts w:ascii="Calibri" w:hAnsi="Calibri" w:eastAsia="微软雅黑"/>
                 <w:b/>
-                <w:color w:val="38BDF8"/>
+                <w:color w:val="F472B6"/>
                 <w:sz w:val="21"/>
               </w:rPr>
               <w:t>提取</w:t>
@@ -3224,7 +3264,7 @@
               <w:rPr>
                 <w:rFonts w:ascii="Calibri" w:hAnsi="Calibri" w:eastAsia="微软雅黑"/>
                 <w:b/>
-                <w:color w:val="F472B6"/>
+                <w:color w:val="BEF264"/>
                 <w:sz w:val="21"/>
               </w:rPr>
               <w:t>化合物</w:t>
@@ -3253,7 +3293,9 @@
           <w:color w:val="AAC4B6"/>
           <w:sz w:val="20"/>
         </w:rPr>
-        <w:t>（to extract the compound：不定式表目的；the compound：指青霉素）</w:t>
+        <w:t>（to extract the compound：不定式表目的；</w:t>
+        <w:br/>
+        <w:t>the compound：指青霉素）</w:t>
       </w:r>
     </w:p>
     <w:p>
@@ -3344,7 +3386,7 @@
               <w:rPr>
                 <w:rFonts w:ascii="Calibri" w:hAnsi="Calibri" w:eastAsia="微软雅黑"/>
                 <w:b/>
-                <w:color w:val="BEF264"/>
+                <w:color w:val="C4B5FD"/>
                 <w:sz w:val="26"/>
               </w:rPr>
               <w:t>lethal</w:t>
@@ -3362,7 +3404,7 @@
               <w:rPr>
                 <w:rFonts w:ascii="Calibri" w:hAnsi="Calibri" w:eastAsia="微软雅黑"/>
                 <w:b/>
-                <w:color w:val="C4B5FD"/>
+                <w:color w:val="FB923C"/>
                 <w:sz w:val="26"/>
               </w:rPr>
               <w:t>dose</w:t>
@@ -3451,7 +3493,7 @@
               <w:rPr>
                 <w:rFonts w:ascii="Calibri" w:hAnsi="Calibri" w:eastAsia="微软雅黑"/>
                 <w:b/>
-                <w:color w:val="BEF264"/>
+                <w:color w:val="C4B5FD"/>
                 <w:sz w:val="21"/>
               </w:rPr>
               <w:t>致死</w:t>
@@ -3469,7 +3511,7 @@
               <w:rPr>
                 <w:rFonts w:ascii="Calibri" w:hAnsi="Calibri" w:eastAsia="微软雅黑"/>
                 <w:b/>
-                <w:color w:val="C4B5FD"/>
+                <w:color w:val="FB923C"/>
                 <w:sz w:val="21"/>
               </w:rPr>
               <w:t>剂量</w:t>
@@ -3538,7 +3580,7 @@
               <w:rPr>
                 <w:rFonts w:ascii="Calibri" w:hAnsi="Calibri" w:eastAsia="微软雅黑"/>
                 <w:b/>
-                <w:color w:val="FB923C"/>
+                <w:color w:val="5EEAD4"/>
                 <w:sz w:val="26"/>
               </w:rPr>
               <w:t>injected with</w:t>
@@ -3607,7 +3649,7 @@
               <w:rPr>
                 <w:rFonts w:ascii="Calibri" w:hAnsi="Calibri" w:eastAsia="微软雅黑"/>
                 <w:b/>
-                <w:color w:val="FB923C"/>
+                <w:color w:val="5EEAD4"/>
                 <w:sz w:val="21"/>
               </w:rPr>
               <w:t>注射了</w:t>
@@ -3717,7 +3759,7 @@
               <w:rPr>
                 <w:rFonts w:ascii="Calibri" w:hAnsi="Calibri" w:eastAsia="微软雅黑"/>
                 <w:b/>
-                <w:color w:val="5EEAD4"/>
+                <w:color w:val="FCA5A5"/>
                 <w:sz w:val="26"/>
               </w:rPr>
               <w:t>prestigious</w:t>
@@ -3755,7 +3797,7 @@
               <w:rPr>
                 <w:rFonts w:ascii="Calibri" w:hAnsi="Calibri" w:eastAsia="微软雅黑"/>
                 <w:b/>
-                <w:color w:val="FCA5A5"/>
+                <w:color w:val="FBBF24"/>
                 <w:sz w:val="26"/>
               </w:rPr>
               <w:t>outcome</w:t>
@@ -3786,7 +3828,7 @@
               <w:rPr>
                 <w:rFonts w:ascii="Calibri" w:hAnsi="Calibri" w:eastAsia="微软雅黑"/>
                 <w:b/>
-                <w:color w:val="5EEAD4"/>
+                <w:color w:val="FCA5A5"/>
                 <w:sz w:val="21"/>
               </w:rPr>
               <w:t>享有盛誉的</w:t>
@@ -3842,7 +3884,7 @@
               <w:rPr>
                 <w:rFonts w:ascii="Calibri" w:hAnsi="Calibri" w:eastAsia="微软雅黑"/>
                 <w:b/>
-                <w:color w:val="FCA5A5"/>
+                <w:color w:val="FBBF24"/>
                 <w:sz w:val="21"/>
               </w:rPr>
               <w:t>结果</w:t>
@@ -3871,7 +3913,9 @@
           <w:color w:val="AAC4B6"/>
           <w:sz w:val="20"/>
         </w:rPr>
-        <w:t>（a prestigious journal：同位语，说明 The Lancet 是什么）</w:t>
+        <w:t>（a prestigious journal：同位语，</w:t>
+        <w:br/>
+        <w:t>说明 The Lancet 是什么）</w:t>
       </w:r>
     </w:p>
     <w:p>
@@ -3963,7 +4007,7 @@
               <w:rPr>
                 <w:rFonts w:ascii="Calibri" w:hAnsi="Calibri" w:eastAsia="微软雅黑"/>
                 <w:b/>
-                <w:color w:val="FBBF24"/>
+                <w:color w:val="38BDF8"/>
                 <w:sz w:val="26"/>
               </w:rPr>
               <w:t>constable</w:t>
@@ -4043,7 +4087,7 @@
               <w:rPr>
                 <w:rFonts w:ascii="Calibri" w:hAnsi="Calibri" w:eastAsia="微软雅黑"/>
                 <w:b/>
-                <w:color w:val="FBBF24"/>
+                <w:color w:val="38BDF8"/>
                 <w:sz w:val="21"/>
               </w:rPr>
               <w:t>警员</w:t>
@@ -4094,7 +4138,7 @@
               <w:rPr>
                 <w:rFonts w:ascii="Calibri" w:hAnsi="Calibri" w:eastAsia="微软雅黑"/>
                 <w:b/>
-                <w:color w:val="38BDF8"/>
+                <w:color w:val="F472B6"/>
                 <w:sz w:val="26"/>
               </w:rPr>
               <w:t>gravely ill</w:t>
@@ -4112,7 +4156,7 @@
               <w:rPr>
                 <w:rFonts w:ascii="Calibri" w:hAnsi="Calibri" w:eastAsia="微软雅黑"/>
                 <w:b/>
-                <w:color w:val="F472B6"/>
+                <w:color w:val="BEF264"/>
                 <w:sz w:val="26"/>
               </w:rPr>
               <w:t>infection</w:t>
@@ -4141,7 +4185,7 @@
               <w:rPr>
                 <w:rFonts w:ascii="Calibri" w:hAnsi="Calibri" w:eastAsia="微软雅黑"/>
                 <w:b/>
-                <w:color w:val="BEF264"/>
+                <w:color w:val="C4B5FD"/>
                 <w:sz w:val="26"/>
               </w:rPr>
               <w:t>rallied</w:t>
@@ -4190,7 +4234,7 @@
               <w:rPr>
                 <w:rFonts w:ascii="Calibri" w:hAnsi="Calibri" w:eastAsia="微软雅黑"/>
                 <w:b/>
-                <w:color w:val="F472B6"/>
+                <w:color w:val="BEF264"/>
                 <w:sz w:val="21"/>
               </w:rPr>
               <w:t>感染</w:t>
@@ -4226,7 +4270,7 @@
               <w:rPr>
                 <w:rFonts w:ascii="Calibri" w:hAnsi="Calibri" w:eastAsia="微软雅黑"/>
                 <w:b/>
-                <w:color w:val="38BDF8"/>
+                <w:color w:val="F472B6"/>
                 <w:sz w:val="21"/>
               </w:rPr>
               <w:t>病情危重</w:t>
@@ -4273,7 +4317,7 @@
               <w:rPr>
                 <w:rFonts w:ascii="Calibri" w:hAnsi="Calibri" w:eastAsia="微软雅黑"/>
                 <w:b/>
-                <w:color w:val="BEF264"/>
+                <w:color w:val="C4B5FD"/>
                 <w:sz w:val="21"/>
               </w:rPr>
               <w:t>有所好转</w:t>
@@ -4354,7 +4398,7 @@
               <w:rPr>
                 <w:rFonts w:ascii="Calibri" w:hAnsi="Calibri" w:eastAsia="微软雅黑"/>
                 <w:b/>
-                <w:color w:val="C4B5FD"/>
+                <w:color w:val="FB923C"/>
                 <w:sz w:val="26"/>
               </w:rPr>
               <w:t>scarce</w:t>
@@ -4408,7 +4452,7 @@
                 <w:color w:val="AAC4B6"/>
                 <w:sz w:val="21"/>
               </w:rPr>
-              <w:t>本就</w:t>
+              <w:t>当</w:t>
             </w:r>
             <w:r>
               <w:rPr>
@@ -4423,7 +4467,7 @@
               <w:rPr>
                 <w:rFonts w:ascii="Calibri" w:hAnsi="Calibri" w:eastAsia="微软雅黑"/>
                 <w:b/>
-                <w:color w:val="C4B5FD"/>
+                <w:color w:val="FB923C"/>
                 <w:sz w:val="21"/>
               </w:rPr>
               <w:t>稀缺的</w:t>
@@ -4435,16 +4479,7 @@
                 <w:color w:val="AAC4B6"/>
                 <w:sz w:val="21"/>
               </w:rPr>
-              <w:t xml:space="preserve"> </w:t>
-            </w:r>
-            <w:r>
-              <w:rPr>
-                <w:rFonts w:ascii="Calibri" w:hAnsi="Calibri" w:eastAsia="微软雅黑"/>
-                <w:b w:val="0"/>
-                <w:color w:val="AAC4B6"/>
-                <w:sz w:val="21"/>
-              </w:rPr>
-              <w:t>青霉素用光后，</w:t>
+              <w:t>（青霉素）供应耗尽后，</w:t>
             </w:r>
           </w:p>
         </w:tc>
@@ -4464,7 +4499,7 @@
                 <w:color w:val="AAC4B6"/>
                 <w:sz w:val="21"/>
               </w:rPr>
-              <w:t>他于3月不治身亡：</w:t>
+              <w:t>他于3月去世：</w:t>
             </w:r>
           </w:p>
         </w:tc>
@@ -4526,7 +4561,7 @@
               <w:rPr>
                 <w:rFonts w:ascii="Calibri" w:hAnsi="Calibri" w:eastAsia="微软雅黑"/>
                 <w:b/>
-                <w:color w:val="FB923C"/>
+                <w:color w:val="5EEAD4"/>
                 <w:sz w:val="26"/>
               </w:rPr>
               <w:t>obstacle</w:t>
@@ -4555,7 +4590,7 @@
               <w:rPr>
                 <w:rFonts w:ascii="Calibri" w:hAnsi="Calibri" w:eastAsia="微软雅黑"/>
                 <w:b/>
-                <w:color w:val="5EEAD4"/>
+                <w:color w:val="FCA5A5"/>
                 <w:sz w:val="26"/>
               </w:rPr>
               <w:t>quantity</w:t>
@@ -4586,7 +4621,7 @@
               <w:rPr>
                 <w:rFonts w:ascii="Calibri" w:hAnsi="Calibri" w:eastAsia="微软雅黑"/>
                 <w:b/>
-                <w:color w:val="FB923C"/>
+                <w:color w:val="5EEAD4"/>
                 <w:sz w:val="21"/>
               </w:rPr>
               <w:t>障碍</w:t>
@@ -4624,7 +4659,7 @@
               <w:rPr>
                 <w:rFonts w:ascii="Calibri" w:hAnsi="Calibri" w:eastAsia="微软雅黑"/>
                 <w:b/>
-                <w:color w:val="5EEAD4"/>
+                <w:color w:val="FCA5A5"/>
                 <w:sz w:val="21"/>
               </w:rPr>
               <w:t>数量</w:t>
@@ -4799,7 +4834,7 @@
               <w:rPr>
                 <w:rFonts w:ascii="Calibri" w:hAnsi="Calibri" w:eastAsia="微软雅黑"/>
                 <w:b/>
-                <w:color w:val="FCA5A5"/>
+                <w:color w:val="FBBF24"/>
                 <w:sz w:val="26"/>
               </w:rPr>
               <w:t>boosted</w:t>
@@ -4811,7 +4846,16 @@
                 <w:color w:val="F0F7F2"/>
                 <w:sz w:val="26"/>
               </w:rPr>
-              <w:t xml:space="preserve"> yields about tenfold</w:t>
+              <w:t xml:space="preserve"> yields about </w:t>
+            </w:r>
+            <w:r>
+              <w:rPr>
+                <w:rFonts w:ascii="Calibri" w:hAnsi="Calibri" w:eastAsia="微软雅黑"/>
+                <w:b/>
+                <w:color w:val="38BDF8"/>
+                <w:sz w:val="26"/>
+              </w:rPr>
+              <w:t>tenfold</w:t>
             </w:r>
           </w:p>
         </w:tc>
@@ -4831,7 +4875,25 @@
                 <w:color w:val="F0F7F2"/>
                 <w:sz w:val="26"/>
               </w:rPr>
-              <w:t>with corn-steep liquor,</w:t>
+              <w:t xml:space="preserve">with </w:t>
+            </w:r>
+            <w:r>
+              <w:rPr>
+                <w:rFonts w:ascii="Calibri" w:hAnsi="Calibri" w:eastAsia="微软雅黑"/>
+                <w:b/>
+                <w:color w:val="F472B6"/>
+                <w:sz w:val="26"/>
+              </w:rPr>
+              <w:t>corn-steep liquor</w:t>
+            </w:r>
+            <w:r>
+              <w:rPr>
+                <w:rFonts w:ascii="Calibri" w:hAnsi="Calibri" w:eastAsia="微软雅黑"/>
+                <w:b w:val="0"/>
+                <w:color w:val="F0F7F2"/>
+                <w:sz w:val="26"/>
+              </w:rPr>
+              <w:t>,</w:t>
             </w:r>
           </w:p>
         </w:tc>
@@ -4851,7 +4913,25 @@
                 <w:color w:val="F0F7F2"/>
                 <w:sz w:val="26"/>
               </w:rPr>
-              <w:t>a starch by-product;</w:t>
+              <w:t xml:space="preserve">a </w:t>
+            </w:r>
+            <w:r>
+              <w:rPr>
+                <w:rFonts w:ascii="Calibri" w:hAnsi="Calibri" w:eastAsia="微软雅黑"/>
+                <w:b/>
+                <w:color w:val="BEF264"/>
+                <w:sz w:val="26"/>
+              </w:rPr>
+              <w:t>starch</w:t>
+            </w:r>
+            <w:r>
+              <w:rPr>
+                <w:rFonts w:ascii="Calibri" w:hAnsi="Calibri" w:eastAsia="微软雅黑"/>
+                <w:b w:val="0"/>
+                <w:color w:val="F0F7F2"/>
+                <w:sz w:val="26"/>
+              </w:rPr>
+              <w:t xml:space="preserve"> by-product;</w:t>
             </w:r>
           </w:p>
         </w:tc>
@@ -4888,7 +4968,7 @@
               <w:rPr>
                 <w:rFonts w:ascii="Calibri" w:hAnsi="Calibri" w:eastAsia="微软雅黑"/>
                 <w:b/>
-                <w:color w:val="FCA5A5"/>
+                <w:color w:val="FBBF24"/>
                 <w:sz w:val="21"/>
               </w:rPr>
               <w:t>提高了</w:t>
@@ -4909,7 +4989,34 @@
                 <w:color w:val="AAC4B6"/>
                 <w:sz w:val="21"/>
               </w:rPr>
-              <w:t>约十倍，</w:t>
+              <w:t>约</w:t>
+            </w:r>
+            <w:r>
+              <w:rPr>
+                <w:rFonts w:ascii="Calibri" w:hAnsi="Calibri" w:eastAsia="微软雅黑"/>
+                <w:b w:val="0"/>
+                <w:color w:val="AAC4B6"/>
+                <w:sz w:val="21"/>
+              </w:rPr>
+              <w:t xml:space="preserve"> </w:t>
+            </w:r>
+            <w:r>
+              <w:rPr>
+                <w:rFonts w:ascii="Calibri" w:hAnsi="Calibri" w:eastAsia="微软雅黑"/>
+                <w:b/>
+                <w:color w:val="38BDF8"/>
+                <w:sz w:val="21"/>
+              </w:rPr>
+              <w:t>十倍</w:t>
+            </w:r>
+            <w:r>
+              <w:rPr>
+                <w:rFonts w:ascii="Calibri" w:hAnsi="Calibri" w:eastAsia="微软雅黑"/>
+                <w:b w:val="0"/>
+                <w:color w:val="AAC4B6"/>
+                <w:sz w:val="21"/>
+              </w:rPr>
+              <w:t>，</w:t>
             </w:r>
           </w:p>
         </w:tc>
@@ -4929,7 +5036,34 @@
                 <w:color w:val="AAC4B6"/>
                 <w:sz w:val="21"/>
               </w:rPr>
-              <w:t>靠的是玉米浆，</w:t>
+              <w:t>靠的是</w:t>
+            </w:r>
+            <w:r>
+              <w:rPr>
+                <w:rFonts w:ascii="Calibri" w:hAnsi="Calibri" w:eastAsia="微软雅黑"/>
+                <w:b w:val="0"/>
+                <w:color w:val="AAC4B6"/>
+                <w:sz w:val="21"/>
+              </w:rPr>
+              <w:t xml:space="preserve"> </w:t>
+            </w:r>
+            <w:r>
+              <w:rPr>
+                <w:rFonts w:ascii="Calibri" w:hAnsi="Calibri" w:eastAsia="微软雅黑"/>
+                <w:b/>
+                <w:color w:val="F472B6"/>
+                <w:sz w:val="21"/>
+              </w:rPr>
+              <w:t>玉米浆</w:t>
+            </w:r>
+            <w:r>
+              <w:rPr>
+                <w:rFonts w:ascii="Calibri" w:hAnsi="Calibri" w:eastAsia="微软雅黑"/>
+                <w:b w:val="0"/>
+                <w:color w:val="AAC4B6"/>
+                <w:sz w:val="21"/>
+              </w:rPr>
+              <w:t>，</w:t>
             </w:r>
           </w:p>
         </w:tc>
@@ -4949,7 +5083,43 @@
                 <w:color w:val="AAC4B6"/>
                 <w:sz w:val="21"/>
               </w:rPr>
-              <w:t>一种淀粉生产的副产品；</w:t>
+              <w:t>一种</w:t>
+            </w:r>
+            <w:r>
+              <w:rPr>
+                <w:rFonts w:ascii="Calibri" w:hAnsi="Calibri" w:eastAsia="微软雅黑"/>
+                <w:b w:val="0"/>
+                <w:color w:val="AAC4B6"/>
+                <w:sz w:val="21"/>
+              </w:rPr>
+              <w:t xml:space="preserve"> </w:t>
+            </w:r>
+            <w:r>
+              <w:rPr>
+                <w:rFonts w:ascii="Calibri" w:hAnsi="Calibri" w:eastAsia="微软雅黑"/>
+                <w:b/>
+                <w:color w:val="BEF264"/>
+                <w:sz w:val="21"/>
+              </w:rPr>
+              <w:t>淀粉</w:t>
+            </w:r>
+            <w:r>
+              <w:rPr>
+                <w:rFonts w:ascii="Calibri" w:hAnsi="Calibri" w:eastAsia="微软雅黑"/>
+                <w:b w:val="0"/>
+                <w:color w:val="AAC4B6"/>
+                <w:sz w:val="21"/>
+              </w:rPr>
+              <w:t xml:space="preserve"> </w:t>
+            </w:r>
+            <w:r>
+              <w:rPr>
+                <w:rFonts w:ascii="Calibri" w:hAnsi="Calibri" w:eastAsia="微软雅黑"/>
+                <w:b w:val="0"/>
+                <w:color w:val="AAC4B6"/>
+                <w:sz w:val="21"/>
+              </w:rPr>
+              <w:t>生产的副产品；</w:t>
             </w:r>
           </w:p>
         </w:tc>
@@ -5028,13 +5198,31 @@
                 <w:color w:val="F0F7F2"/>
                 <w:sz w:val="26"/>
               </w:rPr>
-              <w:t xml:space="preserve">a mouldy market </w:t>
+              <w:t xml:space="preserve">a </w:t>
             </w:r>
             <w:r>
               <w:rPr>
                 <w:rFonts w:ascii="Calibri" w:hAnsi="Calibri" w:eastAsia="微软雅黑"/>
                 <w:b/>
-                <w:color w:val="FBBF24"/>
+                <w:color w:val="C4B5FD"/>
+                <w:sz w:val="26"/>
+              </w:rPr>
+              <w:t>mouldy</w:t>
+            </w:r>
+            <w:r>
+              <w:rPr>
+                <w:rFonts w:ascii="Calibri" w:hAnsi="Calibri" w:eastAsia="微软雅黑"/>
+                <w:b w:val="0"/>
+                <w:color w:val="F0F7F2"/>
+                <w:sz w:val="26"/>
+              </w:rPr>
+              <w:t xml:space="preserve"> market </w:t>
+            </w:r>
+            <w:r>
+              <w:rPr>
+                <w:rFonts w:ascii="Calibri" w:hAnsi="Calibri" w:eastAsia="微软雅黑"/>
+                <w:b/>
+                <w:color w:val="FB923C"/>
                 <w:sz w:val="26"/>
               </w:rPr>
               <w:t>melon</w:t>
@@ -5054,7 +5242,7 @@
               <w:rPr>
                 <w:rFonts w:ascii="Calibri" w:hAnsi="Calibri" w:eastAsia="微软雅黑"/>
                 <w:b/>
-                <w:color w:val="38BDF8"/>
+                <w:color w:val="5EEAD4"/>
                 <w:sz w:val="26"/>
               </w:rPr>
               <w:t>furnished</w:t>
@@ -5072,7 +5260,7 @@
               <w:rPr>
                 <w:rFonts w:ascii="Calibri" w:hAnsi="Calibri" w:eastAsia="微软雅黑"/>
                 <w:b/>
-                <w:color w:val="38BDF8"/>
+                <w:color w:val="5EEAD4"/>
                 <w:sz w:val="26"/>
               </w:rPr>
               <w:t>with</w:t>
@@ -5090,7 +5278,7 @@
               <w:rPr>
                 <w:rFonts w:ascii="Calibri" w:hAnsi="Calibri" w:eastAsia="微软雅黑"/>
                 <w:b/>
-                <w:color w:val="BEF264"/>
+                <w:color w:val="FBBF24"/>
                 <w:sz w:val="26"/>
               </w:rPr>
               <w:t>prolific</w:t>
@@ -5144,7 +5332,7 @@
                 <w:color w:val="AAC4B6"/>
                 <w:sz w:val="21"/>
               </w:rPr>
-              <w:t>市场上一只发霉的</w:t>
+              <w:t>市场上一只</w:t>
             </w:r>
             <w:r>
               <w:rPr>
@@ -5159,7 +5347,25 @@
               <w:rPr>
                 <w:rFonts w:ascii="Calibri" w:hAnsi="Calibri" w:eastAsia="微软雅黑"/>
                 <w:b/>
-                <w:color w:val="FBBF24"/>
+                <w:color w:val="C4B5FD"/>
+                <w:sz w:val="21"/>
+              </w:rPr>
+              <w:t>发霉的</w:t>
+            </w:r>
+            <w:r>
+              <w:rPr>
+                <w:rFonts w:ascii="Calibri" w:hAnsi="Calibri" w:eastAsia="微软雅黑"/>
+                <w:b w:val="0"/>
+                <w:color w:val="AAC4B6"/>
+                <w:sz w:val="21"/>
+              </w:rPr>
+              <w:t xml:space="preserve"> </w:t>
+            </w:r>
+            <w:r>
+              <w:rPr>
+                <w:rFonts w:ascii="Calibri" w:hAnsi="Calibri" w:eastAsia="微软雅黑"/>
+                <w:b/>
+                <w:color w:val="FB923C"/>
                 <w:sz w:val="21"/>
               </w:rPr>
               <w:t>甜瓜</w:t>
@@ -5197,7 +5403,7 @@
               <w:rPr>
                 <w:rFonts w:ascii="Calibri" w:hAnsi="Calibri" w:eastAsia="微软雅黑"/>
                 <w:b/>
-                <w:color w:val="38BDF8"/>
+                <w:color w:val="5EEAD4"/>
                 <w:sz w:val="21"/>
               </w:rPr>
               <w:t>为</w:t>
@@ -5233,7 +5439,7 @@
               <w:rPr>
                 <w:rFonts w:ascii="Calibri" w:hAnsi="Calibri" w:eastAsia="微软雅黑"/>
                 <w:b/>
-                <w:color w:val="38BDF8"/>
+                <w:color w:val="5EEAD4"/>
                 <w:sz w:val="21"/>
               </w:rPr>
               <w:t>提供了</w:t>
@@ -5269,7 +5475,7 @@
               <w:rPr>
                 <w:rFonts w:ascii="Calibri" w:hAnsi="Calibri" w:eastAsia="微软雅黑"/>
                 <w:b/>
-                <w:color w:val="BEF264"/>
+                <w:color w:val="FBBF24"/>
                 <w:sz w:val="21"/>
               </w:rPr>
               <w:t>高产的</w:t>
@@ -5369,7 +5575,7 @@
               <w:rPr>
                 <w:rFonts w:ascii="Calibri" w:hAnsi="Calibri" w:eastAsia="微软雅黑"/>
                 <w:b/>
-                <w:color w:val="C4B5FD"/>
+                <w:color w:val="38BDF8"/>
                 <w:sz w:val="26"/>
               </w:rPr>
               <w:t>industrial</w:t>
@@ -5387,7 +5593,7 @@
               <w:rPr>
                 <w:rFonts w:ascii="Calibri" w:hAnsi="Calibri" w:eastAsia="微软雅黑"/>
                 <w:b/>
-                <w:color w:val="FB923C"/>
+                <w:color w:val="F472B6"/>
                 <w:sz w:val="26"/>
               </w:rPr>
               <w:t>fermentation</w:t>
@@ -5416,7 +5622,7 @@
               <w:rPr>
                 <w:rFonts w:ascii="Calibri" w:hAnsi="Calibri" w:eastAsia="微软雅黑"/>
                 <w:b/>
-                <w:color w:val="5EEAD4"/>
+                <w:color w:val="BEF264"/>
                 <w:sz w:val="26"/>
               </w:rPr>
               <w:t>Allied</w:t>
@@ -5467,7 +5673,7 @@
               <w:rPr>
                 <w:rFonts w:ascii="Calibri" w:hAnsi="Calibri" w:eastAsia="微软雅黑"/>
                 <w:b/>
-                <w:color w:val="C4B5FD"/>
+                <w:color w:val="38BDF8"/>
                 <w:sz w:val="21"/>
               </w:rPr>
               <w:t>工业</w:t>
@@ -5485,7 +5691,7 @@
               <w:rPr>
                 <w:rFonts w:ascii="Calibri" w:hAnsi="Calibri" w:eastAsia="微软雅黑"/>
                 <w:b/>
-                <w:color w:val="FB923C"/>
+                <w:color w:val="F472B6"/>
                 <w:sz w:val="21"/>
               </w:rPr>
               <w:t>发酵</w:t>
@@ -5523,7 +5729,7 @@
               <w:rPr>
                 <w:rFonts w:ascii="Calibri" w:hAnsi="Calibri" w:eastAsia="微软雅黑"/>
                 <w:b/>
-                <w:color w:val="5EEAD4"/>
+                <w:color w:val="BEF264"/>
                 <w:sz w:val="21"/>
               </w:rPr>
               <w:t>盟军的</w:t>
@@ -5777,7 +5983,7 @@
               <w:rPr>
                 <w:rFonts w:ascii="Calibri" w:hAnsi="Calibri" w:eastAsia="微软雅黑"/>
                 <w:b/>
-                <w:color w:val="FCA5A5"/>
+                <w:color w:val="C4B5FD"/>
                 <w:sz w:val="26"/>
               </w:rPr>
               <w:t>overlooked</w:t>
@@ -5846,7 +6052,7 @@
               <w:rPr>
                 <w:rFonts w:ascii="Calibri" w:hAnsi="Calibri" w:eastAsia="微软雅黑"/>
                 <w:b/>
-                <w:color w:val="FCA5A5"/>
+                <w:color w:val="C4B5FD"/>
                 <w:sz w:val="21"/>
               </w:rPr>
               <w:t>遭到忽视</w:t>
@@ -5902,7 +6108,7 @@
               <w:rPr>
                 <w:rFonts w:ascii="Calibri" w:hAnsi="Calibri" w:eastAsia="微软雅黑"/>
                 <w:b/>
-                <w:color w:val="FBBF24"/>
+                <w:color w:val="FB923C"/>
                 <w:sz w:val="26"/>
               </w:rPr>
               <w:t>Fortune</w:t>
@@ -5944,7 +6150,7 @@
               <w:rPr>
                 <w:rFonts w:ascii="Calibri" w:hAnsi="Calibri" w:eastAsia="微软雅黑"/>
                 <w:b/>
-                <w:color w:val="FBBF24"/>
+                <w:color w:val="FB923C"/>
                 <w:sz w:val="21"/>
               </w:rPr>
               <w:t>机缘</w:t>
@@ -6007,7 +6213,7 @@
               <w:rPr>
                 <w:rFonts w:ascii="Calibri" w:hAnsi="Calibri" w:eastAsia="微软雅黑"/>
                 <w:b/>
-                <w:color w:val="38BDF8"/>
+                <w:color w:val="5EEAD4"/>
                 <w:sz w:val="26"/>
               </w:rPr>
               <w:t>tenacious</w:t>
@@ -6045,7 +6251,7 @@
               <w:rPr>
                 <w:rFonts w:ascii="Calibri" w:hAnsi="Calibri" w:eastAsia="微软雅黑"/>
                 <w:b/>
-                <w:color w:val="F472B6"/>
+                <w:color w:val="FCA5A5"/>
                 <w:sz w:val="26"/>
               </w:rPr>
               <w:t>toil</w:t>
@@ -6065,7 +6271,7 @@
               <w:rPr>
                 <w:rFonts w:ascii="Calibri" w:hAnsi="Calibri" w:eastAsia="微软雅黑"/>
                 <w:b/>
-                <w:color w:val="BEF264"/>
+                <w:color w:val="FBBF24"/>
                 <w:sz w:val="26"/>
               </w:rPr>
               <w:t>transformed</w:t>
@@ -6083,7 +6289,7 @@
               <w:rPr>
                 <w:rFonts w:ascii="Calibri" w:hAnsi="Calibri" w:eastAsia="微软雅黑"/>
                 <w:b/>
-                <w:color w:val="BEF264"/>
+                <w:color w:val="FBBF24"/>
                 <w:sz w:val="26"/>
               </w:rPr>
               <w:t>into</w:t>
@@ -6101,7 +6307,7 @@
               <w:rPr>
                 <w:rFonts w:ascii="Calibri" w:hAnsi="Calibri" w:eastAsia="微软雅黑"/>
                 <w:b/>
-                <w:color w:val="FB923C"/>
+                <w:color w:val="F472B6"/>
                 <w:sz w:val="26"/>
               </w:rPr>
               <w:t>remedy</w:t>
@@ -6150,10 +6356,10 @@
               <w:rPr>
                 <w:rFonts w:ascii="Calibri" w:hAnsi="Calibri" w:eastAsia="微软雅黑"/>
                 <w:b/>
-                <w:color w:val="38BDF8"/>
+                <w:color w:val="5EEAD4"/>
                 <w:sz w:val="21"/>
               </w:rPr>
-              <w:t>锲而不舍的</w:t>
+              <w:t>锲而不舍的/坚持不懈的</w:t>
             </w:r>
             <w:r>
               <w:rPr>
@@ -6206,10 +6412,10 @@
               <w:rPr>
                 <w:rFonts w:ascii="Calibri" w:hAnsi="Calibri" w:eastAsia="微软雅黑"/>
                 <w:b/>
-                <w:color w:val="F472B6"/>
+                <w:color w:val="FCA5A5"/>
                 <w:sz w:val="21"/>
               </w:rPr>
-              <w:t>辛劳</w:t>
+              <w:t>辛劳/辛苦工作</w:t>
             </w:r>
             <w:r>
               <w:rPr>
@@ -6253,7 +6459,7 @@
               <w:rPr>
                 <w:rFonts w:ascii="Calibri" w:hAnsi="Calibri" w:eastAsia="微软雅黑"/>
                 <w:b/>
-                <w:color w:val="BEF264"/>
+                <w:color w:val="FBBF24"/>
                 <w:sz w:val="21"/>
               </w:rPr>
               <w:t>转化成了</w:t>
@@ -6271,7 +6477,7 @@
               <w:rPr>
                 <w:rFonts w:ascii="Calibri" w:hAnsi="Calibri" w:eastAsia="微软雅黑"/>
                 <w:b/>
-                <w:color w:val="FB923C"/>
+                <w:color w:val="F472B6"/>
                 <w:sz w:val="21"/>
               </w:rPr>
               <w:t>良药</w:t>

--- a/视频/对照文本/18-文本.docx
+++ b/视频/对照文本/18-文本.docx
@@ -808,7 +808,16 @@
                 <w:color w:val="F0F7F2"/>
                 <w:sz w:val="26"/>
               </w:rPr>
-              <w:t>the spores</w:t>
+              <w:t xml:space="preserve">the </w:t>
+            </w:r>
+            <w:r>
+              <w:rPr>
+                <w:rFonts w:ascii="Calibri" w:hAnsi="Calibri" w:eastAsia="微软雅黑"/>
+                <w:b/>
+                <w:color w:val="FB923C"/>
+                <w:sz w:val="26"/>
+              </w:rPr>
+              <w:t>spores</w:t>
             </w:r>
           </w:p>
         </w:tc>
@@ -834,7 +843,7 @@
               <w:rPr>
                 <w:rFonts w:ascii="Calibri" w:hAnsi="Calibri" w:eastAsia="微软雅黑"/>
                 <w:b/>
-                <w:color w:val="FB923C"/>
+                <w:color w:val="5EEAD4"/>
                 <w:sz w:val="26"/>
               </w:rPr>
               <w:t>originated in</w:t>
@@ -864,8 +873,8 @@
             <w:r>
               <w:rPr>
                 <w:rFonts w:ascii="Calibri" w:hAnsi="Calibri" w:eastAsia="微软雅黑"/>
-                <w:b w:val="0"/>
-                <w:color w:val="AAC4B6"/>
+                <w:b/>
+                <w:color w:val="FB923C"/>
                 <w:sz w:val="21"/>
               </w:rPr>
               <w:t>孢子</w:t>
@@ -903,7 +912,7 @@
               <w:rPr>
                 <w:rFonts w:ascii="Calibri" w:hAnsi="Calibri" w:eastAsia="微软雅黑"/>
                 <w:b/>
-                <w:color w:val="FB923C"/>
+                <w:color w:val="5EEAD4"/>
                 <w:sz w:val="21"/>
               </w:rPr>
               <w:t>起源于</w:t>
@@ -971,7 +980,7 @@
               <w:rPr>
                 <w:rFonts w:ascii="Calibri" w:hAnsi="Calibri" w:eastAsia="微软雅黑"/>
                 <w:b/>
-                <w:color w:val="5EEAD4"/>
+                <w:color w:val="FCA5A5"/>
                 <w:sz w:val="26"/>
               </w:rPr>
               <w:t>cultivated</w:t>
@@ -1020,7 +1029,7 @@
               <w:rPr>
                 <w:rFonts w:ascii="Calibri" w:hAnsi="Calibri" w:eastAsia="微软雅黑"/>
                 <w:b/>
-                <w:color w:val="5EEAD4"/>
+                <w:color w:val="FCA5A5"/>
                 <w:sz w:val="21"/>
               </w:rPr>
               <w:t>培育了</w:t>
@@ -1130,7 +1139,7 @@
               <w:rPr>
                 <w:rFonts w:ascii="Calibri" w:hAnsi="Calibri" w:eastAsia="微软雅黑"/>
                 <w:b/>
-                <w:color w:val="FCA5A5"/>
+                <w:color w:val="FBBF24"/>
                 <w:sz w:val="26"/>
               </w:rPr>
               <w:t>penicillin</w:t>
@@ -1210,7 +1219,7 @@
               <w:rPr>
                 <w:rFonts w:ascii="Calibri" w:hAnsi="Calibri" w:eastAsia="微软雅黑"/>
                 <w:b/>
-                <w:color w:val="FCA5A5"/>
+                <w:color w:val="FBBF24"/>
                 <w:sz w:val="21"/>
               </w:rPr>
               <w:t>青霉素</w:t>
@@ -1330,7 +1339,7 @@
               <w:rPr>
                 <w:rFonts w:ascii="Calibri" w:hAnsi="Calibri" w:eastAsia="微软雅黑"/>
                 <w:b/>
-                <w:color w:val="FBBF24"/>
+                <w:color w:val="38BDF8"/>
                 <w:sz w:val="26"/>
               </w:rPr>
               <w:t>crude</w:t>
@@ -1368,7 +1377,7 @@
               <w:rPr>
                 <w:rFonts w:ascii="Calibri" w:hAnsi="Calibri" w:eastAsia="微软雅黑"/>
                 <w:b/>
-                <w:color w:val="38BDF8"/>
+                <w:color w:val="F472B6"/>
                 <w:sz w:val="26"/>
               </w:rPr>
               <w:t>unstable</w:t>
@@ -1428,7 +1437,7 @@
               <w:rPr>
                 <w:rFonts w:ascii="Calibri" w:hAnsi="Calibri" w:eastAsia="微软雅黑"/>
                 <w:b/>
-                <w:color w:val="FBBF24"/>
+                <w:color w:val="38BDF8"/>
                 <w:sz w:val="21"/>
               </w:rPr>
               <w:t>粗糙的/未加工的</w:t>
@@ -1484,7 +1493,7 @@
               <w:rPr>
                 <w:rFonts w:ascii="Calibri" w:hAnsi="Calibri" w:eastAsia="微软雅黑"/>
                 <w:b/>
-                <w:color w:val="38BDF8"/>
+                <w:color w:val="F472B6"/>
                 <w:sz w:val="21"/>
               </w:rPr>
               <w:t>不稳定</w:t>
@@ -1543,7 +1552,7 @@
               <w:rPr>
                 <w:rFonts w:ascii="Calibri" w:hAnsi="Calibri" w:eastAsia="微软雅黑"/>
                 <w:b/>
-                <w:color w:val="F472B6"/>
+                <w:color w:val="BEF264"/>
                 <w:sz w:val="26"/>
               </w:rPr>
               <w:t>stubbornly</w:t>
@@ -1561,7 +1570,7 @@
               <w:rPr>
                 <w:rFonts w:ascii="Calibri" w:hAnsi="Calibri" w:eastAsia="微软雅黑"/>
                 <w:b/>
-                <w:color w:val="BEF264"/>
+                <w:color w:val="C4B5FD"/>
                 <w:sz w:val="26"/>
               </w:rPr>
               <w:t>purify</w:t>
@@ -1610,7 +1619,7 @@
               <w:rPr>
                 <w:rFonts w:ascii="Calibri" w:hAnsi="Calibri" w:eastAsia="微软雅黑"/>
                 <w:b/>
-                <w:color w:val="F472B6"/>
+                <w:color w:val="BEF264"/>
                 <w:sz w:val="21"/>
               </w:rPr>
               <w:t>极</w:t>
@@ -1646,7 +1655,7 @@
               <w:rPr>
                 <w:rFonts w:ascii="Calibri" w:hAnsi="Calibri" w:eastAsia="微软雅黑"/>
                 <w:b/>
-                <w:color w:val="BEF264"/>
+                <w:color w:val="C4B5FD"/>
                 <w:sz w:val="21"/>
               </w:rPr>
               <w:t>提纯</w:t>
@@ -1742,7 +1751,7 @@
               <w:rPr>
                 <w:rFonts w:ascii="Calibri" w:hAnsi="Calibri" w:eastAsia="微软雅黑"/>
                 <w:b/>
-                <w:color w:val="C4B5FD"/>
+                <w:color w:val="FB923C"/>
                 <w:sz w:val="26"/>
               </w:rPr>
               <w:t>expertise</w:t>
@@ -1760,7 +1769,7 @@
               <w:rPr>
                 <w:rFonts w:ascii="Calibri" w:hAnsi="Calibri" w:eastAsia="微软雅黑"/>
                 <w:b/>
-                <w:color w:val="FB923C"/>
+                <w:color w:val="5EEAD4"/>
                 <w:sz w:val="26"/>
               </w:rPr>
               <w:t>refine</w:t>
@@ -1829,7 +1838,7 @@
               <w:rPr>
                 <w:rFonts w:ascii="Calibri" w:hAnsi="Calibri" w:eastAsia="微软雅黑"/>
                 <w:b/>
-                <w:color w:val="FB923C"/>
+                <w:color w:val="5EEAD4"/>
                 <w:sz w:val="21"/>
               </w:rPr>
               <w:t>精炼</w:t>
@@ -1865,7 +1874,7 @@
               <w:rPr>
                 <w:rFonts w:ascii="Calibri" w:hAnsi="Calibri" w:eastAsia="微软雅黑"/>
                 <w:b/>
-                <w:color w:val="C4B5FD"/>
+                <w:color w:val="FB923C"/>
                 <w:sz w:val="21"/>
               </w:rPr>
               <w:t>专业知识</w:t>
@@ -1945,7 +1954,7 @@
               <w:rPr>
                 <w:rFonts w:ascii="Calibri" w:hAnsi="Calibri" w:eastAsia="微软雅黑"/>
                 <w:b/>
-                <w:color w:val="5EEAD4"/>
+                <w:color w:val="FCA5A5"/>
                 <w:sz w:val="26"/>
               </w:rPr>
               <w:t>chiefly</w:t>
@@ -1963,7 +1972,7 @@
               <w:rPr>
                 <w:rFonts w:ascii="Calibri" w:hAnsi="Calibri" w:eastAsia="微软雅黑"/>
                 <w:b/>
-                <w:color w:val="FCA5A5"/>
+                <w:color w:val="FBBF24"/>
                 <w:sz w:val="26"/>
               </w:rPr>
               <w:t>isolate</w:t>
@@ -1981,7 +1990,7 @@
               <w:rPr>
                 <w:rFonts w:ascii="Calibri" w:hAnsi="Calibri" w:eastAsia="微软雅黑"/>
                 <w:b/>
-                <w:color w:val="FBBF24"/>
+                <w:color w:val="38BDF8"/>
                 <w:sz w:val="26"/>
               </w:rPr>
               <w:t>microbes</w:t>
@@ -2030,7 +2039,7 @@
               <w:rPr>
                 <w:rFonts w:ascii="Calibri" w:hAnsi="Calibri" w:eastAsia="微软雅黑"/>
                 <w:b/>
-                <w:color w:val="5EEAD4"/>
+                <w:color w:val="FCA5A5"/>
                 <w:sz w:val="21"/>
               </w:rPr>
               <w:t>主要</w:t>
@@ -2066,7 +2075,7 @@
               <w:rPr>
                 <w:rFonts w:ascii="Calibri" w:hAnsi="Calibri" w:eastAsia="微软雅黑"/>
                 <w:b/>
-                <w:color w:val="FCA5A5"/>
+                <w:color w:val="FBBF24"/>
                 <w:sz w:val="21"/>
               </w:rPr>
               <w:t>分离</w:t>
@@ -2102,7 +2111,7 @@
               <w:rPr>
                 <w:rFonts w:ascii="Calibri" w:hAnsi="Calibri" w:eastAsia="微软雅黑"/>
                 <w:b/>
-                <w:color w:val="FBBF24"/>
+                <w:color w:val="38BDF8"/>
                 <w:sz w:val="21"/>
               </w:rPr>
               <w:t>微生物</w:t>
@@ -2173,7 +2182,7 @@
               <w:rPr>
                 <w:rFonts w:ascii="Calibri" w:hAnsi="Calibri" w:eastAsia="微软雅黑"/>
                 <w:b/>
-                <w:color w:val="38BDF8"/>
+                <w:color w:val="F472B6"/>
                 <w:sz w:val="26"/>
               </w:rPr>
               <w:t>lay dormant</w:t>
@@ -2224,7 +2233,7 @@
               <w:rPr>
                 <w:rFonts w:ascii="Calibri" w:hAnsi="Calibri" w:eastAsia="微软雅黑"/>
                 <w:b/>
-                <w:color w:val="38BDF8"/>
+                <w:color w:val="F472B6"/>
                 <w:sz w:val="21"/>
               </w:rPr>
               <w:t>休眠</w:t>
@@ -2297,7 +2306,7 @@
               <w:rPr>
                 <w:rFonts w:ascii="Calibri" w:hAnsi="Calibri" w:eastAsia="微软雅黑"/>
                 <w:b/>
-                <w:color w:val="F472B6"/>
+                <w:color w:val="BEF264"/>
                 <w:sz w:val="26"/>
               </w:rPr>
               <w:t>curiosity</w:t>
@@ -2315,7 +2324,7 @@
               <w:rPr>
                 <w:rFonts w:ascii="Calibri" w:hAnsi="Calibri" w:eastAsia="微软雅黑"/>
                 <w:b/>
-                <w:color w:val="BEF264"/>
+                <w:color w:val="C4B5FD"/>
                 <w:sz w:val="26"/>
               </w:rPr>
               <w:t>cure</w:t>
@@ -2364,7 +2373,7 @@
               <w:rPr>
                 <w:rFonts w:ascii="Calibri" w:hAnsi="Calibri" w:eastAsia="微软雅黑"/>
                 <w:b/>
-                <w:color w:val="F472B6"/>
+                <w:color w:val="BEF264"/>
                 <w:sz w:val="21"/>
               </w:rPr>
               <w:t>稀罕物/奇物</w:t>
@@ -2391,7 +2400,7 @@
               <w:rPr>
                 <w:rFonts w:ascii="Calibri" w:hAnsi="Calibri" w:eastAsia="微软雅黑"/>
                 <w:b/>
-                <w:color w:val="BEF264"/>
+                <w:color w:val="C4B5FD"/>
                 <w:sz w:val="21"/>
               </w:rPr>
               <w:t>疗法</w:t>
@@ -2649,7 +2658,7 @@
               <w:rPr>
                 <w:rFonts w:ascii="Calibri" w:hAnsi="Calibri" w:eastAsia="微软雅黑"/>
                 <w:b/>
-                <w:color w:val="C4B5FD"/>
+                <w:color w:val="FB923C"/>
                 <w:sz w:val="26"/>
               </w:rPr>
               <w:t>revived</w:t>
@@ -2698,7 +2707,7 @@
               <w:rPr>
                 <w:rFonts w:ascii="Calibri" w:hAnsi="Calibri" w:eastAsia="微软雅黑"/>
                 <w:b/>
-                <w:color w:val="C4B5FD"/>
+                <w:color w:val="FB923C"/>
                 <w:sz w:val="21"/>
               </w:rPr>
               <w:t>重启了</w:t>
@@ -2766,7 +2775,7 @@
               <w:rPr>
                 <w:rFonts w:ascii="Calibri" w:hAnsi="Calibri" w:eastAsia="微软雅黑"/>
                 <w:b/>
-                <w:color w:val="FB923C"/>
+                <w:color w:val="5EEAD4"/>
                 <w:sz w:val="26"/>
               </w:rPr>
               <w:t>chemist</w:t>
@@ -2784,7 +2793,7 @@
               <w:rPr>
                 <w:rFonts w:ascii="Calibri" w:hAnsi="Calibri" w:eastAsia="微软雅黑"/>
                 <w:b/>
-                <w:color w:val="5EEAD4"/>
+                <w:color w:val="FCA5A5"/>
                 <w:sz w:val="26"/>
               </w:rPr>
               <w:t>refugee</w:t>
@@ -2833,7 +2842,7 @@
               <w:rPr>
                 <w:rFonts w:ascii="Calibri" w:hAnsi="Calibri" w:eastAsia="微软雅黑"/>
                 <w:b/>
-                <w:color w:val="FB923C"/>
+                <w:color w:val="5EEAD4"/>
                 <w:sz w:val="21"/>
               </w:rPr>
               <w:t>化学家</w:t>
@@ -2860,7 +2869,7 @@
               <w:rPr>
                 <w:rFonts w:ascii="Calibri" w:hAnsi="Calibri" w:eastAsia="微软雅黑"/>
                 <w:b/>
-                <w:color w:val="5EEAD4"/>
+                <w:color w:val="FCA5A5"/>
                 <w:sz w:val="21"/>
               </w:rPr>
               <w:t>难民</w:t>
@@ -2952,7 +2961,7 @@
               <w:rPr>
                 <w:rFonts w:ascii="Calibri" w:hAnsi="Calibri" w:eastAsia="微软雅黑"/>
                 <w:b/>
-                <w:color w:val="FCA5A5"/>
+                <w:color w:val="FBBF24"/>
                 <w:sz w:val="26"/>
               </w:rPr>
               <w:t>improvised</w:t>
@@ -2970,7 +2979,7 @@
               <w:rPr>
                 <w:rFonts w:ascii="Calibri" w:hAnsi="Calibri" w:eastAsia="微软雅黑"/>
                 <w:b/>
-                <w:color w:val="FBBF24"/>
+                <w:color w:val="38BDF8"/>
                 <w:sz w:val="26"/>
               </w:rPr>
               <w:t>ingenious</w:t>
@@ -2988,7 +2997,7 @@
               <w:rPr>
                 <w:rFonts w:ascii="Calibri" w:hAnsi="Calibri" w:eastAsia="微软雅黑"/>
                 <w:b/>
-                <w:color w:val="38BDF8"/>
+                <w:color w:val="F472B6"/>
                 <w:sz w:val="26"/>
               </w:rPr>
               <w:t>apparatus</w:t>
@@ -3048,7 +3057,7 @@
               <w:rPr>
                 <w:rFonts w:ascii="Calibri" w:hAnsi="Calibri" w:eastAsia="微软雅黑"/>
                 <w:b/>
-                <w:color w:val="FCA5A5"/>
+                <w:color w:val="FBBF24"/>
                 <w:sz w:val="21"/>
               </w:rPr>
               <w:t>临时拼凑了</w:t>
@@ -3084,7 +3093,7 @@
               <w:rPr>
                 <w:rFonts w:ascii="Calibri" w:hAnsi="Calibri" w:eastAsia="微软雅黑"/>
                 <w:b/>
-                <w:color w:val="FBBF24"/>
+                <w:color w:val="38BDF8"/>
                 <w:sz w:val="21"/>
               </w:rPr>
               <w:t>巧妙的</w:t>
@@ -3102,7 +3111,7 @@
               <w:rPr>
                 <w:rFonts w:ascii="Calibri" w:hAnsi="Calibri" w:eastAsia="微软雅黑"/>
                 <w:b/>
-                <w:color w:val="38BDF8"/>
+                <w:color w:val="F472B6"/>
                 <w:sz w:val="21"/>
               </w:rPr>
               <w:t>装置</w:t>
@@ -3161,7 +3170,7 @@
               <w:rPr>
                 <w:rFonts w:ascii="Calibri" w:hAnsi="Calibri" w:eastAsia="微软雅黑"/>
                 <w:b/>
-                <w:color w:val="F472B6"/>
+                <w:color w:val="BEF264"/>
                 <w:sz w:val="26"/>
               </w:rPr>
               <w:t>extract</w:t>
@@ -3179,7 +3188,7 @@
               <w:rPr>
                 <w:rFonts w:ascii="Calibri" w:hAnsi="Calibri" w:eastAsia="微软雅黑"/>
                 <w:b/>
-                <w:color w:val="BEF264"/>
+                <w:color w:val="C4B5FD"/>
                 <w:sz w:val="26"/>
               </w:rPr>
               <w:t>compound</w:t>
@@ -3228,7 +3237,7 @@
               <w:rPr>
                 <w:rFonts w:ascii="Calibri" w:hAnsi="Calibri" w:eastAsia="微软雅黑"/>
                 <w:b/>
-                <w:color w:val="F472B6"/>
+                <w:color w:val="BEF264"/>
                 <w:sz w:val="21"/>
               </w:rPr>
               <w:t>提取</w:t>
@@ -3264,7 +3273,7 @@
               <w:rPr>
                 <w:rFonts w:ascii="Calibri" w:hAnsi="Calibri" w:eastAsia="微软雅黑"/>
                 <w:b/>
-                <w:color w:val="BEF264"/>
+                <w:color w:val="C4B5FD"/>
                 <w:sz w:val="21"/>
               </w:rPr>
               <w:t>化合物</w:t>
@@ -3386,7 +3395,7 @@
               <w:rPr>
                 <w:rFonts w:ascii="Calibri" w:hAnsi="Calibri" w:eastAsia="微软雅黑"/>
                 <w:b/>
-                <w:color w:val="C4B5FD"/>
+                <w:color w:val="FB923C"/>
                 <w:sz w:val="26"/>
               </w:rPr>
               <w:t>lethal</w:t>
@@ -3404,7 +3413,7 @@
               <w:rPr>
                 <w:rFonts w:ascii="Calibri" w:hAnsi="Calibri" w:eastAsia="微软雅黑"/>
                 <w:b/>
-                <w:color w:val="FB923C"/>
+                <w:color w:val="5EEAD4"/>
                 <w:sz w:val="26"/>
               </w:rPr>
               <w:t>dose</w:t>
@@ -3493,7 +3502,7 @@
               <w:rPr>
                 <w:rFonts w:ascii="Calibri" w:hAnsi="Calibri" w:eastAsia="微软雅黑"/>
                 <w:b/>
-                <w:color w:val="C4B5FD"/>
+                <w:color w:val="FB923C"/>
                 <w:sz w:val="21"/>
               </w:rPr>
               <w:t>致死</w:t>
@@ -3511,7 +3520,7 @@
               <w:rPr>
                 <w:rFonts w:ascii="Calibri" w:hAnsi="Calibri" w:eastAsia="微软雅黑"/>
                 <w:b/>
-                <w:color w:val="FB923C"/>
+                <w:color w:val="5EEAD4"/>
                 <w:sz w:val="21"/>
               </w:rPr>
               <w:t>剂量</w:t>
@@ -3580,7 +3589,7 @@
               <w:rPr>
                 <w:rFonts w:ascii="Calibri" w:hAnsi="Calibri" w:eastAsia="微软雅黑"/>
                 <w:b/>
-                <w:color w:val="5EEAD4"/>
+                <w:color w:val="FCA5A5"/>
                 <w:sz w:val="26"/>
               </w:rPr>
               <w:t>injected with</w:t>
@@ -3649,7 +3658,7 @@
               <w:rPr>
                 <w:rFonts w:ascii="Calibri" w:hAnsi="Calibri" w:eastAsia="微软雅黑"/>
                 <w:b/>
-                <w:color w:val="5EEAD4"/>
+                <w:color w:val="FCA5A5"/>
                 <w:sz w:val="21"/>
               </w:rPr>
               <w:t>注射了</w:t>
@@ -3759,7 +3768,7 @@
               <w:rPr>
                 <w:rFonts w:ascii="Calibri" w:hAnsi="Calibri" w:eastAsia="微软雅黑"/>
                 <w:b/>
-                <w:color w:val="FCA5A5"/>
+                <w:color w:val="FBBF24"/>
                 <w:sz w:val="26"/>
               </w:rPr>
               <w:t>prestigious</w:t>
@@ -3797,7 +3806,7 @@
               <w:rPr>
                 <w:rFonts w:ascii="Calibri" w:hAnsi="Calibri" w:eastAsia="微软雅黑"/>
                 <w:b/>
-                <w:color w:val="FBBF24"/>
+                <w:color w:val="38BDF8"/>
                 <w:sz w:val="26"/>
               </w:rPr>
               <w:t>outcome</w:t>
@@ -3828,7 +3837,7 @@
               <w:rPr>
                 <w:rFonts w:ascii="Calibri" w:hAnsi="Calibri" w:eastAsia="微软雅黑"/>
                 <w:b/>
-                <w:color w:val="FCA5A5"/>
+                <w:color w:val="FBBF24"/>
                 <w:sz w:val="21"/>
               </w:rPr>
               <w:t>享有盛誉的</w:t>
@@ -3884,7 +3893,7 @@
               <w:rPr>
                 <w:rFonts w:ascii="Calibri" w:hAnsi="Calibri" w:eastAsia="微软雅黑"/>
                 <w:b/>
-                <w:color w:val="FBBF24"/>
+                <w:color w:val="38BDF8"/>
                 <w:sz w:val="21"/>
               </w:rPr>
               <w:t>结果</w:t>
@@ -4007,7 +4016,7 @@
               <w:rPr>
                 <w:rFonts w:ascii="Calibri" w:hAnsi="Calibri" w:eastAsia="微软雅黑"/>
                 <w:b/>
-                <w:color w:val="38BDF8"/>
+                <w:color w:val="F472B6"/>
                 <w:sz w:val="26"/>
               </w:rPr>
               <w:t>constable</w:t>
@@ -4087,7 +4096,7 @@
               <w:rPr>
                 <w:rFonts w:ascii="Calibri" w:hAnsi="Calibri" w:eastAsia="微软雅黑"/>
                 <w:b/>
-                <w:color w:val="38BDF8"/>
+                <w:color w:val="F472B6"/>
                 <w:sz w:val="21"/>
               </w:rPr>
               <w:t>警员</w:t>
@@ -4138,7 +4147,7 @@
               <w:rPr>
                 <w:rFonts w:ascii="Calibri" w:hAnsi="Calibri" w:eastAsia="微软雅黑"/>
                 <w:b/>
-                <w:color w:val="F472B6"/>
+                <w:color w:val="BEF264"/>
                 <w:sz w:val="26"/>
               </w:rPr>
               <w:t>gravely ill</w:t>
@@ -4156,7 +4165,7 @@
               <w:rPr>
                 <w:rFonts w:ascii="Calibri" w:hAnsi="Calibri" w:eastAsia="微软雅黑"/>
                 <w:b/>
-                <w:color w:val="BEF264"/>
+                <w:color w:val="C4B5FD"/>
                 <w:sz w:val="26"/>
               </w:rPr>
               <w:t>infection</w:t>
@@ -4185,7 +4194,7 @@
               <w:rPr>
                 <w:rFonts w:ascii="Calibri" w:hAnsi="Calibri" w:eastAsia="微软雅黑"/>
                 <w:b/>
-                <w:color w:val="C4B5FD"/>
+                <w:color w:val="FB923C"/>
                 <w:sz w:val="26"/>
               </w:rPr>
               <w:t>rallied</w:t>
@@ -4234,7 +4243,7 @@
               <w:rPr>
                 <w:rFonts w:ascii="Calibri" w:hAnsi="Calibri" w:eastAsia="微软雅黑"/>
                 <w:b/>
-                <w:color w:val="BEF264"/>
+                <w:color w:val="C4B5FD"/>
                 <w:sz w:val="21"/>
               </w:rPr>
               <w:t>感染</w:t>
@@ -4270,7 +4279,7 @@
               <w:rPr>
                 <w:rFonts w:ascii="Calibri" w:hAnsi="Calibri" w:eastAsia="微软雅黑"/>
                 <w:b/>
-                <w:color w:val="F472B6"/>
+                <w:color w:val="BEF264"/>
                 <w:sz w:val="21"/>
               </w:rPr>
               <w:t>病情危重</w:t>
@@ -4317,7 +4326,7 @@
               <w:rPr>
                 <w:rFonts w:ascii="Calibri" w:hAnsi="Calibri" w:eastAsia="微软雅黑"/>
                 <w:b/>
-                <w:color w:val="C4B5FD"/>
+                <w:color w:val="FB923C"/>
                 <w:sz w:val="21"/>
               </w:rPr>
               <w:t>有所好转</w:t>
@@ -4398,7 +4407,7 @@
               <w:rPr>
                 <w:rFonts w:ascii="Calibri" w:hAnsi="Calibri" w:eastAsia="微软雅黑"/>
                 <w:b/>
-                <w:color w:val="FB923C"/>
+                <w:color w:val="5EEAD4"/>
                 <w:sz w:val="26"/>
               </w:rPr>
               <w:t>scarce</w:t>
@@ -4410,7 +4419,25 @@
                 <w:color w:val="F0F7F2"/>
                 <w:sz w:val="26"/>
               </w:rPr>
-              <w:t xml:space="preserve"> supply ran out,</w:t>
+              <w:t xml:space="preserve"> supply </w:t>
+            </w:r>
+            <w:r>
+              <w:rPr>
+                <w:rFonts w:ascii="Calibri" w:hAnsi="Calibri" w:eastAsia="微软雅黑"/>
+                <w:b/>
+                <w:color w:val="FCA5A5"/>
+                <w:sz w:val="26"/>
+              </w:rPr>
+              <w:t>ran out</w:t>
+            </w:r>
+            <w:r>
+              <w:rPr>
+                <w:rFonts w:ascii="Calibri" w:hAnsi="Calibri" w:eastAsia="微软雅黑"/>
+                <w:b w:val="0"/>
+                <w:color w:val="F0F7F2"/>
+                <w:sz w:val="26"/>
+              </w:rPr>
+              <w:t>,</w:t>
             </w:r>
           </w:p>
         </w:tc>
@@ -4467,7 +4494,7 @@
               <w:rPr>
                 <w:rFonts w:ascii="Calibri" w:hAnsi="Calibri" w:eastAsia="微软雅黑"/>
                 <w:b/>
-                <w:color w:val="FB923C"/>
+                <w:color w:val="5EEAD4"/>
                 <w:sz w:val="21"/>
               </w:rPr>
               <w:t>稀缺的</w:t>
@@ -4479,7 +4506,43 @@
                 <w:color w:val="AAC4B6"/>
                 <w:sz w:val="21"/>
               </w:rPr>
-              <w:t>（青霉素）供应耗尽后，</w:t>
+              <w:t>（青霉素）供应</w:t>
+            </w:r>
+            <w:r>
+              <w:rPr>
+                <w:rFonts w:ascii="Calibri" w:hAnsi="Calibri" w:eastAsia="微软雅黑"/>
+                <w:b w:val="0"/>
+                <w:color w:val="AAC4B6"/>
+                <w:sz w:val="21"/>
+              </w:rPr>
+              <w:t xml:space="preserve"> </w:t>
+            </w:r>
+            <w:r>
+              <w:rPr>
+                <w:rFonts w:ascii="Calibri" w:hAnsi="Calibri" w:eastAsia="微软雅黑"/>
+                <w:b/>
+                <w:color w:val="FCA5A5"/>
+                <w:sz w:val="21"/>
+              </w:rPr>
+              <w:t>耗尽</w:t>
+            </w:r>
+            <w:r>
+              <w:rPr>
+                <w:rFonts w:ascii="Calibri" w:hAnsi="Calibri" w:eastAsia="微软雅黑"/>
+                <w:b w:val="0"/>
+                <w:color w:val="AAC4B6"/>
+                <w:sz w:val="21"/>
+              </w:rPr>
+              <w:t xml:space="preserve"> </w:t>
+            </w:r>
+            <w:r>
+              <w:rPr>
+                <w:rFonts w:ascii="Calibri" w:hAnsi="Calibri" w:eastAsia="微软雅黑"/>
+                <w:b w:val="0"/>
+                <w:color w:val="AAC4B6"/>
+                <w:sz w:val="21"/>
+              </w:rPr>
+              <w:t>后，</w:t>
             </w:r>
           </w:p>
         </w:tc>
@@ -4561,7 +4624,7 @@
               <w:rPr>
                 <w:rFonts w:ascii="Calibri" w:hAnsi="Calibri" w:eastAsia="微软雅黑"/>
                 <w:b/>
-                <w:color w:val="5EEAD4"/>
+                <w:color w:val="FBBF24"/>
                 <w:sz w:val="26"/>
               </w:rPr>
               <w:t>obstacle</w:t>
@@ -4590,7 +4653,7 @@
               <w:rPr>
                 <w:rFonts w:ascii="Calibri" w:hAnsi="Calibri" w:eastAsia="微软雅黑"/>
                 <w:b/>
-                <w:color w:val="FCA5A5"/>
+                <w:color w:val="38BDF8"/>
                 <w:sz w:val="26"/>
               </w:rPr>
               <w:t>quantity</w:t>
@@ -4621,7 +4684,7 @@
               <w:rPr>
                 <w:rFonts w:ascii="Calibri" w:hAnsi="Calibri" w:eastAsia="微软雅黑"/>
                 <w:b/>
-                <w:color w:val="5EEAD4"/>
+                <w:color w:val="FBBF24"/>
                 <w:sz w:val="21"/>
               </w:rPr>
               <w:t>障碍</w:t>
@@ -4659,7 +4722,7 @@
               <w:rPr>
                 <w:rFonts w:ascii="Calibri" w:hAnsi="Calibri" w:eastAsia="微软雅黑"/>
                 <w:b/>
-                <w:color w:val="FCA5A5"/>
+                <w:color w:val="38BDF8"/>
                 <w:sz w:val="21"/>
               </w:rPr>
               <w:t>数量</w:t>
@@ -4834,7 +4897,7 @@
               <w:rPr>
                 <w:rFonts w:ascii="Calibri" w:hAnsi="Calibri" w:eastAsia="微软雅黑"/>
                 <w:b/>
-                <w:color w:val="FBBF24"/>
+                <w:color w:val="F472B6"/>
                 <w:sz w:val="26"/>
               </w:rPr>
               <w:t>boosted</w:t>
@@ -4852,7 +4915,7 @@
               <w:rPr>
                 <w:rFonts w:ascii="Calibri" w:hAnsi="Calibri" w:eastAsia="微软雅黑"/>
                 <w:b/>
-                <w:color w:val="38BDF8"/>
+                <w:color w:val="BEF264"/>
                 <w:sz w:val="26"/>
               </w:rPr>
               <w:t>tenfold</w:t>
@@ -4881,7 +4944,7 @@
               <w:rPr>
                 <w:rFonts w:ascii="Calibri" w:hAnsi="Calibri" w:eastAsia="微软雅黑"/>
                 <w:b/>
-                <w:color w:val="F472B6"/>
+                <w:color w:val="C4B5FD"/>
                 <w:sz w:val="26"/>
               </w:rPr>
               <w:t>corn-steep liquor</w:t>
@@ -4919,7 +4982,7 @@
               <w:rPr>
                 <w:rFonts w:ascii="Calibri" w:hAnsi="Calibri" w:eastAsia="微软雅黑"/>
                 <w:b/>
-                <w:color w:val="BEF264"/>
+                <w:color w:val="FB923C"/>
                 <w:sz w:val="26"/>
               </w:rPr>
               <w:t>starch</w:t>
@@ -4968,7 +5031,7 @@
               <w:rPr>
                 <w:rFonts w:ascii="Calibri" w:hAnsi="Calibri" w:eastAsia="微软雅黑"/>
                 <w:b/>
-                <w:color w:val="FBBF24"/>
+                <w:color w:val="F472B6"/>
                 <w:sz w:val="21"/>
               </w:rPr>
               <w:t>提高了</w:t>
@@ -5004,7 +5067,7 @@
               <w:rPr>
                 <w:rFonts w:ascii="Calibri" w:hAnsi="Calibri" w:eastAsia="微软雅黑"/>
                 <w:b/>
-                <w:color w:val="38BDF8"/>
+                <w:color w:val="BEF264"/>
                 <w:sz w:val="21"/>
               </w:rPr>
               <w:t>十倍</w:t>
@@ -5051,7 +5114,7 @@
               <w:rPr>
                 <w:rFonts w:ascii="Calibri" w:hAnsi="Calibri" w:eastAsia="微软雅黑"/>
                 <w:b/>
-                <w:color w:val="F472B6"/>
+                <w:color w:val="C4B5FD"/>
                 <w:sz w:val="21"/>
               </w:rPr>
               <w:t>玉米浆</w:t>
@@ -5098,7 +5161,7 @@
               <w:rPr>
                 <w:rFonts w:ascii="Calibri" w:hAnsi="Calibri" w:eastAsia="微软雅黑"/>
                 <w:b/>
-                <w:color w:val="BEF264"/>
+                <w:color w:val="FB923C"/>
                 <w:sz w:val="21"/>
               </w:rPr>
               <w:t>淀粉</w:t>
@@ -5204,7 +5267,7 @@
               <w:rPr>
                 <w:rFonts w:ascii="Calibri" w:hAnsi="Calibri" w:eastAsia="微软雅黑"/>
                 <w:b/>
-                <w:color w:val="C4B5FD"/>
+                <w:color w:val="5EEAD4"/>
                 <w:sz w:val="26"/>
               </w:rPr>
               <w:t>mouldy</w:t>
@@ -5222,7 +5285,7 @@
               <w:rPr>
                 <w:rFonts w:ascii="Calibri" w:hAnsi="Calibri" w:eastAsia="微软雅黑"/>
                 <w:b/>
-                <w:color w:val="FB923C"/>
+                <w:color w:val="FCA5A5"/>
                 <w:sz w:val="26"/>
               </w:rPr>
               <w:t>melon</w:t>
@@ -5242,7 +5305,7 @@
               <w:rPr>
                 <w:rFonts w:ascii="Calibri" w:hAnsi="Calibri" w:eastAsia="微软雅黑"/>
                 <w:b/>
-                <w:color w:val="5EEAD4"/>
+                <w:color w:val="FBBF24"/>
                 <w:sz w:val="26"/>
               </w:rPr>
               <w:t>furnished</w:t>
@@ -5260,7 +5323,7 @@
               <w:rPr>
                 <w:rFonts w:ascii="Calibri" w:hAnsi="Calibri" w:eastAsia="微软雅黑"/>
                 <w:b/>
-                <w:color w:val="5EEAD4"/>
+                <w:color w:val="FBBF24"/>
                 <w:sz w:val="26"/>
               </w:rPr>
               <w:t>with</w:t>
@@ -5278,7 +5341,7 @@
               <w:rPr>
                 <w:rFonts w:ascii="Calibri" w:hAnsi="Calibri" w:eastAsia="微软雅黑"/>
                 <w:b/>
-                <w:color w:val="FBBF24"/>
+                <w:color w:val="F472B6"/>
                 <w:sz w:val="26"/>
               </w:rPr>
               <w:t>prolific</w:t>
@@ -5347,7 +5410,7 @@
               <w:rPr>
                 <w:rFonts w:ascii="Calibri" w:hAnsi="Calibri" w:eastAsia="微软雅黑"/>
                 <w:b/>
-                <w:color w:val="C4B5FD"/>
+                <w:color w:val="5EEAD4"/>
                 <w:sz w:val="21"/>
               </w:rPr>
               <w:t>发霉的</w:t>
@@ -5365,7 +5428,7 @@
               <w:rPr>
                 <w:rFonts w:ascii="Calibri" w:hAnsi="Calibri" w:eastAsia="微软雅黑"/>
                 <w:b/>
-                <w:color w:val="FB923C"/>
+                <w:color w:val="FCA5A5"/>
                 <w:sz w:val="21"/>
               </w:rPr>
               <w:t>甜瓜</w:t>
@@ -5403,7 +5466,7 @@
               <w:rPr>
                 <w:rFonts w:ascii="Calibri" w:hAnsi="Calibri" w:eastAsia="微软雅黑"/>
                 <w:b/>
-                <w:color w:val="5EEAD4"/>
+                <w:color w:val="FBBF24"/>
                 <w:sz w:val="21"/>
               </w:rPr>
               <w:t>为</w:t>
@@ -5439,7 +5502,7 @@
               <w:rPr>
                 <w:rFonts w:ascii="Calibri" w:hAnsi="Calibri" w:eastAsia="微软雅黑"/>
                 <w:b/>
-                <w:color w:val="5EEAD4"/>
+                <w:color w:val="FBBF24"/>
                 <w:sz w:val="21"/>
               </w:rPr>
               <w:t>提供了</w:t>
@@ -5475,7 +5538,7 @@
               <w:rPr>
                 <w:rFonts w:ascii="Calibri" w:hAnsi="Calibri" w:eastAsia="微软雅黑"/>
                 <w:b/>
-                <w:color w:val="FBBF24"/>
+                <w:color w:val="F472B6"/>
                 <w:sz w:val="21"/>
               </w:rPr>
               <w:t>高产的</w:t>
@@ -5575,7 +5638,7 @@
               <w:rPr>
                 <w:rFonts w:ascii="Calibri" w:hAnsi="Calibri" w:eastAsia="微软雅黑"/>
                 <w:b/>
-                <w:color w:val="38BDF8"/>
+                <w:color w:val="BEF264"/>
                 <w:sz w:val="26"/>
               </w:rPr>
               <w:t>industrial</w:t>
@@ -5593,7 +5656,7 @@
               <w:rPr>
                 <w:rFonts w:ascii="Calibri" w:hAnsi="Calibri" w:eastAsia="微软雅黑"/>
                 <w:b/>
-                <w:color w:val="F472B6"/>
+                <w:color w:val="C4B5FD"/>
                 <w:sz w:val="26"/>
               </w:rPr>
               <w:t>fermentation</w:t>
@@ -5622,7 +5685,7 @@
               <w:rPr>
                 <w:rFonts w:ascii="Calibri" w:hAnsi="Calibri" w:eastAsia="微软雅黑"/>
                 <w:b/>
-                <w:color w:val="BEF264"/>
+                <w:color w:val="FB923C"/>
                 <w:sz w:val="26"/>
               </w:rPr>
               <w:t>Allied</w:t>
@@ -5673,7 +5736,7 @@
               <w:rPr>
                 <w:rFonts w:ascii="Calibri" w:hAnsi="Calibri" w:eastAsia="微软雅黑"/>
                 <w:b/>
-                <w:color w:val="38BDF8"/>
+                <w:color w:val="BEF264"/>
                 <w:sz w:val="21"/>
               </w:rPr>
               <w:t>工业</w:t>
@@ -5691,7 +5754,7 @@
               <w:rPr>
                 <w:rFonts w:ascii="Calibri" w:hAnsi="Calibri" w:eastAsia="微软雅黑"/>
                 <w:b/>
-                <w:color w:val="F472B6"/>
+                <w:color w:val="C4B5FD"/>
                 <w:sz w:val="21"/>
               </w:rPr>
               <w:t>发酵</w:t>
@@ -5729,7 +5792,7 @@
               <w:rPr>
                 <w:rFonts w:ascii="Calibri" w:hAnsi="Calibri" w:eastAsia="微软雅黑"/>
                 <w:b/>
-                <w:color w:val="BEF264"/>
+                <w:color w:val="FB923C"/>
                 <w:sz w:val="21"/>
               </w:rPr>
               <w:t>盟军的</w:t>
@@ -5983,7 +6046,7 @@
               <w:rPr>
                 <w:rFonts w:ascii="Calibri" w:hAnsi="Calibri" w:eastAsia="微软雅黑"/>
                 <w:b/>
-                <w:color w:val="C4B5FD"/>
+                <w:color w:val="5EEAD4"/>
                 <w:sz w:val="26"/>
               </w:rPr>
               <w:t>overlooked</w:t>
@@ -6052,7 +6115,7 @@
               <w:rPr>
                 <w:rFonts w:ascii="Calibri" w:hAnsi="Calibri" w:eastAsia="微软雅黑"/>
                 <w:b/>
-                <w:color w:val="C4B5FD"/>
+                <w:color w:val="5EEAD4"/>
                 <w:sz w:val="21"/>
               </w:rPr>
               <w:t>遭到忽视</w:t>
@@ -6108,7 +6171,7 @@
               <w:rPr>
                 <w:rFonts w:ascii="Calibri" w:hAnsi="Calibri" w:eastAsia="微软雅黑"/>
                 <w:b/>
-                <w:color w:val="FB923C"/>
+                <w:color w:val="FCA5A5"/>
                 <w:sz w:val="26"/>
               </w:rPr>
               <w:t>Fortune</w:t>
@@ -6150,7 +6213,7 @@
               <w:rPr>
                 <w:rFonts w:ascii="Calibri" w:hAnsi="Calibri" w:eastAsia="微软雅黑"/>
                 <w:b/>
-                <w:color w:val="FB923C"/>
+                <w:color w:val="FCA5A5"/>
                 <w:sz w:val="21"/>
               </w:rPr>
               <w:t>机缘</w:t>
@@ -6213,7 +6276,7 @@
               <w:rPr>
                 <w:rFonts w:ascii="Calibri" w:hAnsi="Calibri" w:eastAsia="微软雅黑"/>
                 <w:b/>
-                <w:color w:val="5EEAD4"/>
+                <w:color w:val="FBBF24"/>
                 <w:sz w:val="26"/>
               </w:rPr>
               <w:t>tenacious</w:t>
@@ -6251,7 +6314,7 @@
               <w:rPr>
                 <w:rFonts w:ascii="Calibri" w:hAnsi="Calibri" w:eastAsia="微软雅黑"/>
                 <w:b/>
-                <w:color w:val="FCA5A5"/>
+                <w:color w:val="38BDF8"/>
                 <w:sz w:val="26"/>
               </w:rPr>
               <w:t>toil</w:t>
@@ -6271,7 +6334,7 @@
               <w:rPr>
                 <w:rFonts w:ascii="Calibri" w:hAnsi="Calibri" w:eastAsia="微软雅黑"/>
                 <w:b/>
-                <w:color w:val="FBBF24"/>
+                <w:color w:val="F472B6"/>
                 <w:sz w:val="26"/>
               </w:rPr>
               <w:t>transformed</w:t>
@@ -6289,7 +6352,7 @@
               <w:rPr>
                 <w:rFonts w:ascii="Calibri" w:hAnsi="Calibri" w:eastAsia="微软雅黑"/>
                 <w:b/>
-                <w:color w:val="FBBF24"/>
+                <w:color w:val="F472B6"/>
                 <w:sz w:val="26"/>
               </w:rPr>
               <w:t>into</w:t>
@@ -6307,7 +6370,7 @@
               <w:rPr>
                 <w:rFonts w:ascii="Calibri" w:hAnsi="Calibri" w:eastAsia="微软雅黑"/>
                 <w:b/>
-                <w:color w:val="F472B6"/>
+                <w:color w:val="C4B5FD"/>
                 <w:sz w:val="26"/>
               </w:rPr>
               <w:t>remedy</w:t>
@@ -6356,7 +6419,7 @@
               <w:rPr>
                 <w:rFonts w:ascii="Calibri" w:hAnsi="Calibri" w:eastAsia="微软雅黑"/>
                 <w:b/>
-                <w:color w:val="5EEAD4"/>
+                <w:color w:val="FBBF24"/>
                 <w:sz w:val="21"/>
               </w:rPr>
               <w:t>锲而不舍的/坚持不懈的</w:t>
@@ -6412,7 +6475,7 @@
               <w:rPr>
                 <w:rFonts w:ascii="Calibri" w:hAnsi="Calibri" w:eastAsia="微软雅黑"/>
                 <w:b/>
-                <w:color w:val="FCA5A5"/>
+                <w:color w:val="38BDF8"/>
                 <w:sz w:val="21"/>
               </w:rPr>
               <w:t>辛劳/辛苦工作</w:t>
@@ -6459,7 +6522,7 @@
               <w:rPr>
                 <w:rFonts w:ascii="Calibri" w:hAnsi="Calibri" w:eastAsia="微软雅黑"/>
                 <w:b/>
-                <w:color w:val="FBBF24"/>
+                <w:color w:val="F472B6"/>
                 <w:sz w:val="21"/>
               </w:rPr>
               <w:t>转化成了</w:t>
@@ -6477,7 +6540,7 @@
               <w:rPr>
                 <w:rFonts w:ascii="Calibri" w:hAnsi="Calibri" w:eastAsia="微软雅黑"/>
                 <w:b/>
-                <w:color w:val="F472B6"/>
+                <w:color w:val="C4B5FD"/>
                 <w:sz w:val="21"/>
               </w:rPr>
               <w:t>良药</w:t>

--- a/视频/对照文本/18-文本.docx
+++ b/视频/对照文本/18-文本.docx
@@ -324,13 +324,14 @@
         </w:tblBorders>
       </w:tblPr>
       <w:tblGrid>
-        <w:gridCol w:w="5270"/>
-        <w:gridCol w:w="5270"/>
+        <w:gridCol w:w="3513"/>
+        <w:gridCol w:w="3513"/>
+        <w:gridCol w:w="3513"/>
       </w:tblGrid>
       <w:tr>
         <w:tc>
           <w:tcPr>
-            <w:tcW w:type="dxa" w:w="5270"/>
+            <w:tcW w:type="dxa" w:w="3513"/>
           </w:tcPr>
           <w:p>
             <w:pPr>
@@ -377,7 +378,7 @@
         </w:tc>
         <w:tc>
           <w:tcPr>
-            <w:tcW w:type="dxa" w:w="5270"/>
+            <w:tcW w:type="dxa" w:w="3513"/>
           </w:tcPr>
           <w:p>
             <w:pPr>
@@ -402,6 +403,17 @@
               </w:rPr>
               <w:t>contaminated</w:t>
             </w:r>
+          </w:p>
+        </w:tc>
+        <w:tc>
+          <w:tcPr>
+            <w:tcW w:type="dxa" w:w="3513"/>
+          </w:tcPr>
+          <w:p>
+            <w:pPr>
+              <w:spacing w:after="0"/>
+              <w:jc w:val="center"/>
+            </w:pPr>
             <w:r>
               <w:rPr>
                 <w:rFonts w:ascii="Calibri" w:hAnsi="Calibri" w:eastAsia="微软雅黑"/>
@@ -409,7 +421,7 @@
                 <w:color w:val="F0F7F2"/>
                 <w:sz w:val="26"/>
               </w:rPr>
-              <w:t xml:space="preserve"> a dish of staphylococcus </w:t>
+              <w:t xml:space="preserve">a dish of staphylococcus </w:t>
             </w:r>
             <w:r>
               <w:rPr>
@@ -435,7 +447,7 @@
       <w:tr>
         <w:tc>
           <w:tcPr>
-            <w:tcW w:type="dxa" w:w="5270"/>
+            <w:tcW w:type="dxa" w:w="3513"/>
           </w:tcPr>
           <w:p>
             <w:pPr>
@@ -491,7 +503,7 @@
         </w:tc>
         <w:tc>
           <w:tcPr>
-            <w:tcW w:type="dxa" w:w="5270"/>
+            <w:tcW w:type="dxa" w:w="3513"/>
           </w:tcPr>
           <w:p>
             <w:pPr>
@@ -507,15 +519,17 @@
               </w:rPr>
               <w:t>污染了</w:t>
             </w:r>
-            <w:r>
-              <w:rPr>
-                <w:rFonts w:ascii="Calibri" w:hAnsi="Calibri" w:eastAsia="微软雅黑"/>
-                <w:b w:val="0"/>
-                <w:color w:val="AAC4B6"/>
-                <w:sz w:val="21"/>
-              </w:rPr>
-              <w:t xml:space="preserve"> </w:t>
-            </w:r>
+          </w:p>
+        </w:tc>
+        <w:tc>
+          <w:tcPr>
+            <w:tcW w:type="dxa" w:w="3513"/>
+          </w:tcPr>
+          <w:p>
+            <w:pPr>
+              <w:spacing w:after="0"/>
+              <w:jc w:val="center"/>
+            </w:pPr>
             <w:r>
               <w:rPr>
                 <w:rFonts w:ascii="Calibri" w:hAnsi="Calibri" w:eastAsia="微软雅黑"/>
@@ -670,13 +684,14 @@
         </w:tblBorders>
       </w:tblPr>
       <w:tblGrid>
-        <w:gridCol w:w="5270"/>
-        <w:gridCol w:w="5270"/>
+        <w:gridCol w:w="3513"/>
+        <w:gridCol w:w="3513"/>
+        <w:gridCol w:w="3513"/>
       </w:tblGrid>
       <w:tr>
         <w:tc>
           <w:tcPr>
-            <w:tcW w:type="dxa" w:w="5270"/>
+            <w:tcW w:type="dxa" w:w="3513"/>
           </w:tcPr>
           <w:p>
             <w:pPr>
@@ -696,7 +711,7 @@
         </w:tc>
         <w:tc>
           <w:tcPr>
-            <w:tcW w:type="dxa" w:w="5270"/>
+            <w:tcW w:type="dxa" w:w="3513"/>
           </w:tcPr>
           <w:p>
             <w:pPr>
@@ -710,7 +725,27 @@
                 <w:color w:val="F0F7F2"/>
                 <w:sz w:val="26"/>
               </w:rPr>
-              <w:t>blames an open window;</w:t>
+              <w:t>blames</w:t>
+            </w:r>
+          </w:p>
+        </w:tc>
+        <w:tc>
+          <w:tcPr>
+            <w:tcW w:type="dxa" w:w="3513"/>
+          </w:tcPr>
+          <w:p>
+            <w:pPr>
+              <w:spacing w:after="0"/>
+              <w:jc w:val="center"/>
+            </w:pPr>
+            <w:r>
+              <w:rPr>
+                <w:rFonts w:ascii="Calibri" w:hAnsi="Calibri" w:eastAsia="微软雅黑"/>
+                <w:b w:val="0"/>
+                <w:color w:val="F0F7F2"/>
+                <w:sz w:val="26"/>
+              </w:rPr>
+              <w:t>an open window;</w:t>
             </w:r>
           </w:p>
         </w:tc>
@@ -718,7 +753,7 @@
       <w:tr>
         <w:tc>
           <w:tcPr>
-            <w:tcW w:type="dxa" w:w="5270"/>
+            <w:tcW w:type="dxa" w:w="3513"/>
           </w:tcPr>
           <w:p>
             <w:pPr>
@@ -738,7 +773,7 @@
         </w:tc>
         <w:tc>
           <w:tcPr>
-            <w:tcW w:type="dxa" w:w="5270"/>
+            <w:tcW w:type="dxa" w:w="3513"/>
           </w:tcPr>
           <w:p>
             <w:pPr>
@@ -752,7 +787,27 @@
                 <w:color w:val="AAC4B6"/>
                 <w:sz w:val="21"/>
               </w:rPr>
-              <w:t>将其归咎于一扇敞开的窗户；</w:t>
+              <w:t>将其归咎于</w:t>
+            </w:r>
+          </w:p>
+        </w:tc>
+        <w:tc>
+          <w:tcPr>
+            <w:tcW w:type="dxa" w:w="3513"/>
+          </w:tcPr>
+          <w:p>
+            <w:pPr>
+              <w:spacing w:after="0"/>
+              <w:jc w:val="center"/>
+            </w:pPr>
+            <w:r>
+              <w:rPr>
+                <w:rFonts w:ascii="Calibri" w:hAnsi="Calibri" w:eastAsia="微软雅黑"/>
+                <w:b w:val="0"/>
+                <w:color w:val="AAC4B6"/>
+                <w:sz w:val="21"/>
+              </w:rPr>
+              <w:t>一扇敞开的窗户；</w:t>
             </w:r>
           </w:p>
         </w:tc>
@@ -788,13 +843,15 @@
         </w:tblBorders>
       </w:tblPr>
       <w:tblGrid>
-        <w:gridCol w:w="5270"/>
-        <w:gridCol w:w="5270"/>
+        <w:gridCol w:w="2635"/>
+        <w:gridCol w:w="2635"/>
+        <w:gridCol w:w="2635"/>
+        <w:gridCol w:w="2635"/>
       </w:tblGrid>
       <w:tr>
         <w:tc>
           <w:tcPr>
-            <w:tcW w:type="dxa" w:w="5270"/>
+            <w:tcW w:type="dxa" w:w="2635"/>
           </w:tcPr>
           <w:p>
             <w:pPr>
@@ -823,7 +880,7 @@
         </w:tc>
         <w:tc>
           <w:tcPr>
-            <w:tcW w:type="dxa" w:w="5270"/>
+            <w:tcW w:type="dxa" w:w="2635"/>
           </w:tcPr>
           <w:p>
             <w:pPr>
@@ -837,8 +894,19 @@
                 <w:color w:val="F0F7F2"/>
                 <w:sz w:val="26"/>
               </w:rPr>
-              <w:t xml:space="preserve">probably </w:t>
-            </w:r>
+              <w:t>probably</w:t>
+            </w:r>
+          </w:p>
+        </w:tc>
+        <w:tc>
+          <w:tcPr>
+            <w:tcW w:type="dxa" w:w="2635"/>
+          </w:tcPr>
+          <w:p>
+            <w:pPr>
+              <w:spacing w:after="0"/>
+              <w:jc w:val="center"/>
+            </w:pPr>
             <w:r>
               <w:rPr>
                 <w:rFonts w:ascii="Calibri" w:hAnsi="Calibri" w:eastAsia="微软雅黑"/>
@@ -848,6 +916,17 @@
               </w:rPr>
               <w:t>originated in</w:t>
             </w:r>
+          </w:p>
+        </w:tc>
+        <w:tc>
+          <w:tcPr>
+            <w:tcW w:type="dxa" w:w="2635"/>
+          </w:tcPr>
+          <w:p>
+            <w:pPr>
+              <w:spacing w:after="0"/>
+              <w:jc w:val="center"/>
+            </w:pPr>
             <w:r>
               <w:rPr>
                 <w:rFonts w:ascii="Calibri" w:hAnsi="Calibri" w:eastAsia="微软雅黑"/>
@@ -855,7 +934,7 @@
                 <w:color w:val="F0F7F2"/>
                 <w:sz w:val="26"/>
               </w:rPr>
-              <w:t xml:space="preserve"> a laboratory downstairs,</w:t>
+              <w:t>a laboratory downstairs,</w:t>
             </w:r>
           </w:p>
         </w:tc>
@@ -863,7 +942,7 @@
       <w:tr>
         <w:tc>
           <w:tcPr>
-            <w:tcW w:type="dxa" w:w="5270"/>
+            <w:tcW w:type="dxa" w:w="2635"/>
           </w:tcPr>
           <w:p>
             <w:pPr>
@@ -883,7 +962,7 @@
         </w:tc>
         <w:tc>
           <w:tcPr>
-            <w:tcW w:type="dxa" w:w="5270"/>
+            <w:tcW w:type="dxa" w:w="2635"/>
           </w:tcPr>
           <w:p>
             <w:pPr>
@@ -899,15 +978,17 @@
               </w:rPr>
               <w:t>很可能</w:t>
             </w:r>
-            <w:r>
-              <w:rPr>
-                <w:rFonts w:ascii="Calibri" w:hAnsi="Calibri" w:eastAsia="微软雅黑"/>
-                <w:b w:val="0"/>
-                <w:color w:val="AAC4B6"/>
-                <w:sz w:val="21"/>
-              </w:rPr>
-              <w:t xml:space="preserve"> </w:t>
-            </w:r>
+          </w:p>
+        </w:tc>
+        <w:tc>
+          <w:tcPr>
+            <w:tcW w:type="dxa" w:w="2635"/>
+          </w:tcPr>
+          <w:p>
+            <w:pPr>
+              <w:spacing w:after="0"/>
+              <w:jc w:val="center"/>
+            </w:pPr>
             <w:r>
               <w:rPr>
                 <w:rFonts w:ascii="Calibri" w:hAnsi="Calibri" w:eastAsia="微软雅黑"/>
@@ -917,15 +998,17 @@
               </w:rPr>
               <w:t>起源于</w:t>
             </w:r>
-            <w:r>
-              <w:rPr>
-                <w:rFonts w:ascii="Calibri" w:hAnsi="Calibri" w:eastAsia="微软雅黑"/>
-                <w:b w:val="0"/>
-                <w:color w:val="AAC4B6"/>
-                <w:sz w:val="21"/>
-              </w:rPr>
-              <w:t xml:space="preserve"> </w:t>
-            </w:r>
+          </w:p>
+        </w:tc>
+        <w:tc>
+          <w:tcPr>
+            <w:tcW w:type="dxa" w:w="2635"/>
+          </w:tcPr>
+          <w:p>
+            <w:pPr>
+              <w:spacing w:after="0"/>
+              <w:jc w:val="center"/>
+            </w:pPr>
             <w:r>
               <w:rPr>
                 <w:rFonts w:ascii="Calibri" w:hAnsi="Calibri" w:eastAsia="微软雅黑"/>
@@ -955,12 +1038,14 @@
         </w:tblBorders>
       </w:tblPr>
       <w:tblGrid>
-        <w:gridCol w:w="10540"/>
+        <w:gridCol w:w="3513"/>
+        <w:gridCol w:w="3513"/>
+        <w:gridCol w:w="3513"/>
       </w:tblGrid>
       <w:tr>
         <w:tc>
           <w:tcPr>
-            <w:tcW w:type="dxa" w:w="10540"/>
+            <w:tcW w:type="dxa" w:w="3513"/>
           </w:tcPr>
           <w:p>
             <w:pPr>
@@ -974,8 +1059,39 @@
                 <w:color w:val="F0F7F2"/>
                 <w:sz w:val="26"/>
               </w:rPr>
-              <w:t xml:space="preserve">where a colleague </w:t>
-            </w:r>
+              <w:t>where</w:t>
+            </w:r>
+          </w:p>
+        </w:tc>
+        <w:tc>
+          <w:tcPr>
+            <w:tcW w:type="dxa" w:w="3513"/>
+          </w:tcPr>
+          <w:p>
+            <w:pPr>
+              <w:spacing w:after="0"/>
+              <w:jc w:val="center"/>
+            </w:pPr>
+            <w:r>
+              <w:rPr>
+                <w:rFonts w:ascii="Calibri" w:hAnsi="Calibri" w:eastAsia="微软雅黑"/>
+                <w:b w:val="0"/>
+                <w:color w:val="F0F7F2"/>
+                <w:sz w:val="26"/>
+              </w:rPr>
+              <w:t>a colleague</w:t>
+            </w:r>
+          </w:p>
+        </w:tc>
+        <w:tc>
+          <w:tcPr>
+            <w:tcW w:type="dxa" w:w="3513"/>
+          </w:tcPr>
+          <w:p>
+            <w:pPr>
+              <w:spacing w:after="0"/>
+              <w:jc w:val="center"/>
+            </w:pPr>
             <w:r>
               <w:rPr>
                 <w:rFonts w:ascii="Calibri" w:hAnsi="Calibri" w:eastAsia="微软雅黑"/>
@@ -1000,7 +1116,7 @@
       <w:tr>
         <w:tc>
           <w:tcPr>
-            <w:tcW w:type="dxa" w:w="10540"/>
+            <w:tcW w:type="dxa" w:w="3513"/>
           </w:tcPr>
           <w:p>
             <w:pPr>
@@ -1014,8 +1130,19 @@
                 <w:color w:val="AAC4B6"/>
                 <w:sz w:val="21"/>
               </w:rPr>
-              <w:t>在那里有一位同事</w:t>
-            </w:r>
+              <w:t>在那里</w:t>
+            </w:r>
+          </w:p>
+        </w:tc>
+        <w:tc>
+          <w:tcPr>
+            <w:tcW w:type="dxa" w:w="3513"/>
+          </w:tcPr>
+          <w:p>
+            <w:pPr>
+              <w:spacing w:after="0"/>
+              <w:jc w:val="center"/>
+            </w:pPr>
             <w:r>
               <w:rPr>
                 <w:rFonts w:ascii="Calibri" w:hAnsi="Calibri" w:eastAsia="微软雅黑"/>
@@ -1023,8 +1150,19 @@
                 <w:color w:val="AAC4B6"/>
                 <w:sz w:val="21"/>
               </w:rPr>
-              <w:t xml:space="preserve"> </w:t>
-            </w:r>
+              <w:t>有一位同事</w:t>
+            </w:r>
+          </w:p>
+        </w:tc>
+        <w:tc>
+          <w:tcPr>
+            <w:tcW w:type="dxa" w:w="3513"/>
+          </w:tcPr>
+          <w:p>
+            <w:pPr>
+              <w:spacing w:after="0"/>
+              <w:jc w:val="center"/>
+            </w:pPr>
             <w:r>
               <w:rPr>
                 <w:rFonts w:ascii="Calibri" w:hAnsi="Calibri" w:eastAsia="微软雅黑"/>
@@ -1092,14 +1230,16 @@
         </w:tblBorders>
       </w:tblPr>
       <w:tblGrid>
-        <w:gridCol w:w="3513"/>
-        <w:gridCol w:w="3513"/>
-        <w:gridCol w:w="3513"/>
+        <w:gridCol w:w="2108"/>
+        <w:gridCol w:w="2108"/>
+        <w:gridCol w:w="2108"/>
+        <w:gridCol w:w="2108"/>
+        <w:gridCol w:w="2108"/>
       </w:tblGrid>
       <w:tr>
         <w:tc>
           <w:tcPr>
-            <w:tcW w:type="dxa" w:w="3513"/>
+            <w:tcW w:type="dxa" w:w="2108"/>
           </w:tcPr>
           <w:p>
             <w:pPr>
@@ -1119,7 +1259,7 @@
         </w:tc>
         <w:tc>
           <w:tcPr>
-            <w:tcW w:type="dxa" w:w="3513"/>
+            <w:tcW w:type="dxa" w:w="2108"/>
           </w:tcPr>
           <w:p>
             <w:pPr>
@@ -1133,22 +1273,13 @@
                 <w:color w:val="F0F7F2"/>
                 <w:sz w:val="26"/>
               </w:rPr>
-              <w:t xml:space="preserve">called the mould's juice </w:t>
-            </w:r>
-            <w:r>
-              <w:rPr>
-                <w:rFonts w:ascii="Calibri" w:hAnsi="Calibri" w:eastAsia="微软雅黑"/>
-                <w:b/>
-                <w:color w:val="FBBF24"/>
-                <w:sz w:val="26"/>
-              </w:rPr>
-              <w:t>penicillin</w:t>
+              <w:t>called the mould's juice</w:t>
             </w:r>
           </w:p>
         </w:tc>
         <w:tc>
           <w:tcPr>
-            <w:tcW w:type="dxa" w:w="3513"/>
+            <w:tcW w:type="dxa" w:w="2108"/>
           </w:tcPr>
           <w:p>
             <w:pPr>
@@ -1158,11 +1289,51 @@
             <w:r>
               <w:rPr>
                 <w:rFonts w:ascii="Calibri" w:hAnsi="Calibri" w:eastAsia="微软雅黑"/>
+                <w:b/>
+                <w:color w:val="FBBF24"/>
+                <w:sz w:val="26"/>
+              </w:rPr>
+              <w:t>penicillin</w:t>
+            </w:r>
+          </w:p>
+        </w:tc>
+        <w:tc>
+          <w:tcPr>
+            <w:tcW w:type="dxa" w:w="2108"/>
+          </w:tcPr>
+          <w:p>
+            <w:pPr>
+              <w:spacing w:after="0"/>
+              <w:jc w:val="center"/>
+            </w:pPr>
+            <w:r>
+              <w:rPr>
+                <w:rFonts w:ascii="Calibri" w:hAnsi="Calibri" w:eastAsia="微软雅黑"/>
                 <w:b w:val="0"/>
                 <w:color w:val="F0F7F2"/>
                 <w:sz w:val="26"/>
               </w:rPr>
-              <w:t>and published in June 1929.</w:t>
+              <w:t>and</w:t>
+            </w:r>
+          </w:p>
+        </w:tc>
+        <w:tc>
+          <w:tcPr>
+            <w:tcW w:type="dxa" w:w="2108"/>
+          </w:tcPr>
+          <w:p>
+            <w:pPr>
+              <w:spacing w:after="0"/>
+              <w:jc w:val="center"/>
+            </w:pPr>
+            <w:r>
+              <w:rPr>
+                <w:rFonts w:ascii="Calibri" w:hAnsi="Calibri" w:eastAsia="微软雅黑"/>
+                <w:b w:val="0"/>
+                <w:color w:val="F0F7F2"/>
+                <w:sz w:val="26"/>
+              </w:rPr>
+              <w:t>published in June 1929.</w:t>
             </w:r>
           </w:p>
         </w:tc>
@@ -1170,7 +1341,7 @@
       <w:tr>
         <w:tc>
           <w:tcPr>
-            <w:tcW w:type="dxa" w:w="3513"/>
+            <w:tcW w:type="dxa" w:w="2108"/>
           </w:tcPr>
           <w:p>
             <w:pPr>
@@ -1190,7 +1361,7 @@
         </w:tc>
         <w:tc>
           <w:tcPr>
-            <w:tcW w:type="dxa" w:w="3513"/>
+            <w:tcW w:type="dxa" w:w="2108"/>
           </w:tcPr>
           <w:p>
             <w:pPr>
@@ -1206,38 +1377,11 @@
               </w:rPr>
               <w:t>将这种霉菌（分泌的）汁液称为</w:t>
             </w:r>
-            <w:r>
-              <w:rPr>
-                <w:rFonts w:ascii="Calibri" w:hAnsi="Calibri" w:eastAsia="微软雅黑"/>
-                <w:b w:val="0"/>
-                <w:color w:val="AAC4B6"/>
-                <w:sz w:val="21"/>
-              </w:rPr>
-              <w:t xml:space="preserve"> </w:t>
-            </w:r>
-            <w:r>
-              <w:rPr>
-                <w:rFonts w:ascii="Calibri" w:hAnsi="Calibri" w:eastAsia="微软雅黑"/>
-                <w:b/>
-                <w:color w:val="FBBF24"/>
-                <w:sz w:val="21"/>
-              </w:rPr>
-              <w:t>青霉素</w:t>
-            </w:r>
-            <w:r>
-              <w:rPr>
-                <w:rFonts w:ascii="Calibri" w:hAnsi="Calibri" w:eastAsia="微软雅黑"/>
-                <w:b w:val="0"/>
-                <w:color w:val="AAC4B6"/>
-                <w:sz w:val="21"/>
-              </w:rPr>
-              <w:t>，</w:t>
-            </w:r>
           </w:p>
         </w:tc>
         <w:tc>
           <w:tcPr>
-            <w:tcW w:type="dxa" w:w="3513"/>
+            <w:tcW w:type="dxa" w:w="2108"/>
           </w:tcPr>
           <w:p>
             <w:pPr>
@@ -1247,11 +1391,60 @@
             <w:r>
               <w:rPr>
                 <w:rFonts w:ascii="Calibri" w:hAnsi="Calibri" w:eastAsia="微软雅黑"/>
+                <w:b/>
+                <w:color w:val="FBBF24"/>
+                <w:sz w:val="21"/>
+              </w:rPr>
+              <w:t>青霉素</w:t>
+            </w:r>
+            <w:r>
+              <w:rPr>
+                <w:rFonts w:ascii="Calibri" w:hAnsi="Calibri" w:eastAsia="微软雅黑"/>
                 <w:b w:val="0"/>
                 <w:color w:val="AAC4B6"/>
                 <w:sz w:val="21"/>
               </w:rPr>
-              <w:t>并于1929年6月发表。</w:t>
+              <w:t>，</w:t>
+            </w:r>
+          </w:p>
+        </w:tc>
+        <w:tc>
+          <w:tcPr>
+            <w:tcW w:type="dxa" w:w="2108"/>
+          </w:tcPr>
+          <w:p>
+            <w:pPr>
+              <w:spacing w:after="0"/>
+              <w:jc w:val="center"/>
+            </w:pPr>
+            <w:r>
+              <w:rPr>
+                <w:rFonts w:ascii="Calibri" w:hAnsi="Calibri" w:eastAsia="微软雅黑"/>
+                <w:b w:val="0"/>
+                <w:color w:val="AAC4B6"/>
+                <w:sz w:val="21"/>
+              </w:rPr>
+              <w:t>并</w:t>
+            </w:r>
+          </w:p>
+        </w:tc>
+        <w:tc>
+          <w:tcPr>
+            <w:tcW w:type="dxa" w:w="2108"/>
+          </w:tcPr>
+          <w:p>
+            <w:pPr>
+              <w:spacing w:after="0"/>
+              <w:jc w:val="center"/>
+            </w:pPr>
+            <w:r>
+              <w:rPr>
+                <w:rFonts w:ascii="Calibri" w:hAnsi="Calibri" w:eastAsia="微软雅黑"/>
+                <w:b w:val="0"/>
+                <w:color w:val="AAC4B6"/>
+                <w:sz w:val="21"/>
+              </w:rPr>
+              <w:t>于1929年6月发表。</w:t>
             </w:r>
           </w:p>
         </w:tc>
@@ -1527,12 +1720,14 @@
         </w:tblBorders>
       </w:tblPr>
       <w:tblGrid>
-        <w:gridCol w:w="10540"/>
+        <w:gridCol w:w="3513"/>
+        <w:gridCol w:w="3513"/>
+        <w:gridCol w:w="3513"/>
       </w:tblGrid>
       <w:tr>
         <w:tc>
           <w:tcPr>
-            <w:tcW w:type="dxa" w:w="10540"/>
+            <w:tcW w:type="dxa" w:w="3513"/>
           </w:tcPr>
           <w:p>
             <w:pPr>
@@ -1546,8 +1741,19 @@
                 <w:color w:val="F0F7F2"/>
                 <w:sz w:val="26"/>
               </w:rPr>
-              <w:t xml:space="preserve">and </w:t>
-            </w:r>
+              <w:t>and</w:t>
+            </w:r>
+          </w:p>
+        </w:tc>
+        <w:tc>
+          <w:tcPr>
+            <w:tcW w:type="dxa" w:w="3513"/>
+          </w:tcPr>
+          <w:p>
+            <w:pPr>
+              <w:spacing w:after="0"/>
+              <w:jc w:val="center"/>
+            </w:pPr>
             <w:r>
               <w:rPr>
                 <w:rFonts w:ascii="Calibri" w:hAnsi="Calibri" w:eastAsia="微软雅黑"/>
@@ -1564,7 +1770,27 @@
                 <w:color w:val="F0F7F2"/>
                 <w:sz w:val="26"/>
               </w:rPr>
-              <w:t xml:space="preserve"> hard to </w:t>
+              <w:t xml:space="preserve"> hard</w:t>
+            </w:r>
+          </w:p>
+        </w:tc>
+        <w:tc>
+          <w:tcPr>
+            <w:tcW w:type="dxa" w:w="3513"/>
+          </w:tcPr>
+          <w:p>
+            <w:pPr>
+              <w:spacing w:after="0"/>
+              <w:jc w:val="center"/>
+            </w:pPr>
+            <w:r>
+              <w:rPr>
+                <w:rFonts w:ascii="Calibri" w:hAnsi="Calibri" w:eastAsia="微软雅黑"/>
+                <w:b w:val="0"/>
+                <w:color w:val="F0F7F2"/>
+                <w:sz w:val="26"/>
+              </w:rPr>
+              <w:t xml:space="preserve">to </w:t>
             </w:r>
             <w:r>
               <w:rPr>
@@ -1590,7 +1816,7 @@
       <w:tr>
         <w:tc>
           <w:tcPr>
-            <w:tcW w:type="dxa" w:w="10540"/>
+            <w:tcW w:type="dxa" w:w="3513"/>
           </w:tcPr>
           <w:p>
             <w:pPr>
@@ -1606,6 +1832,26 @@
               </w:rPr>
               <w:t>并且</w:t>
             </w:r>
+          </w:p>
+        </w:tc>
+        <w:tc>
+          <w:tcPr>
+            <w:tcW w:type="dxa" w:w="3513"/>
+          </w:tcPr>
+          <w:p>
+            <w:pPr>
+              <w:spacing w:after="0"/>
+              <w:jc w:val="center"/>
+            </w:pPr>
+            <w:r>
+              <w:rPr>
+                <w:rFonts w:ascii="Calibri" w:hAnsi="Calibri" w:eastAsia="微软雅黑"/>
+                <w:b/>
+                <w:color w:val="BEF264"/>
+                <w:sz w:val="21"/>
+              </w:rPr>
+              <w:t>极</w:t>
+            </w:r>
             <w:r>
               <w:rPr>
                 <w:rFonts w:ascii="Calibri" w:hAnsi="Calibri" w:eastAsia="微软雅黑"/>
@@ -1618,39 +1864,23 @@
             <w:r>
               <w:rPr>
                 <w:rFonts w:ascii="Calibri" w:hAnsi="Calibri" w:eastAsia="微软雅黑"/>
-                <w:b/>
-                <w:color w:val="BEF264"/>
-                <w:sz w:val="21"/>
-              </w:rPr>
-              <w:t>极</w:t>
-            </w:r>
-            <w:r>
-              <w:rPr>
-                <w:rFonts w:ascii="Calibri" w:hAnsi="Calibri" w:eastAsia="微软雅黑"/>
                 <w:b w:val="0"/>
                 <w:color w:val="AAC4B6"/>
                 <w:sz w:val="21"/>
               </w:rPr>
-              <w:t xml:space="preserve"> </w:t>
-            </w:r>
-            <w:r>
-              <w:rPr>
-                <w:rFonts w:ascii="Calibri" w:hAnsi="Calibri" w:eastAsia="微软雅黑"/>
-                <w:b w:val="0"/>
-                <w:color w:val="AAC4B6"/>
-                <w:sz w:val="21"/>
-              </w:rPr>
               <w:t>难</w:t>
             </w:r>
-            <w:r>
-              <w:rPr>
-                <w:rFonts w:ascii="Calibri" w:hAnsi="Calibri" w:eastAsia="微软雅黑"/>
-                <w:b w:val="0"/>
-                <w:color w:val="AAC4B6"/>
-                <w:sz w:val="21"/>
-              </w:rPr>
-              <w:t xml:space="preserve"> </w:t>
-            </w:r>
+          </w:p>
+        </w:tc>
+        <w:tc>
+          <w:tcPr>
+            <w:tcW w:type="dxa" w:w="3513"/>
+          </w:tcPr>
+          <w:p>
+            <w:pPr>
+              <w:spacing w:after="0"/>
+              <w:jc w:val="center"/>
+            </w:pPr>
             <w:r>
               <w:rPr>
                 <w:rFonts w:ascii="Calibri" w:hAnsi="Calibri" w:eastAsia="微软雅黑"/>
@@ -1705,13 +1935,15 @@
         </w:tblBorders>
       </w:tblPr>
       <w:tblGrid>
-        <w:gridCol w:w="5270"/>
-        <w:gridCol w:w="5270"/>
+        <w:gridCol w:w="2635"/>
+        <w:gridCol w:w="2635"/>
+        <w:gridCol w:w="2635"/>
+        <w:gridCol w:w="2635"/>
       </w:tblGrid>
       <w:tr>
         <w:tc>
           <w:tcPr>
-            <w:tcW w:type="dxa" w:w="5270"/>
+            <w:tcW w:type="dxa" w:w="2635"/>
           </w:tcPr>
           <w:p>
             <w:pPr>
@@ -1725,13 +1957,13 @@
                 <w:color w:val="F0F7F2"/>
                 <w:sz w:val="26"/>
               </w:rPr>
-              <w:t>and he and the chemists he enlisted</w:t>
+              <w:t>and he</w:t>
             </w:r>
           </w:p>
         </w:tc>
         <w:tc>
           <w:tcPr>
-            <w:tcW w:type="dxa" w:w="5270"/>
+            <w:tcW w:type="dxa" w:w="2635"/>
           </w:tcPr>
           <w:p>
             <w:pPr>
@@ -1745,7 +1977,47 @@
                 <w:color w:val="F0F7F2"/>
                 <w:sz w:val="26"/>
               </w:rPr>
-              <w:t xml:space="preserve">lacked the </w:t>
+              <w:t>and the chemists he enlisted</w:t>
+            </w:r>
+          </w:p>
+        </w:tc>
+        <w:tc>
+          <w:tcPr>
+            <w:tcW w:type="dxa" w:w="2635"/>
+          </w:tcPr>
+          <w:p>
+            <w:pPr>
+              <w:spacing w:after="0"/>
+              <w:jc w:val="center"/>
+            </w:pPr>
+            <w:r>
+              <w:rPr>
+                <w:rFonts w:ascii="Calibri" w:hAnsi="Calibri" w:eastAsia="微软雅黑"/>
+                <w:b w:val="0"/>
+                <w:color w:val="F0F7F2"/>
+                <w:sz w:val="26"/>
+              </w:rPr>
+              <w:t>lacked</w:t>
+            </w:r>
+          </w:p>
+        </w:tc>
+        <w:tc>
+          <w:tcPr>
+            <w:tcW w:type="dxa" w:w="2635"/>
+          </w:tcPr>
+          <w:p>
+            <w:pPr>
+              <w:spacing w:after="0"/>
+              <w:jc w:val="center"/>
+            </w:pPr>
+            <w:r>
+              <w:rPr>
+                <w:rFonts w:ascii="Calibri" w:hAnsi="Calibri" w:eastAsia="微软雅黑"/>
+                <w:b w:val="0"/>
+                <w:color w:val="F0F7F2"/>
+                <w:sz w:val="26"/>
+              </w:rPr>
+              <w:t xml:space="preserve">the </w:t>
             </w:r>
             <w:r>
               <w:rPr>
@@ -1789,7 +2061,7 @@
       <w:tr>
         <w:tc>
           <w:tcPr>
-            <w:tcW w:type="dxa" w:w="5270"/>
+            <w:tcW w:type="dxa" w:w="2635"/>
           </w:tcPr>
           <w:p>
             <w:pPr>
@@ -1803,13 +2075,13 @@
                 <w:color w:val="AAC4B6"/>
                 <w:sz w:val="21"/>
               </w:rPr>
-              <w:t>他和招募来的化学家</w:t>
+              <w:t>他</w:t>
             </w:r>
           </w:p>
         </w:tc>
         <w:tc>
           <w:tcPr>
-            <w:tcW w:type="dxa" w:w="5270"/>
+            <w:tcW w:type="dxa" w:w="2635"/>
           </w:tcPr>
           <w:p>
             <w:pPr>
@@ -1823,8 +2095,19 @@
                 <w:color w:val="AAC4B6"/>
                 <w:sz w:val="21"/>
               </w:rPr>
-              <w:t>都缺乏</w:t>
-            </w:r>
+              <w:t>和招募来的化学家</w:t>
+            </w:r>
+          </w:p>
+        </w:tc>
+        <w:tc>
+          <w:tcPr>
+            <w:tcW w:type="dxa" w:w="2635"/>
+          </w:tcPr>
+          <w:p>
+            <w:pPr>
+              <w:spacing w:after="0"/>
+              <w:jc w:val="center"/>
+            </w:pPr>
             <w:r>
               <w:rPr>
                 <w:rFonts w:ascii="Calibri" w:hAnsi="Calibri" w:eastAsia="微软雅黑"/>
@@ -1832,8 +2115,19 @@
                 <w:color w:val="AAC4B6"/>
                 <w:sz w:val="21"/>
               </w:rPr>
-              <w:t xml:space="preserve"> </w:t>
-            </w:r>
+              <w:t>都缺乏</w:t>
+            </w:r>
+          </w:p>
+        </w:tc>
+        <w:tc>
+          <w:tcPr>
+            <w:tcW w:type="dxa" w:w="2635"/>
+          </w:tcPr>
+          <w:p>
+            <w:pPr>
+              <w:spacing w:after="0"/>
+              <w:jc w:val="center"/>
+            </w:pPr>
             <w:r>
               <w:rPr>
                 <w:rFonts w:ascii="Calibri" w:hAnsi="Calibri" w:eastAsia="微软雅黑"/>
@@ -1929,12 +2223,15 @@
         </w:tblBorders>
       </w:tblPr>
       <w:tblGrid>
-        <w:gridCol w:w="10540"/>
+        <w:gridCol w:w="2635"/>
+        <w:gridCol w:w="2635"/>
+        <w:gridCol w:w="2635"/>
+        <w:gridCol w:w="2635"/>
       </w:tblGrid>
       <w:tr>
         <w:tc>
           <w:tcPr>
-            <w:tcW w:type="dxa" w:w="10540"/>
+            <w:tcW w:type="dxa" w:w="2635"/>
           </w:tcPr>
           <w:p>
             <w:pPr>
@@ -1948,7 +2245,27 @@
                 <w:color w:val="F0F7F2"/>
                 <w:sz w:val="26"/>
               </w:rPr>
-              <w:t xml:space="preserve">He used it </w:t>
+              <w:t>He</w:t>
+            </w:r>
+          </w:p>
+        </w:tc>
+        <w:tc>
+          <w:tcPr>
+            <w:tcW w:type="dxa" w:w="2635"/>
+          </w:tcPr>
+          <w:p>
+            <w:pPr>
+              <w:spacing w:after="0"/>
+              <w:jc w:val="center"/>
+            </w:pPr>
+            <w:r>
+              <w:rPr>
+                <w:rFonts w:ascii="Calibri" w:hAnsi="Calibri" w:eastAsia="微软雅黑"/>
+                <w:b w:val="0"/>
+                <w:color w:val="F0F7F2"/>
+                <w:sz w:val="26"/>
+              </w:rPr>
+              <w:t xml:space="preserve">used it </w:t>
             </w:r>
             <w:r>
               <w:rPr>
@@ -1959,6 +2276,17 @@
               </w:rPr>
               <w:t>chiefly</w:t>
             </w:r>
+          </w:p>
+        </w:tc>
+        <w:tc>
+          <w:tcPr>
+            <w:tcW w:type="dxa" w:w="2635"/>
+          </w:tcPr>
+          <w:p>
+            <w:pPr>
+              <w:spacing w:after="0"/>
+              <w:jc w:val="center"/>
+            </w:pPr>
             <w:r>
               <w:rPr>
                 <w:rFonts w:ascii="Calibri" w:hAnsi="Calibri" w:eastAsia="微软雅黑"/>
@@ -1966,7 +2294,7 @@
                 <w:color w:val="F0F7F2"/>
                 <w:sz w:val="26"/>
               </w:rPr>
-              <w:t xml:space="preserve"> to </w:t>
+              <w:t xml:space="preserve">to </w:t>
             </w:r>
             <w:r>
               <w:rPr>
@@ -1977,6 +2305,17 @@
               </w:rPr>
               <w:t>isolate</w:t>
             </w:r>
+          </w:p>
+        </w:tc>
+        <w:tc>
+          <w:tcPr>
+            <w:tcW w:type="dxa" w:w="2635"/>
+          </w:tcPr>
+          <w:p>
+            <w:pPr>
+              <w:spacing w:after="0"/>
+              <w:jc w:val="center"/>
+            </w:pPr>
             <w:r>
               <w:rPr>
                 <w:rFonts w:ascii="Calibri" w:hAnsi="Calibri" w:eastAsia="微软雅黑"/>
@@ -1984,7 +2323,7 @@
                 <w:color w:val="F0F7F2"/>
                 <w:sz w:val="26"/>
               </w:rPr>
-              <w:t xml:space="preserve"> other </w:t>
+              <w:t xml:space="preserve">other </w:t>
             </w:r>
             <w:r>
               <w:rPr>
@@ -2010,7 +2349,7 @@
       <w:tr>
         <w:tc>
           <w:tcPr>
-            <w:tcW w:type="dxa" w:w="10540"/>
+            <w:tcW w:type="dxa" w:w="2635"/>
           </w:tcPr>
           <w:p>
             <w:pPr>
@@ -2026,6 +2365,26 @@
               </w:rPr>
               <w:t>他</w:t>
             </w:r>
+          </w:p>
+        </w:tc>
+        <w:tc>
+          <w:tcPr>
+            <w:tcW w:type="dxa" w:w="2635"/>
+          </w:tcPr>
+          <w:p>
+            <w:pPr>
+              <w:spacing w:after="0"/>
+              <w:jc w:val="center"/>
+            </w:pPr>
+            <w:r>
+              <w:rPr>
+                <w:rFonts w:ascii="Calibri" w:hAnsi="Calibri" w:eastAsia="微软雅黑"/>
+                <w:b/>
+                <w:color w:val="FCA5A5"/>
+                <w:sz w:val="21"/>
+              </w:rPr>
+              <w:t>主要</w:t>
+            </w:r>
             <w:r>
               <w:rPr>
                 <w:rFonts w:ascii="Calibri" w:hAnsi="Calibri" w:eastAsia="微软雅黑"/>
@@ -2038,39 +2397,23 @@
             <w:r>
               <w:rPr>
                 <w:rFonts w:ascii="Calibri" w:hAnsi="Calibri" w:eastAsia="微软雅黑"/>
-                <w:b/>
-                <w:color w:val="FCA5A5"/>
-                <w:sz w:val="21"/>
-              </w:rPr>
-              <w:t>主要</w:t>
-            </w:r>
-            <w:r>
-              <w:rPr>
-                <w:rFonts w:ascii="Calibri" w:hAnsi="Calibri" w:eastAsia="微软雅黑"/>
                 <w:b w:val="0"/>
                 <w:color w:val="AAC4B6"/>
                 <w:sz w:val="21"/>
               </w:rPr>
-              <w:t xml:space="preserve"> </w:t>
-            </w:r>
-            <w:r>
-              <w:rPr>
-                <w:rFonts w:ascii="Calibri" w:hAnsi="Calibri" w:eastAsia="微软雅黑"/>
-                <w:b w:val="0"/>
-                <w:color w:val="AAC4B6"/>
-                <w:sz w:val="21"/>
-              </w:rPr>
               <w:t>用它来</w:t>
             </w:r>
-            <w:r>
-              <w:rPr>
-                <w:rFonts w:ascii="Calibri" w:hAnsi="Calibri" w:eastAsia="微软雅黑"/>
-                <w:b w:val="0"/>
-                <w:color w:val="AAC4B6"/>
-                <w:sz w:val="21"/>
-              </w:rPr>
-              <w:t xml:space="preserve"> </w:t>
-            </w:r>
+          </w:p>
+        </w:tc>
+        <w:tc>
+          <w:tcPr>
+            <w:tcW w:type="dxa" w:w="2635"/>
+          </w:tcPr>
+          <w:p>
+            <w:pPr>
+              <w:spacing w:after="0"/>
+              <w:jc w:val="center"/>
+            </w:pPr>
             <w:r>
               <w:rPr>
                 <w:rFonts w:ascii="Calibri" w:hAnsi="Calibri" w:eastAsia="微软雅黑"/>
@@ -2080,15 +2423,17 @@
               </w:rPr>
               <w:t>分离</w:t>
             </w:r>
-            <w:r>
-              <w:rPr>
-                <w:rFonts w:ascii="Calibri" w:hAnsi="Calibri" w:eastAsia="微软雅黑"/>
-                <w:b w:val="0"/>
-                <w:color w:val="AAC4B6"/>
-                <w:sz w:val="21"/>
-              </w:rPr>
-              <w:t xml:space="preserve"> </w:t>
-            </w:r>
+          </w:p>
+        </w:tc>
+        <w:tc>
+          <w:tcPr>
+            <w:tcW w:type="dxa" w:w="2635"/>
+          </w:tcPr>
+          <w:p>
+            <w:pPr>
+              <w:spacing w:after="0"/>
+              <w:jc w:val="center"/>
+            </w:pPr>
             <w:r>
               <w:rPr>
                 <w:rFonts w:ascii="Calibri" w:hAnsi="Calibri" w:eastAsia="微软雅黑"/>
@@ -2281,12 +2626,13 @@
         </w:tblBorders>
       </w:tblPr>
       <w:tblGrid>
-        <w:gridCol w:w="10540"/>
+        <w:gridCol w:w="5270"/>
+        <w:gridCol w:w="5270"/>
       </w:tblGrid>
       <w:tr>
         <w:tc>
           <w:tcPr>
-            <w:tcW w:type="dxa" w:w="10540"/>
+            <w:tcW w:type="dxa" w:w="5270"/>
           </w:tcPr>
           <w:p>
             <w:pPr>
@@ -2311,6 +2657,17 @@
               </w:rPr>
               <w:t>curiosity</w:t>
             </w:r>
+          </w:p>
+        </w:tc>
+        <w:tc>
+          <w:tcPr>
+            <w:tcW w:type="dxa" w:w="5270"/>
+          </w:tcPr>
+          <w:p>
+            <w:pPr>
+              <w:spacing w:after="0"/>
+              <w:jc w:val="center"/>
+            </w:pPr>
             <w:r>
               <w:rPr>
                 <w:rFonts w:ascii="Calibri" w:hAnsi="Calibri" w:eastAsia="微软雅黑"/>
@@ -2318,7 +2675,7 @@
                 <w:color w:val="F0F7F2"/>
                 <w:sz w:val="26"/>
               </w:rPr>
-              <w:t xml:space="preserve"> rather than a </w:t>
+              <w:t xml:space="preserve">rather than a </w:t>
             </w:r>
             <w:r>
               <w:rPr>
@@ -2344,7 +2701,7 @@
       <w:tr>
         <w:tc>
           <w:tcPr>
-            <w:tcW w:type="dxa" w:w="10540"/>
+            <w:tcW w:type="dxa" w:w="5270"/>
           </w:tcPr>
           <w:p>
             <w:pPr>
@@ -2385,7 +2742,27 @@
                 <w:color w:val="AAC4B6"/>
                 <w:sz w:val="21"/>
               </w:rPr>
-              <w:t>，而非</w:t>
+              <w:t>，</w:t>
+            </w:r>
+          </w:p>
+        </w:tc>
+        <w:tc>
+          <w:tcPr>
+            <w:tcW w:type="dxa" w:w="5270"/>
+          </w:tcPr>
+          <w:p>
+            <w:pPr>
+              <w:spacing w:after="0"/>
+              <w:jc w:val="center"/>
+            </w:pPr>
+            <w:r>
+              <w:rPr>
+                <w:rFonts w:ascii="Calibri" w:hAnsi="Calibri" w:eastAsia="微软雅黑"/>
+                <w:b w:val="0"/>
+                <w:color w:val="AAC4B6"/>
+                <w:sz w:val="21"/>
+              </w:rPr>
+              <w:t>而非</w:t>
             </w:r>
             <w:r>
               <w:rPr>
@@ -2750,12 +3127,13 @@
         </w:tblBorders>
       </w:tblPr>
       <w:tblGrid>
-        <w:gridCol w:w="10540"/>
+        <w:gridCol w:w="5270"/>
+        <w:gridCol w:w="5270"/>
       </w:tblGrid>
       <w:tr>
         <w:tc>
           <w:tcPr>
-            <w:tcW w:type="dxa" w:w="10540"/>
+            <w:tcW w:type="dxa" w:w="5270"/>
           </w:tcPr>
           <w:p>
             <w:pPr>
@@ -2780,6 +3158,17 @@
               </w:rPr>
               <w:t>chemist</w:t>
             </w:r>
+          </w:p>
+        </w:tc>
+        <w:tc>
+          <w:tcPr>
+            <w:tcW w:type="dxa" w:w="5270"/>
+          </w:tcPr>
+          <w:p>
+            <w:pPr>
+              <w:spacing w:after="0"/>
+              <w:jc w:val="center"/>
+            </w:pPr>
             <w:r>
               <w:rPr>
                 <w:rFonts w:ascii="Calibri" w:hAnsi="Calibri" w:eastAsia="微软雅黑"/>
@@ -2787,7 +3176,7 @@
                 <w:color w:val="F0F7F2"/>
                 <w:sz w:val="26"/>
               </w:rPr>
-              <w:t xml:space="preserve"> and Jewish </w:t>
+              <w:t xml:space="preserve">and Jewish </w:t>
             </w:r>
             <w:r>
               <w:rPr>
@@ -2813,7 +3202,7 @@
       <w:tr>
         <w:tc>
           <w:tcPr>
-            <w:tcW w:type="dxa" w:w="10540"/>
+            <w:tcW w:type="dxa" w:w="5270"/>
           </w:tcPr>
           <w:p>
             <w:pPr>
@@ -2854,7 +3243,27 @@
                 <w:color w:val="AAC4B6"/>
                 <w:sz w:val="21"/>
               </w:rPr>
-              <w:t>、犹太</w:t>
+              <w:t>、</w:t>
+            </w:r>
+          </w:p>
+        </w:tc>
+        <w:tc>
+          <w:tcPr>
+            <w:tcW w:type="dxa" w:w="5270"/>
+          </w:tcPr>
+          <w:p>
+            <w:pPr>
+              <w:spacing w:after="0"/>
+              <w:jc w:val="center"/>
+            </w:pPr>
+            <w:r>
+              <w:rPr>
+                <w:rFonts w:ascii="Calibri" w:hAnsi="Calibri" w:eastAsia="微软雅黑"/>
+                <w:b w:val="0"/>
+                <w:color w:val="AAC4B6"/>
+                <w:sz w:val="21"/>
+              </w:rPr>
+              <w:t>犹太</w:t>
             </w:r>
             <w:r>
               <w:rPr>
@@ -2924,6 +3333,282 @@
         </w:tblBorders>
       </w:tblPr>
       <w:tblGrid>
+        <w:gridCol w:w="2635"/>
+        <w:gridCol w:w="2635"/>
+        <w:gridCol w:w="2635"/>
+        <w:gridCol w:w="2635"/>
+      </w:tblGrid>
+      <w:tr>
+        <w:tc>
+          <w:tcPr>
+            <w:tcW w:type="dxa" w:w="2635"/>
+          </w:tcPr>
+          <w:p>
+            <w:pPr>
+              <w:spacing w:after="0"/>
+              <w:jc w:val="center"/>
+            </w:pPr>
+            <w:r>
+              <w:rPr>
+                <w:rFonts w:ascii="Calibri" w:hAnsi="Calibri" w:eastAsia="微软雅黑"/>
+                <w:b w:val="0"/>
+                <w:color w:val="F0F7F2"/>
+                <w:sz w:val="26"/>
+              </w:rPr>
+              <w:t>Their colleague</w:t>
+            </w:r>
+          </w:p>
+        </w:tc>
+        <w:tc>
+          <w:tcPr>
+            <w:tcW w:type="dxa" w:w="2635"/>
+          </w:tcPr>
+          <w:p>
+            <w:pPr>
+              <w:spacing w:after="0"/>
+              <w:jc w:val="center"/>
+            </w:pPr>
+            <w:r>
+              <w:rPr>
+                <w:rFonts w:ascii="Calibri" w:hAnsi="Calibri" w:eastAsia="微软雅黑"/>
+                <w:b w:val="0"/>
+                <w:color w:val="F0F7F2"/>
+                <w:sz w:val="26"/>
+              </w:rPr>
+              <w:t>Norman Heatley</w:t>
+            </w:r>
+          </w:p>
+        </w:tc>
+        <w:tc>
+          <w:tcPr>
+            <w:tcW w:type="dxa" w:w="2635"/>
+          </w:tcPr>
+          <w:p>
+            <w:pPr>
+              <w:spacing w:after="0"/>
+              <w:jc w:val="center"/>
+            </w:pPr>
+            <w:r>
+              <w:rPr>
+                <w:rFonts w:ascii="Calibri" w:hAnsi="Calibri" w:eastAsia="微软雅黑"/>
+                <w:b/>
+                <w:color w:val="FBBF24"/>
+                <w:sz w:val="26"/>
+              </w:rPr>
+              <w:t>improvised</w:t>
+            </w:r>
+          </w:p>
+        </w:tc>
+        <w:tc>
+          <w:tcPr>
+            <w:tcW w:type="dxa" w:w="2635"/>
+          </w:tcPr>
+          <w:p>
+            <w:pPr>
+              <w:spacing w:after="0"/>
+              <w:jc w:val="center"/>
+            </w:pPr>
+            <w:r>
+              <w:rPr>
+                <w:rFonts w:ascii="Calibri" w:hAnsi="Calibri" w:eastAsia="微软雅黑"/>
+                <w:b w:val="0"/>
+                <w:color w:val="F0F7F2"/>
+                <w:sz w:val="26"/>
+              </w:rPr>
+              <w:t xml:space="preserve">an </w:t>
+            </w:r>
+            <w:r>
+              <w:rPr>
+                <w:rFonts w:ascii="Calibri" w:hAnsi="Calibri" w:eastAsia="微软雅黑"/>
+                <w:b/>
+                <w:color w:val="38BDF8"/>
+                <w:sz w:val="26"/>
+              </w:rPr>
+              <w:t>ingenious</w:t>
+            </w:r>
+            <w:r>
+              <w:rPr>
+                <w:rFonts w:ascii="Calibri" w:hAnsi="Calibri" w:eastAsia="微软雅黑"/>
+                <w:b w:val="0"/>
+                <w:color w:val="F0F7F2"/>
+                <w:sz w:val="26"/>
+              </w:rPr>
+              <w:t xml:space="preserve"> </w:t>
+            </w:r>
+            <w:r>
+              <w:rPr>
+                <w:rFonts w:ascii="Calibri" w:hAnsi="Calibri" w:eastAsia="微软雅黑"/>
+                <w:b/>
+                <w:color w:val="F472B6"/>
+                <w:sz w:val="26"/>
+              </w:rPr>
+              <w:t>apparatus</w:t>
+            </w:r>
+          </w:p>
+        </w:tc>
+      </w:tr>
+      <w:tr>
+        <w:tc>
+          <w:tcPr>
+            <w:tcW w:type="dxa" w:w="2635"/>
+          </w:tcPr>
+          <w:p>
+            <w:pPr>
+              <w:spacing w:after="0"/>
+              <w:jc w:val="center"/>
+            </w:pPr>
+            <w:r>
+              <w:rPr>
+                <w:rFonts w:ascii="Calibri" w:hAnsi="Calibri" w:eastAsia="微软雅黑"/>
+                <w:b w:val="0"/>
+                <w:color w:val="AAC4B6"/>
+                <w:sz w:val="21"/>
+              </w:rPr>
+              <w:t>他们的同事</w:t>
+            </w:r>
+          </w:p>
+        </w:tc>
+        <w:tc>
+          <w:tcPr>
+            <w:tcW w:type="dxa" w:w="2635"/>
+          </w:tcPr>
+          <w:p>
+            <w:pPr>
+              <w:spacing w:after="0"/>
+              <w:jc w:val="center"/>
+            </w:pPr>
+            <w:r>
+              <w:rPr>
+                <w:rFonts w:ascii="Calibri" w:hAnsi="Calibri" w:eastAsia="微软雅黑"/>
+                <w:b w:val="0"/>
+                <w:color w:val="AAC4B6"/>
+                <w:sz w:val="21"/>
+              </w:rPr>
+              <w:t>诺曼·希特利</w:t>
+            </w:r>
+          </w:p>
+        </w:tc>
+        <w:tc>
+          <w:tcPr>
+            <w:tcW w:type="dxa" w:w="2635"/>
+          </w:tcPr>
+          <w:p>
+            <w:pPr>
+              <w:spacing w:after="0"/>
+              <w:jc w:val="center"/>
+            </w:pPr>
+            <w:r>
+              <w:rPr>
+                <w:rFonts w:ascii="Calibri" w:hAnsi="Calibri" w:eastAsia="微软雅黑"/>
+                <w:b w:val="0"/>
+                <w:color w:val="AAC4B6"/>
+                <w:sz w:val="21"/>
+              </w:rPr>
+              <w:t>用手边的材料</w:t>
+            </w:r>
+            <w:r>
+              <w:rPr>
+                <w:rFonts w:ascii="Calibri" w:hAnsi="Calibri" w:eastAsia="微软雅黑"/>
+                <w:b w:val="0"/>
+                <w:color w:val="AAC4B6"/>
+                <w:sz w:val="21"/>
+              </w:rPr>
+              <w:t xml:space="preserve"> </w:t>
+            </w:r>
+            <w:r>
+              <w:rPr>
+                <w:rFonts w:ascii="Calibri" w:hAnsi="Calibri" w:eastAsia="微软雅黑"/>
+                <w:b/>
+                <w:color w:val="FBBF24"/>
+                <w:sz w:val="21"/>
+              </w:rPr>
+              <w:t>临时拼凑了</w:t>
+            </w:r>
+          </w:p>
+        </w:tc>
+        <w:tc>
+          <w:tcPr>
+            <w:tcW w:type="dxa" w:w="2635"/>
+          </w:tcPr>
+          <w:p>
+            <w:pPr>
+              <w:spacing w:after="0"/>
+              <w:jc w:val="center"/>
+            </w:pPr>
+            <w:r>
+              <w:rPr>
+                <w:rFonts w:ascii="Calibri" w:hAnsi="Calibri" w:eastAsia="微软雅黑"/>
+                <w:b w:val="0"/>
+                <w:color w:val="AAC4B6"/>
+                <w:sz w:val="21"/>
+              </w:rPr>
+              <w:t>一套</w:t>
+            </w:r>
+            <w:r>
+              <w:rPr>
+                <w:rFonts w:ascii="Calibri" w:hAnsi="Calibri" w:eastAsia="微软雅黑"/>
+                <w:b w:val="0"/>
+                <w:color w:val="AAC4B6"/>
+                <w:sz w:val="21"/>
+              </w:rPr>
+              <w:t xml:space="preserve"> </w:t>
+            </w:r>
+            <w:r>
+              <w:rPr>
+                <w:rFonts w:ascii="Calibri" w:hAnsi="Calibri" w:eastAsia="微软雅黑"/>
+                <w:b/>
+                <w:color w:val="38BDF8"/>
+                <w:sz w:val="21"/>
+              </w:rPr>
+              <w:t>巧妙的</w:t>
+            </w:r>
+            <w:r>
+              <w:rPr>
+                <w:rFonts w:ascii="Calibri" w:hAnsi="Calibri" w:eastAsia="微软雅黑"/>
+                <w:b w:val="0"/>
+                <w:color w:val="AAC4B6"/>
+                <w:sz w:val="21"/>
+              </w:rPr>
+              <w:t xml:space="preserve"> </w:t>
+            </w:r>
+            <w:r>
+              <w:rPr>
+                <w:rFonts w:ascii="Calibri" w:hAnsi="Calibri" w:eastAsia="微软雅黑"/>
+                <w:b/>
+                <w:color w:val="F472B6"/>
+                <w:sz w:val="21"/>
+              </w:rPr>
+              <w:t>装置</w:t>
+            </w:r>
+            <w:r>
+              <w:rPr>
+                <w:rFonts w:ascii="Calibri" w:hAnsi="Calibri" w:eastAsia="微软雅黑"/>
+                <w:b w:val="0"/>
+                <w:color w:val="AAC4B6"/>
+                <w:sz w:val="21"/>
+              </w:rPr>
+              <w:t>，</w:t>
+            </w:r>
+          </w:p>
+        </w:tc>
+      </w:tr>
+    </w:tbl>
+    <w:tbl>
+      <w:tblPr>
+        <w:tblW w:type="auto" w:w="0"/>
+        <w:jc w:val="center"/>
+        <w:tblLayout w:type="autofit"/>
+        <w:tblLook w:firstColumn="1" w:firstRow="1" w:lastColumn="0" w:lastRow="0" w:noHBand="0" w:noVBand="1" w:val="04A0"/>
+        <w:tblBorders>
+          <w:top w:val="nil"/>
+          <w:left w:val="nil"/>
+          <w:bottom w:val="nil"/>
+          <w:right w:val="nil"/>
+          <w:insideH w:val="nil"/>
+          <w:insideV w:val="nil"/>
+        </w:tblBorders>
+      </w:tblPr>
+      <w:tblGrid>
         <w:gridCol w:w="5270"/>
         <w:gridCol w:w="5270"/>
       </w:tblGrid>
@@ -2944,7 +3629,16 @@
                 <w:color w:val="F0F7F2"/>
                 <w:sz w:val="26"/>
               </w:rPr>
-              <w:t>Their colleague Norman Heatley</w:t>
+              <w:t xml:space="preserve">to </w:t>
+            </w:r>
+            <w:r>
+              <w:rPr>
+                <w:rFonts w:ascii="Calibri" w:hAnsi="Calibri" w:eastAsia="微软雅黑"/>
+                <w:b/>
+                <w:color w:val="BEF264"/>
+                <w:sz w:val="26"/>
+              </w:rPr>
+              <w:t>extract</w:t>
             </w:r>
           </w:p>
         </w:tc>
@@ -2960,29 +3654,20 @@
             <w:r>
               <w:rPr>
                 <w:rFonts w:ascii="Calibri" w:hAnsi="Calibri" w:eastAsia="微软雅黑"/>
-                <w:b/>
-                <w:color w:val="FBBF24"/>
-                <w:sz w:val="26"/>
-              </w:rPr>
-              <w:t>improvised</w:t>
-            </w:r>
-            <w:r>
-              <w:rPr>
-                <w:rFonts w:ascii="Calibri" w:hAnsi="Calibri" w:eastAsia="微软雅黑"/>
                 <w:b w:val="0"/>
                 <w:color w:val="F0F7F2"/>
                 <w:sz w:val="26"/>
               </w:rPr>
-              <w:t xml:space="preserve"> an </w:t>
+              <w:t xml:space="preserve">the </w:t>
             </w:r>
             <w:r>
               <w:rPr>
                 <w:rFonts w:ascii="Calibri" w:hAnsi="Calibri" w:eastAsia="微软雅黑"/>
                 <w:b/>
-                <w:color w:val="38BDF8"/>
+                <w:color w:val="C4B5FD"/>
                 <w:sz w:val="26"/>
               </w:rPr>
-              <w:t>ingenious</w:t>
+              <w:t>compound</w:t>
             </w:r>
             <w:r>
               <w:rPr>
@@ -2991,16 +3676,7 @@
                 <w:color w:val="F0F7F2"/>
                 <w:sz w:val="26"/>
               </w:rPr>
-              <w:t xml:space="preserve"> </w:t>
-            </w:r>
-            <w:r>
-              <w:rPr>
-                <w:rFonts w:ascii="Calibri" w:hAnsi="Calibri" w:eastAsia="微软雅黑"/>
-                <w:b/>
-                <w:color w:val="F472B6"/>
-                <w:sz w:val="26"/>
-              </w:rPr>
-              <w:t>apparatus</w:t>
+              <w:t>.</w:t>
             </w:r>
           </w:p>
         </w:tc>
@@ -3022,7 +3698,25 @@
                 <w:color w:val="AAC4B6"/>
                 <w:sz w:val="21"/>
               </w:rPr>
-              <w:t>他们的同事诺曼·希特利</w:t>
+              <w:t>用来</w:t>
+            </w:r>
+            <w:r>
+              <w:rPr>
+                <w:rFonts w:ascii="Calibri" w:hAnsi="Calibri" w:eastAsia="微软雅黑"/>
+                <w:b w:val="0"/>
+                <w:color w:val="AAC4B6"/>
+                <w:sz w:val="21"/>
+              </w:rPr>
+              <w:t xml:space="preserve"> </w:t>
+            </w:r>
+            <w:r>
+              <w:rPr>
+                <w:rFonts w:ascii="Calibri" w:hAnsi="Calibri" w:eastAsia="微软雅黑"/>
+                <w:b/>
+                <w:color w:val="BEF264"/>
+                <w:sz w:val="21"/>
+              </w:rPr>
+              <w:t>提取</w:t>
             </w:r>
           </w:p>
         </w:tc>
@@ -3035,222 +3729,6 @@
               <w:spacing w:after="0"/>
               <w:jc w:val="center"/>
             </w:pPr>
-            <w:r>
-              <w:rPr>
-                <w:rFonts w:ascii="Calibri" w:hAnsi="Calibri" w:eastAsia="微软雅黑"/>
-                <w:b w:val="0"/>
-                <w:color w:val="AAC4B6"/>
-                <w:sz w:val="21"/>
-              </w:rPr>
-              <w:t>用手边的材料</w:t>
-            </w:r>
-            <w:r>
-              <w:rPr>
-                <w:rFonts w:ascii="Calibri" w:hAnsi="Calibri" w:eastAsia="微软雅黑"/>
-                <w:b w:val="0"/>
-                <w:color w:val="AAC4B6"/>
-                <w:sz w:val="21"/>
-              </w:rPr>
-              <w:t xml:space="preserve"> </w:t>
-            </w:r>
-            <w:r>
-              <w:rPr>
-                <w:rFonts w:ascii="Calibri" w:hAnsi="Calibri" w:eastAsia="微软雅黑"/>
-                <w:b/>
-                <w:color w:val="FBBF24"/>
-                <w:sz w:val="21"/>
-              </w:rPr>
-              <w:t>临时拼凑了</w:t>
-            </w:r>
-            <w:r>
-              <w:rPr>
-                <w:rFonts w:ascii="Calibri" w:hAnsi="Calibri" w:eastAsia="微软雅黑"/>
-                <w:b w:val="0"/>
-                <w:color w:val="AAC4B6"/>
-                <w:sz w:val="21"/>
-              </w:rPr>
-              <w:t xml:space="preserve"> </w:t>
-            </w:r>
-            <w:r>
-              <w:rPr>
-                <w:rFonts w:ascii="Calibri" w:hAnsi="Calibri" w:eastAsia="微软雅黑"/>
-                <w:b w:val="0"/>
-                <w:color w:val="AAC4B6"/>
-                <w:sz w:val="21"/>
-              </w:rPr>
-              <w:t>一套</w:t>
-            </w:r>
-            <w:r>
-              <w:rPr>
-                <w:rFonts w:ascii="Calibri" w:hAnsi="Calibri" w:eastAsia="微软雅黑"/>
-                <w:b w:val="0"/>
-                <w:color w:val="AAC4B6"/>
-                <w:sz w:val="21"/>
-              </w:rPr>
-              <w:t xml:space="preserve"> </w:t>
-            </w:r>
-            <w:r>
-              <w:rPr>
-                <w:rFonts w:ascii="Calibri" w:hAnsi="Calibri" w:eastAsia="微软雅黑"/>
-                <w:b/>
-                <w:color w:val="38BDF8"/>
-                <w:sz w:val="21"/>
-              </w:rPr>
-              <w:t>巧妙的</w:t>
-            </w:r>
-            <w:r>
-              <w:rPr>
-                <w:rFonts w:ascii="Calibri" w:hAnsi="Calibri" w:eastAsia="微软雅黑"/>
-                <w:b w:val="0"/>
-                <w:color w:val="AAC4B6"/>
-                <w:sz w:val="21"/>
-              </w:rPr>
-              <w:t xml:space="preserve"> </w:t>
-            </w:r>
-            <w:r>
-              <w:rPr>
-                <w:rFonts w:ascii="Calibri" w:hAnsi="Calibri" w:eastAsia="微软雅黑"/>
-                <w:b/>
-                <w:color w:val="F472B6"/>
-                <w:sz w:val="21"/>
-              </w:rPr>
-              <w:t>装置</w:t>
-            </w:r>
-            <w:r>
-              <w:rPr>
-                <w:rFonts w:ascii="Calibri" w:hAnsi="Calibri" w:eastAsia="微软雅黑"/>
-                <w:b w:val="0"/>
-                <w:color w:val="AAC4B6"/>
-                <w:sz w:val="21"/>
-              </w:rPr>
-              <w:t>，</w:t>
-            </w:r>
-          </w:p>
-        </w:tc>
-      </w:tr>
-    </w:tbl>
-    <w:tbl>
-      <w:tblPr>
-        <w:tblW w:type="auto" w:w="0"/>
-        <w:jc w:val="center"/>
-        <w:tblLayout w:type="autofit"/>
-        <w:tblLook w:firstColumn="1" w:firstRow="1" w:lastColumn="0" w:lastRow="0" w:noHBand="0" w:noVBand="1" w:val="04A0"/>
-        <w:tblBorders>
-          <w:top w:val="nil"/>
-          <w:left w:val="nil"/>
-          <w:bottom w:val="nil"/>
-          <w:right w:val="nil"/>
-          <w:insideH w:val="nil"/>
-          <w:insideV w:val="nil"/>
-        </w:tblBorders>
-      </w:tblPr>
-      <w:tblGrid>
-        <w:gridCol w:w="10540"/>
-      </w:tblGrid>
-      <w:tr>
-        <w:tc>
-          <w:tcPr>
-            <w:tcW w:type="dxa" w:w="10540"/>
-          </w:tcPr>
-          <w:p>
-            <w:pPr>
-              <w:spacing w:after="0"/>
-              <w:jc w:val="center"/>
-            </w:pPr>
-            <w:r>
-              <w:rPr>
-                <w:rFonts w:ascii="Calibri" w:hAnsi="Calibri" w:eastAsia="微软雅黑"/>
-                <w:b w:val="0"/>
-                <w:color w:val="F0F7F2"/>
-                <w:sz w:val="26"/>
-              </w:rPr>
-              <w:t xml:space="preserve">to </w:t>
-            </w:r>
-            <w:r>
-              <w:rPr>
-                <w:rFonts w:ascii="Calibri" w:hAnsi="Calibri" w:eastAsia="微软雅黑"/>
-                <w:b/>
-                <w:color w:val="BEF264"/>
-                <w:sz w:val="26"/>
-              </w:rPr>
-              <w:t>extract</w:t>
-            </w:r>
-            <w:r>
-              <w:rPr>
-                <w:rFonts w:ascii="Calibri" w:hAnsi="Calibri" w:eastAsia="微软雅黑"/>
-                <w:b w:val="0"/>
-                <w:color w:val="F0F7F2"/>
-                <w:sz w:val="26"/>
-              </w:rPr>
-              <w:t xml:space="preserve"> the </w:t>
-            </w:r>
-            <w:r>
-              <w:rPr>
-                <w:rFonts w:ascii="Calibri" w:hAnsi="Calibri" w:eastAsia="微软雅黑"/>
-                <w:b/>
-                <w:color w:val="C4B5FD"/>
-                <w:sz w:val="26"/>
-              </w:rPr>
-              <w:t>compound</w:t>
-            </w:r>
-            <w:r>
-              <w:rPr>
-                <w:rFonts w:ascii="Calibri" w:hAnsi="Calibri" w:eastAsia="微软雅黑"/>
-                <w:b w:val="0"/>
-                <w:color w:val="F0F7F2"/>
-                <w:sz w:val="26"/>
-              </w:rPr>
-              <w:t>.</w:t>
-            </w:r>
-          </w:p>
-        </w:tc>
-      </w:tr>
-      <w:tr>
-        <w:tc>
-          <w:tcPr>
-            <w:tcW w:type="dxa" w:w="10540"/>
-          </w:tcPr>
-          <w:p>
-            <w:pPr>
-              <w:spacing w:after="0"/>
-              <w:jc w:val="center"/>
-            </w:pPr>
-            <w:r>
-              <w:rPr>
-                <w:rFonts w:ascii="Calibri" w:hAnsi="Calibri" w:eastAsia="微软雅黑"/>
-                <w:b w:val="0"/>
-                <w:color w:val="AAC4B6"/>
-                <w:sz w:val="21"/>
-              </w:rPr>
-              <w:t>用来</w:t>
-            </w:r>
-            <w:r>
-              <w:rPr>
-                <w:rFonts w:ascii="Calibri" w:hAnsi="Calibri" w:eastAsia="微软雅黑"/>
-                <w:b w:val="0"/>
-                <w:color w:val="AAC4B6"/>
-                <w:sz w:val="21"/>
-              </w:rPr>
-              <w:t xml:space="preserve"> </w:t>
-            </w:r>
-            <w:r>
-              <w:rPr>
-                <w:rFonts w:ascii="Calibri" w:hAnsi="Calibri" w:eastAsia="微软雅黑"/>
-                <w:b/>
-                <w:color w:val="BEF264"/>
-                <w:sz w:val="21"/>
-              </w:rPr>
-              <w:t>提取</w:t>
-            </w:r>
-            <w:r>
-              <w:rPr>
-                <w:rFonts w:ascii="Calibri" w:hAnsi="Calibri" w:eastAsia="微软雅黑"/>
-                <w:b w:val="0"/>
-                <w:color w:val="AAC4B6"/>
-                <w:sz w:val="21"/>
-              </w:rPr>
-              <w:t xml:space="preserve"> </w:t>
-            </w:r>
             <w:r>
               <w:rPr>
                 <w:rFonts w:ascii="Calibri" w:hAnsi="Calibri" w:eastAsia="微软雅黑"/>
@@ -3328,6 +3806,278 @@
         </w:tblBorders>
       </w:tblPr>
       <w:tblGrid>
+        <w:gridCol w:w="2108"/>
+        <w:gridCol w:w="2108"/>
+        <w:gridCol w:w="2108"/>
+        <w:gridCol w:w="2108"/>
+        <w:gridCol w:w="2108"/>
+      </w:tblGrid>
+      <w:tr>
+        <w:tc>
+          <w:tcPr>
+            <w:tcW w:type="dxa" w:w="2108"/>
+          </w:tcPr>
+          <w:p>
+            <w:pPr>
+              <w:spacing w:after="0"/>
+              <w:jc w:val="center"/>
+            </w:pPr>
+            <w:r>
+              <w:rPr>
+                <w:rFonts w:ascii="Calibri" w:hAnsi="Calibri" w:eastAsia="微软雅黑"/>
+                <w:b w:val="0"/>
+                <w:color w:val="F0F7F2"/>
+                <w:sz w:val="26"/>
+              </w:rPr>
+              <w:t>On 25 May 1940</w:t>
+            </w:r>
+          </w:p>
+        </w:tc>
+        <w:tc>
+          <w:tcPr>
+            <w:tcW w:type="dxa" w:w="2108"/>
+          </w:tcPr>
+          <w:p>
+            <w:pPr>
+              <w:spacing w:after="0"/>
+              <w:jc w:val="center"/>
+            </w:pPr>
+            <w:r>
+              <w:rPr>
+                <w:rFonts w:ascii="Calibri" w:hAnsi="Calibri" w:eastAsia="微软雅黑"/>
+                <w:b w:val="0"/>
+                <w:color w:val="F0F7F2"/>
+                <w:sz w:val="26"/>
+              </w:rPr>
+              <w:t>eight mice</w:t>
+            </w:r>
+          </w:p>
+        </w:tc>
+        <w:tc>
+          <w:tcPr>
+            <w:tcW w:type="dxa" w:w="2108"/>
+          </w:tcPr>
+          <w:p>
+            <w:pPr>
+              <w:spacing w:after="0"/>
+              <w:jc w:val="center"/>
+            </w:pPr>
+            <w:r>
+              <w:rPr>
+                <w:rFonts w:ascii="Calibri" w:hAnsi="Calibri" w:eastAsia="微软雅黑"/>
+                <w:b w:val="0"/>
+                <w:color w:val="F0F7F2"/>
+                <w:sz w:val="26"/>
+              </w:rPr>
+              <w:t>received</w:t>
+            </w:r>
+          </w:p>
+        </w:tc>
+        <w:tc>
+          <w:tcPr>
+            <w:tcW w:type="dxa" w:w="2108"/>
+          </w:tcPr>
+          <w:p>
+            <w:pPr>
+              <w:spacing w:after="0"/>
+              <w:jc w:val="center"/>
+            </w:pPr>
+            <w:r>
+              <w:rPr>
+                <w:rFonts w:ascii="Calibri" w:hAnsi="Calibri" w:eastAsia="微软雅黑"/>
+                <w:b w:val="0"/>
+                <w:color w:val="F0F7F2"/>
+                <w:sz w:val="26"/>
+              </w:rPr>
+              <w:t xml:space="preserve">a </w:t>
+            </w:r>
+            <w:r>
+              <w:rPr>
+                <w:rFonts w:ascii="Calibri" w:hAnsi="Calibri" w:eastAsia="微软雅黑"/>
+                <w:b/>
+                <w:color w:val="FB923C"/>
+                <w:sz w:val="26"/>
+              </w:rPr>
+              <w:t>lethal</w:t>
+            </w:r>
+            <w:r>
+              <w:rPr>
+                <w:rFonts w:ascii="Calibri" w:hAnsi="Calibri" w:eastAsia="微软雅黑"/>
+                <w:b w:val="0"/>
+                <w:color w:val="F0F7F2"/>
+                <w:sz w:val="26"/>
+              </w:rPr>
+              <w:t xml:space="preserve"> </w:t>
+            </w:r>
+            <w:r>
+              <w:rPr>
+                <w:rFonts w:ascii="Calibri" w:hAnsi="Calibri" w:eastAsia="微软雅黑"/>
+                <w:b/>
+                <w:color w:val="5EEAD4"/>
+                <w:sz w:val="26"/>
+              </w:rPr>
+              <w:t>dose</w:t>
+            </w:r>
+          </w:p>
+        </w:tc>
+        <w:tc>
+          <w:tcPr>
+            <w:tcW w:type="dxa" w:w="2108"/>
+          </w:tcPr>
+          <w:p>
+            <w:pPr>
+              <w:spacing w:after="0"/>
+              <w:jc w:val="center"/>
+            </w:pPr>
+            <w:r>
+              <w:rPr>
+                <w:rFonts w:ascii="Calibri" w:hAnsi="Calibri" w:eastAsia="微软雅黑"/>
+                <w:b w:val="0"/>
+                <w:color w:val="F0F7F2"/>
+                <w:sz w:val="26"/>
+              </w:rPr>
+              <w:t>of bacteria;</w:t>
+            </w:r>
+          </w:p>
+        </w:tc>
+      </w:tr>
+      <w:tr>
+        <w:tc>
+          <w:tcPr>
+            <w:tcW w:type="dxa" w:w="2108"/>
+          </w:tcPr>
+          <w:p>
+            <w:pPr>
+              <w:spacing w:after="0"/>
+              <w:jc w:val="center"/>
+            </w:pPr>
+            <w:r>
+              <w:rPr>
+                <w:rFonts w:ascii="Calibri" w:hAnsi="Calibri" w:eastAsia="微软雅黑"/>
+                <w:b w:val="0"/>
+                <w:color w:val="AAC4B6"/>
+                <w:sz w:val="21"/>
+              </w:rPr>
+              <w:t>1940年5月25日，</w:t>
+            </w:r>
+          </w:p>
+        </w:tc>
+        <w:tc>
+          <w:tcPr>
+            <w:tcW w:type="dxa" w:w="2108"/>
+          </w:tcPr>
+          <w:p>
+            <w:pPr>
+              <w:spacing w:after="0"/>
+              <w:jc w:val="center"/>
+            </w:pPr>
+            <w:r>
+              <w:rPr>
+                <w:rFonts w:ascii="Calibri" w:hAnsi="Calibri" w:eastAsia="微软雅黑"/>
+                <w:b w:val="0"/>
+                <w:color w:val="AAC4B6"/>
+                <w:sz w:val="21"/>
+              </w:rPr>
+              <w:t>八只小鼠</w:t>
+            </w:r>
+          </w:p>
+        </w:tc>
+        <w:tc>
+          <w:tcPr>
+            <w:tcW w:type="dxa" w:w="2108"/>
+          </w:tcPr>
+          <w:p>
+            <w:pPr>
+              <w:spacing w:after="0"/>
+              <w:jc w:val="center"/>
+            </w:pPr>
+            <w:r>
+              <w:rPr>
+                <w:rFonts w:ascii="Calibri" w:hAnsi="Calibri" w:eastAsia="微软雅黑"/>
+                <w:b w:val="0"/>
+                <w:color w:val="AAC4B6"/>
+                <w:sz w:val="21"/>
+              </w:rPr>
+              <w:t>接种了</w:t>
+            </w:r>
+          </w:p>
+        </w:tc>
+        <w:tc>
+          <w:tcPr>
+            <w:tcW w:type="dxa" w:w="2108"/>
+          </w:tcPr>
+          <w:p>
+            <w:pPr>
+              <w:spacing w:after="0"/>
+              <w:jc w:val="center"/>
+            </w:pPr>
+            <w:r>
+              <w:rPr>
+                <w:rFonts w:ascii="Calibri" w:hAnsi="Calibri" w:eastAsia="微软雅黑"/>
+                <w:b/>
+                <w:color w:val="FB923C"/>
+                <w:sz w:val="21"/>
+              </w:rPr>
+              <w:t>致死</w:t>
+            </w:r>
+            <w:r>
+              <w:rPr>
+                <w:rFonts w:ascii="Calibri" w:hAnsi="Calibri" w:eastAsia="微软雅黑"/>
+                <w:b w:val="0"/>
+                <w:color w:val="AAC4B6"/>
+                <w:sz w:val="21"/>
+              </w:rPr>
+              <w:t xml:space="preserve"> </w:t>
+            </w:r>
+            <w:r>
+              <w:rPr>
+                <w:rFonts w:ascii="Calibri" w:hAnsi="Calibri" w:eastAsia="微软雅黑"/>
+                <w:b/>
+                <w:color w:val="5EEAD4"/>
+                <w:sz w:val="21"/>
+              </w:rPr>
+              <w:t>剂量</w:t>
+            </w:r>
+          </w:p>
+        </w:tc>
+        <w:tc>
+          <w:tcPr>
+            <w:tcW w:type="dxa" w:w="2108"/>
+          </w:tcPr>
+          <w:p>
+            <w:pPr>
+              <w:spacing w:after="0"/>
+              <w:jc w:val="center"/>
+            </w:pPr>
+            <w:r>
+              <w:rPr>
+                <w:rFonts w:ascii="Calibri" w:hAnsi="Calibri" w:eastAsia="微软雅黑"/>
+                <w:b w:val="0"/>
+                <w:color w:val="AAC4B6"/>
+                <w:sz w:val="21"/>
+              </w:rPr>
+              <w:t>的细菌；</w:t>
+            </w:r>
+          </w:p>
+        </w:tc>
+      </w:tr>
+    </w:tbl>
+    <w:tbl>
+      <w:tblPr>
+        <w:tblW w:type="auto" w:w="0"/>
+        <w:jc w:val="center"/>
+        <w:tblLayout w:type="autofit"/>
+        <w:tblLook w:firstColumn="1" w:firstRow="1" w:lastColumn="0" w:lastRow="0" w:noHBand="0" w:noVBand="1" w:val="04A0"/>
+        <w:tblBorders>
+          <w:top w:val="nil"/>
+          <w:left w:val="nil"/>
+          <w:bottom w:val="nil"/>
+          <w:right w:val="nil"/>
+          <w:insideH w:val="nil"/>
+          <w:insideV w:val="nil"/>
+        </w:tblBorders>
+      </w:tblPr>
+      <w:tblGrid>
         <w:gridCol w:w="3513"/>
         <w:gridCol w:w="3513"/>
         <w:gridCol w:w="3513"/>
@@ -3349,7 +4099,7 @@
                 <w:color w:val="F0F7F2"/>
                 <w:sz w:val="26"/>
               </w:rPr>
-              <w:t>On 25 May 1940</w:t>
+              <w:t>only</w:t>
             </w:r>
           </w:p>
         </w:tc>
@@ -3369,7 +4119,25 @@
                 <w:color w:val="F0F7F2"/>
                 <w:sz w:val="26"/>
               </w:rPr>
-              <w:t>eight mice</w:t>
+              <w:t xml:space="preserve">the four also </w:t>
+            </w:r>
+            <w:r>
+              <w:rPr>
+                <w:rFonts w:ascii="Calibri" w:hAnsi="Calibri" w:eastAsia="微软雅黑"/>
+                <w:b/>
+                <w:color w:val="FCA5A5"/>
+                <w:sz w:val="26"/>
+              </w:rPr>
+              <w:t>injected with</w:t>
+            </w:r>
+            <w:r>
+              <w:rPr>
+                <w:rFonts w:ascii="Calibri" w:hAnsi="Calibri" w:eastAsia="微软雅黑"/>
+                <w:b w:val="0"/>
+                <w:color w:val="F0F7F2"/>
+                <w:sz w:val="26"/>
+              </w:rPr>
+              <w:t xml:space="preserve"> penicillin</w:t>
             </w:r>
           </w:p>
         </w:tc>
@@ -3389,43 +4157,7 @@
                 <w:color w:val="F0F7F2"/>
                 <w:sz w:val="26"/>
               </w:rPr>
-              <w:t xml:space="preserve">received a </w:t>
-            </w:r>
-            <w:r>
-              <w:rPr>
-                <w:rFonts w:ascii="Calibri" w:hAnsi="Calibri" w:eastAsia="微软雅黑"/>
-                <w:b/>
-                <w:color w:val="FB923C"/>
-                <w:sz w:val="26"/>
-              </w:rPr>
-              <w:t>lethal</w:t>
-            </w:r>
-            <w:r>
-              <w:rPr>
-                <w:rFonts w:ascii="Calibri" w:hAnsi="Calibri" w:eastAsia="微软雅黑"/>
-                <w:b w:val="0"/>
-                <w:color w:val="F0F7F2"/>
-                <w:sz w:val="26"/>
-              </w:rPr>
-              <w:t xml:space="preserve"> </w:t>
-            </w:r>
-            <w:r>
-              <w:rPr>
-                <w:rFonts w:ascii="Calibri" w:hAnsi="Calibri" w:eastAsia="微软雅黑"/>
-                <w:b/>
-                <w:color w:val="5EEAD4"/>
-                <w:sz w:val="26"/>
-              </w:rPr>
-              <w:t>dose</w:t>
-            </w:r>
-            <w:r>
-              <w:rPr>
-                <w:rFonts w:ascii="Calibri" w:hAnsi="Calibri" w:eastAsia="微软雅黑"/>
-                <w:b w:val="0"/>
-                <w:color w:val="F0F7F2"/>
-                <w:sz w:val="26"/>
-              </w:rPr>
-              <w:t xml:space="preserve"> of bacteria;</w:t>
+              <w:t>lived.</w:t>
             </w:r>
           </w:p>
         </w:tc>
@@ -3447,7 +4179,7 @@
                 <w:color w:val="AAC4B6"/>
                 <w:sz w:val="21"/>
               </w:rPr>
-              <w:t>1940年5月25日，</w:t>
+              <w:t>只有</w:t>
             </w:r>
           </w:p>
         </w:tc>
@@ -3467,225 +4199,49 @@
                 <w:color w:val="AAC4B6"/>
                 <w:sz w:val="21"/>
               </w:rPr>
-              <w:t>八只小鼠</w:t>
+              <w:t>另外</w:t>
+            </w:r>
+            <w:r>
+              <w:rPr>
+                <w:rFonts w:ascii="Calibri" w:hAnsi="Calibri" w:eastAsia="微软雅黑"/>
+                <w:b w:val="0"/>
+                <w:color w:val="AAC4B6"/>
+                <w:sz w:val="21"/>
+              </w:rPr>
+              <w:t xml:space="preserve"> </w:t>
+            </w:r>
+            <w:r>
+              <w:rPr>
+                <w:rFonts w:ascii="Calibri" w:hAnsi="Calibri" w:eastAsia="微软雅黑"/>
+                <w:b/>
+                <w:color w:val="FCA5A5"/>
+                <w:sz w:val="21"/>
+              </w:rPr>
+              <w:t>注射了</w:t>
+            </w:r>
+            <w:r>
+              <w:rPr>
+                <w:rFonts w:ascii="Calibri" w:hAnsi="Calibri" w:eastAsia="微软雅黑"/>
+                <w:b w:val="0"/>
+                <w:color w:val="AAC4B6"/>
+                <w:sz w:val="21"/>
+              </w:rPr>
+              <w:t xml:space="preserve"> </w:t>
+            </w:r>
+            <w:r>
+              <w:rPr>
+                <w:rFonts w:ascii="Calibri" w:hAnsi="Calibri" w:eastAsia="微软雅黑"/>
+                <w:b w:val="0"/>
+                <w:color w:val="AAC4B6"/>
+                <w:sz w:val="21"/>
+              </w:rPr>
+              <w:t>青霉素的那四只</w:t>
             </w:r>
           </w:p>
         </w:tc>
         <w:tc>
           <w:tcPr>
             <w:tcW w:type="dxa" w:w="3513"/>
-          </w:tcPr>
-          <w:p>
-            <w:pPr>
-              <w:spacing w:after="0"/>
-              <w:jc w:val="center"/>
-            </w:pPr>
-            <w:r>
-              <w:rPr>
-                <w:rFonts w:ascii="Calibri" w:hAnsi="Calibri" w:eastAsia="微软雅黑"/>
-                <w:b w:val="0"/>
-                <w:color w:val="AAC4B6"/>
-                <w:sz w:val="21"/>
-              </w:rPr>
-              <w:t>接种了</w:t>
-            </w:r>
-            <w:r>
-              <w:rPr>
-                <w:rFonts w:ascii="Calibri" w:hAnsi="Calibri" w:eastAsia="微软雅黑"/>
-                <w:b w:val="0"/>
-                <w:color w:val="AAC4B6"/>
-                <w:sz w:val="21"/>
-              </w:rPr>
-              <w:t xml:space="preserve"> </w:t>
-            </w:r>
-            <w:r>
-              <w:rPr>
-                <w:rFonts w:ascii="Calibri" w:hAnsi="Calibri" w:eastAsia="微软雅黑"/>
-                <w:b/>
-                <w:color w:val="FB923C"/>
-                <w:sz w:val="21"/>
-              </w:rPr>
-              <w:t>致死</w:t>
-            </w:r>
-            <w:r>
-              <w:rPr>
-                <w:rFonts w:ascii="Calibri" w:hAnsi="Calibri" w:eastAsia="微软雅黑"/>
-                <w:b w:val="0"/>
-                <w:color w:val="AAC4B6"/>
-                <w:sz w:val="21"/>
-              </w:rPr>
-              <w:t xml:space="preserve"> </w:t>
-            </w:r>
-            <w:r>
-              <w:rPr>
-                <w:rFonts w:ascii="Calibri" w:hAnsi="Calibri" w:eastAsia="微软雅黑"/>
-                <w:b/>
-                <w:color w:val="5EEAD4"/>
-                <w:sz w:val="21"/>
-              </w:rPr>
-              <w:t>剂量</w:t>
-            </w:r>
-            <w:r>
-              <w:rPr>
-                <w:rFonts w:ascii="Calibri" w:hAnsi="Calibri" w:eastAsia="微软雅黑"/>
-                <w:b w:val="0"/>
-                <w:color w:val="AAC4B6"/>
-                <w:sz w:val="21"/>
-              </w:rPr>
-              <w:t xml:space="preserve"> </w:t>
-            </w:r>
-            <w:r>
-              <w:rPr>
-                <w:rFonts w:ascii="Calibri" w:hAnsi="Calibri" w:eastAsia="微软雅黑"/>
-                <w:b w:val="0"/>
-                <w:color w:val="AAC4B6"/>
-                <w:sz w:val="21"/>
-              </w:rPr>
-              <w:t>的细菌；</w:t>
-            </w:r>
-          </w:p>
-        </w:tc>
-      </w:tr>
-    </w:tbl>
-    <w:tbl>
-      <w:tblPr>
-        <w:tblW w:type="auto" w:w="0"/>
-        <w:jc w:val="center"/>
-        <w:tblLayout w:type="autofit"/>
-        <w:tblLook w:firstColumn="1" w:firstRow="1" w:lastColumn="0" w:lastRow="0" w:noHBand="0" w:noVBand="1" w:val="04A0"/>
-        <w:tblBorders>
-          <w:top w:val="nil"/>
-          <w:left w:val="nil"/>
-          <w:bottom w:val="nil"/>
-          <w:right w:val="nil"/>
-          <w:insideH w:val="nil"/>
-          <w:insideV w:val="nil"/>
-        </w:tblBorders>
-      </w:tblPr>
-      <w:tblGrid>
-        <w:gridCol w:w="5270"/>
-        <w:gridCol w:w="5270"/>
-      </w:tblGrid>
-      <w:tr>
-        <w:tc>
-          <w:tcPr>
-            <w:tcW w:type="dxa" w:w="5270"/>
-          </w:tcPr>
-          <w:p>
-            <w:pPr>
-              <w:spacing w:after="0"/>
-              <w:jc w:val="center"/>
-            </w:pPr>
-            <w:r>
-              <w:rPr>
-                <w:rFonts w:ascii="Calibri" w:hAnsi="Calibri" w:eastAsia="微软雅黑"/>
-                <w:b w:val="0"/>
-                <w:color w:val="F0F7F2"/>
-                <w:sz w:val="26"/>
-              </w:rPr>
-              <w:t xml:space="preserve">only the four also </w:t>
-            </w:r>
-            <w:r>
-              <w:rPr>
-                <w:rFonts w:ascii="Calibri" w:hAnsi="Calibri" w:eastAsia="微软雅黑"/>
-                <w:b/>
-                <w:color w:val="FCA5A5"/>
-                <w:sz w:val="26"/>
-              </w:rPr>
-              <w:t>injected with</w:t>
-            </w:r>
-            <w:r>
-              <w:rPr>
-                <w:rFonts w:ascii="Calibri" w:hAnsi="Calibri" w:eastAsia="微软雅黑"/>
-                <w:b w:val="0"/>
-                <w:color w:val="F0F7F2"/>
-                <w:sz w:val="26"/>
-              </w:rPr>
-              <w:t xml:space="preserve"> penicillin</w:t>
-            </w:r>
-          </w:p>
-        </w:tc>
-        <w:tc>
-          <w:tcPr>
-            <w:tcW w:type="dxa" w:w="5270"/>
-          </w:tcPr>
-          <w:p>
-            <w:pPr>
-              <w:spacing w:after="0"/>
-              <w:jc w:val="center"/>
-            </w:pPr>
-            <w:r>
-              <w:rPr>
-                <w:rFonts w:ascii="Calibri" w:hAnsi="Calibri" w:eastAsia="微软雅黑"/>
-                <w:b w:val="0"/>
-                <w:color w:val="F0F7F2"/>
-                <w:sz w:val="26"/>
-              </w:rPr>
-              <w:t>lived.</w:t>
-            </w:r>
-          </w:p>
-        </w:tc>
-      </w:tr>
-      <w:tr>
-        <w:tc>
-          <w:tcPr>
-            <w:tcW w:type="dxa" w:w="5270"/>
-          </w:tcPr>
-          <w:p>
-            <w:pPr>
-              <w:spacing w:after="0"/>
-              <w:jc w:val="center"/>
-            </w:pPr>
-            <w:r>
-              <w:rPr>
-                <w:rFonts w:ascii="Calibri" w:hAnsi="Calibri" w:eastAsia="微软雅黑"/>
-                <w:b w:val="0"/>
-                <w:color w:val="AAC4B6"/>
-                <w:sz w:val="21"/>
-              </w:rPr>
-              <w:t>只有另外</w:t>
-            </w:r>
-            <w:r>
-              <w:rPr>
-                <w:rFonts w:ascii="Calibri" w:hAnsi="Calibri" w:eastAsia="微软雅黑"/>
-                <w:b w:val="0"/>
-                <w:color w:val="AAC4B6"/>
-                <w:sz w:val="21"/>
-              </w:rPr>
-              <w:t xml:space="preserve"> </w:t>
-            </w:r>
-            <w:r>
-              <w:rPr>
-                <w:rFonts w:ascii="Calibri" w:hAnsi="Calibri" w:eastAsia="微软雅黑"/>
-                <w:b/>
-                <w:color w:val="FCA5A5"/>
-                <w:sz w:val="21"/>
-              </w:rPr>
-              <w:t>注射了</w:t>
-            </w:r>
-            <w:r>
-              <w:rPr>
-                <w:rFonts w:ascii="Calibri" w:hAnsi="Calibri" w:eastAsia="微软雅黑"/>
-                <w:b w:val="0"/>
-                <w:color w:val="AAC4B6"/>
-                <w:sz w:val="21"/>
-              </w:rPr>
-              <w:t xml:space="preserve"> </w:t>
-            </w:r>
-            <w:r>
-              <w:rPr>
-                <w:rFonts w:ascii="Calibri" w:hAnsi="Calibri" w:eastAsia="微软雅黑"/>
-                <w:b w:val="0"/>
-                <w:color w:val="AAC4B6"/>
-                <w:sz w:val="21"/>
-              </w:rPr>
-              <w:t>青霉素的那四只</w:t>
-            </w:r>
-          </w:p>
-        </w:tc>
-        <w:tc>
-          <w:tcPr>
-            <w:tcW w:type="dxa" w:w="5270"/>
           </w:tcPr>
           <w:p>
             <w:pPr>
@@ -4381,13 +4937,16 @@
         </w:tblBorders>
       </w:tblPr>
       <w:tblGrid>
-        <w:gridCol w:w="5270"/>
-        <w:gridCol w:w="5270"/>
+        <w:gridCol w:w="2108"/>
+        <w:gridCol w:w="2108"/>
+        <w:gridCol w:w="2108"/>
+        <w:gridCol w:w="2108"/>
+        <w:gridCol w:w="2108"/>
       </w:tblGrid>
       <w:tr>
         <w:tc>
           <w:tcPr>
-            <w:tcW w:type="dxa" w:w="5270"/>
+            <w:tcW w:type="dxa" w:w="2108"/>
           </w:tcPr>
           <w:p>
             <w:pPr>
@@ -4401,49 +4960,13 @@
                 <w:color w:val="F0F7F2"/>
                 <w:sz w:val="26"/>
               </w:rPr>
-              <w:t xml:space="preserve">When the </w:t>
-            </w:r>
-            <w:r>
-              <w:rPr>
-                <w:rFonts w:ascii="Calibri" w:hAnsi="Calibri" w:eastAsia="微软雅黑"/>
-                <w:b/>
-                <w:color w:val="5EEAD4"/>
-                <w:sz w:val="26"/>
-              </w:rPr>
-              <w:t>scarce</w:t>
-            </w:r>
-            <w:r>
-              <w:rPr>
-                <w:rFonts w:ascii="Calibri" w:hAnsi="Calibri" w:eastAsia="微软雅黑"/>
-                <w:b w:val="0"/>
-                <w:color w:val="F0F7F2"/>
-                <w:sz w:val="26"/>
-              </w:rPr>
-              <w:t xml:space="preserve"> supply </w:t>
-            </w:r>
-            <w:r>
-              <w:rPr>
-                <w:rFonts w:ascii="Calibri" w:hAnsi="Calibri" w:eastAsia="微软雅黑"/>
-                <w:b/>
-                <w:color w:val="FCA5A5"/>
-                <w:sz w:val="26"/>
-              </w:rPr>
-              <w:t>ran out</w:t>
-            </w:r>
-            <w:r>
-              <w:rPr>
-                <w:rFonts w:ascii="Calibri" w:hAnsi="Calibri" w:eastAsia="微软雅黑"/>
-                <w:b w:val="0"/>
-                <w:color w:val="F0F7F2"/>
-                <w:sz w:val="26"/>
-              </w:rPr>
-              <w:t>,</w:t>
+              <w:t>When</w:t>
             </w:r>
           </w:p>
         </w:tc>
         <w:tc>
           <w:tcPr>
-            <w:tcW w:type="dxa" w:w="5270"/>
+            <w:tcW w:type="dxa" w:w="2108"/>
           </w:tcPr>
           <w:p>
             <w:pPr>
@@ -4457,7 +4980,94 @@
                 <w:color w:val="F0F7F2"/>
                 <w:sz w:val="26"/>
               </w:rPr>
-              <w:t>he died in March:</w:t>
+              <w:t xml:space="preserve">the </w:t>
+            </w:r>
+            <w:r>
+              <w:rPr>
+                <w:rFonts w:ascii="Calibri" w:hAnsi="Calibri" w:eastAsia="微软雅黑"/>
+                <w:b/>
+                <w:color w:val="5EEAD4"/>
+                <w:sz w:val="26"/>
+              </w:rPr>
+              <w:t>scarce</w:t>
+            </w:r>
+            <w:r>
+              <w:rPr>
+                <w:rFonts w:ascii="Calibri" w:hAnsi="Calibri" w:eastAsia="微软雅黑"/>
+                <w:b w:val="0"/>
+                <w:color w:val="F0F7F2"/>
+                <w:sz w:val="26"/>
+              </w:rPr>
+              <w:t xml:space="preserve"> supply</w:t>
+            </w:r>
+          </w:p>
+        </w:tc>
+        <w:tc>
+          <w:tcPr>
+            <w:tcW w:type="dxa" w:w="2108"/>
+          </w:tcPr>
+          <w:p>
+            <w:pPr>
+              <w:spacing w:after="0"/>
+              <w:jc w:val="center"/>
+            </w:pPr>
+            <w:r>
+              <w:rPr>
+                <w:rFonts w:ascii="Calibri" w:hAnsi="Calibri" w:eastAsia="微软雅黑"/>
+                <w:b/>
+                <w:color w:val="FCA5A5"/>
+                <w:sz w:val="26"/>
+              </w:rPr>
+              <w:t>ran out</w:t>
+            </w:r>
+            <w:r>
+              <w:rPr>
+                <w:rFonts w:ascii="Calibri" w:hAnsi="Calibri" w:eastAsia="微软雅黑"/>
+                <w:b w:val="0"/>
+                <w:color w:val="F0F7F2"/>
+                <w:sz w:val="26"/>
+              </w:rPr>
+              <w:t>,</w:t>
+            </w:r>
+          </w:p>
+        </w:tc>
+        <w:tc>
+          <w:tcPr>
+            <w:tcW w:type="dxa" w:w="2108"/>
+          </w:tcPr>
+          <w:p>
+            <w:pPr>
+              <w:spacing w:after="0"/>
+              <w:jc w:val="center"/>
+            </w:pPr>
+            <w:r>
+              <w:rPr>
+                <w:rFonts w:ascii="Calibri" w:hAnsi="Calibri" w:eastAsia="微软雅黑"/>
+                <w:b w:val="0"/>
+                <w:color w:val="F0F7F2"/>
+                <w:sz w:val="26"/>
+              </w:rPr>
+              <w:t>he</w:t>
+            </w:r>
+          </w:p>
+        </w:tc>
+        <w:tc>
+          <w:tcPr>
+            <w:tcW w:type="dxa" w:w="2108"/>
+          </w:tcPr>
+          <w:p>
+            <w:pPr>
+              <w:spacing w:after="0"/>
+              <w:jc w:val="center"/>
+            </w:pPr>
+            <w:r>
+              <w:rPr>
+                <w:rFonts w:ascii="Calibri" w:hAnsi="Calibri" w:eastAsia="微软雅黑"/>
+                <w:b w:val="0"/>
+                <w:color w:val="F0F7F2"/>
+                <w:sz w:val="26"/>
+              </w:rPr>
+              <w:t>died in March:</w:t>
             </w:r>
           </w:p>
         </w:tc>
@@ -4465,7 +5075,7 @@
       <w:tr>
         <w:tc>
           <w:tcPr>
-            <w:tcW w:type="dxa" w:w="5270"/>
+            <w:tcW w:type="dxa" w:w="2108"/>
           </w:tcPr>
           <w:p>
             <w:pPr>
@@ -4481,74 +5091,11 @@
               </w:rPr>
               <w:t>当</w:t>
             </w:r>
-            <w:r>
-              <w:rPr>
-                <w:rFonts w:ascii="Calibri" w:hAnsi="Calibri" w:eastAsia="微软雅黑"/>
-                <w:b w:val="0"/>
-                <w:color w:val="AAC4B6"/>
-                <w:sz w:val="21"/>
-              </w:rPr>
-              <w:t xml:space="preserve"> </w:t>
-            </w:r>
-            <w:r>
-              <w:rPr>
-                <w:rFonts w:ascii="Calibri" w:hAnsi="Calibri" w:eastAsia="微软雅黑"/>
-                <w:b/>
-                <w:color w:val="5EEAD4"/>
-                <w:sz w:val="21"/>
-              </w:rPr>
-              <w:t>稀缺的</w:t>
-            </w:r>
-            <w:r>
-              <w:rPr>
-                <w:rFonts w:ascii="Calibri" w:hAnsi="Calibri" w:eastAsia="微软雅黑"/>
-                <w:b w:val="0"/>
-                <w:color w:val="AAC4B6"/>
-                <w:sz w:val="21"/>
-              </w:rPr>
-              <w:t>（青霉素）供应</w:t>
-            </w:r>
-            <w:r>
-              <w:rPr>
-                <w:rFonts w:ascii="Calibri" w:hAnsi="Calibri" w:eastAsia="微软雅黑"/>
-                <w:b w:val="0"/>
-                <w:color w:val="AAC4B6"/>
-                <w:sz w:val="21"/>
-              </w:rPr>
-              <w:t xml:space="preserve"> </w:t>
-            </w:r>
-            <w:r>
-              <w:rPr>
-                <w:rFonts w:ascii="Calibri" w:hAnsi="Calibri" w:eastAsia="微软雅黑"/>
-                <w:b/>
-                <w:color w:val="FCA5A5"/>
-                <w:sz w:val="21"/>
-              </w:rPr>
-              <w:t>耗尽</w:t>
-            </w:r>
-            <w:r>
-              <w:rPr>
-                <w:rFonts w:ascii="Calibri" w:hAnsi="Calibri" w:eastAsia="微软雅黑"/>
-                <w:b w:val="0"/>
-                <w:color w:val="AAC4B6"/>
-                <w:sz w:val="21"/>
-              </w:rPr>
-              <w:t xml:space="preserve"> </w:t>
-            </w:r>
-            <w:r>
-              <w:rPr>
-                <w:rFonts w:ascii="Calibri" w:hAnsi="Calibri" w:eastAsia="微软雅黑"/>
-                <w:b w:val="0"/>
-                <w:color w:val="AAC4B6"/>
-                <w:sz w:val="21"/>
-              </w:rPr>
-              <w:t>后，</w:t>
-            </w:r>
           </w:p>
         </w:tc>
         <w:tc>
           <w:tcPr>
-            <w:tcW w:type="dxa" w:w="5270"/>
+            <w:tcW w:type="dxa" w:w="2108"/>
           </w:tcPr>
           <w:p>
             <w:pPr>
@@ -4558,11 +5105,98 @@
             <w:r>
               <w:rPr>
                 <w:rFonts w:ascii="Calibri" w:hAnsi="Calibri" w:eastAsia="微软雅黑"/>
+                <w:b/>
+                <w:color w:val="5EEAD4"/>
+                <w:sz w:val="21"/>
+              </w:rPr>
+              <w:t>稀缺的</w:t>
+            </w:r>
+            <w:r>
+              <w:rPr>
+                <w:rFonts w:ascii="Calibri" w:hAnsi="Calibri" w:eastAsia="微软雅黑"/>
                 <w:b w:val="0"/>
                 <w:color w:val="AAC4B6"/>
                 <w:sz w:val="21"/>
               </w:rPr>
-              <w:t>他于3月去世：</w:t>
+              <w:t>（青霉素）供应</w:t>
+            </w:r>
+          </w:p>
+        </w:tc>
+        <w:tc>
+          <w:tcPr>
+            <w:tcW w:type="dxa" w:w="2108"/>
+          </w:tcPr>
+          <w:p>
+            <w:pPr>
+              <w:spacing w:after="0"/>
+              <w:jc w:val="center"/>
+            </w:pPr>
+            <w:r>
+              <w:rPr>
+                <w:rFonts w:ascii="Calibri" w:hAnsi="Calibri" w:eastAsia="微软雅黑"/>
+                <w:b/>
+                <w:color w:val="FCA5A5"/>
+                <w:sz w:val="21"/>
+              </w:rPr>
+              <w:t>耗尽</w:t>
+            </w:r>
+            <w:r>
+              <w:rPr>
+                <w:rFonts w:ascii="Calibri" w:hAnsi="Calibri" w:eastAsia="微软雅黑"/>
+                <w:b w:val="0"/>
+                <w:color w:val="AAC4B6"/>
+                <w:sz w:val="21"/>
+              </w:rPr>
+              <w:t xml:space="preserve"> </w:t>
+            </w:r>
+            <w:r>
+              <w:rPr>
+                <w:rFonts w:ascii="Calibri" w:hAnsi="Calibri" w:eastAsia="微软雅黑"/>
+                <w:b w:val="0"/>
+                <w:color w:val="AAC4B6"/>
+                <w:sz w:val="21"/>
+              </w:rPr>
+              <w:t>后，</w:t>
+            </w:r>
+          </w:p>
+        </w:tc>
+        <w:tc>
+          <w:tcPr>
+            <w:tcW w:type="dxa" w:w="2108"/>
+          </w:tcPr>
+          <w:p>
+            <w:pPr>
+              <w:spacing w:after="0"/>
+              <w:jc w:val="center"/>
+            </w:pPr>
+            <w:r>
+              <w:rPr>
+                <w:rFonts w:ascii="Calibri" w:hAnsi="Calibri" w:eastAsia="微软雅黑"/>
+                <w:b w:val="0"/>
+                <w:color w:val="AAC4B6"/>
+                <w:sz w:val="21"/>
+              </w:rPr>
+              <w:t>他</w:t>
+            </w:r>
+          </w:p>
+        </w:tc>
+        <w:tc>
+          <w:tcPr>
+            <w:tcW w:type="dxa" w:w="2108"/>
+          </w:tcPr>
+          <w:p>
+            <w:pPr>
+              <w:spacing w:after="0"/>
+              <w:jc w:val="center"/>
+            </w:pPr>
+            <w:r>
+              <w:rPr>
+                <w:rFonts w:ascii="Calibri" w:hAnsi="Calibri" w:eastAsia="微软雅黑"/>
+                <w:b w:val="0"/>
+                <w:color w:val="AAC4B6"/>
+                <w:sz w:val="21"/>
+              </w:rPr>
+              <w:t>于3月去世：</w:t>
             </w:r>
           </w:p>
         </w:tc>
@@ -4879,14 +5513,15 @@
         </w:tblBorders>
       </w:tblPr>
       <w:tblGrid>
-        <w:gridCol w:w="3513"/>
-        <w:gridCol w:w="3513"/>
-        <w:gridCol w:w="3513"/>
+        <w:gridCol w:w="2635"/>
+        <w:gridCol w:w="2635"/>
+        <w:gridCol w:w="2635"/>
+        <w:gridCol w:w="2635"/>
       </w:tblGrid>
       <w:tr>
         <w:tc>
           <w:tcPr>
-            <w:tcW w:type="dxa" w:w="3513"/>
+            <w:tcW w:type="dxa" w:w="2635"/>
           </w:tcPr>
           <w:p>
             <w:pPr>
@@ -4909,22 +5544,13 @@
                 <w:color w:val="F0F7F2"/>
                 <w:sz w:val="26"/>
               </w:rPr>
-              <w:t xml:space="preserve"> yields about </w:t>
-            </w:r>
-            <w:r>
-              <w:rPr>
-                <w:rFonts w:ascii="Calibri" w:hAnsi="Calibri" w:eastAsia="微软雅黑"/>
-                <w:b/>
-                <w:color w:val="BEF264"/>
-                <w:sz w:val="26"/>
-              </w:rPr>
-              <w:t>tenfold</w:t>
+              <w:t xml:space="preserve"> yields</w:t>
             </w:r>
           </w:p>
         </w:tc>
         <w:tc>
           <w:tcPr>
-            <w:tcW w:type="dxa" w:w="3513"/>
+            <w:tcW w:type="dxa" w:w="2635"/>
           </w:tcPr>
           <w:p>
             <w:pPr>
@@ -4938,31 +5564,22 @@
                 <w:color w:val="F0F7F2"/>
                 <w:sz w:val="26"/>
               </w:rPr>
-              <w:t xml:space="preserve">with </w:t>
+              <w:t xml:space="preserve">about </w:t>
             </w:r>
             <w:r>
               <w:rPr>
                 <w:rFonts w:ascii="Calibri" w:hAnsi="Calibri" w:eastAsia="微软雅黑"/>
                 <w:b/>
-                <w:color w:val="C4B5FD"/>
+                <w:color w:val="BEF264"/>
                 <w:sz w:val="26"/>
               </w:rPr>
-              <w:t>corn-steep liquor</w:t>
-            </w:r>
-            <w:r>
-              <w:rPr>
-                <w:rFonts w:ascii="Calibri" w:hAnsi="Calibri" w:eastAsia="微软雅黑"/>
-                <w:b w:val="0"/>
-                <w:color w:val="F0F7F2"/>
-                <w:sz w:val="26"/>
-              </w:rPr>
-              <w:t>,</w:t>
+              <w:t>tenfold</w:t>
             </w:r>
           </w:p>
         </w:tc>
         <w:tc>
           <w:tcPr>
-            <w:tcW w:type="dxa" w:w="3513"/>
+            <w:tcW w:type="dxa" w:w="2635"/>
           </w:tcPr>
           <w:p>
             <w:pPr>
@@ -4976,6 +5593,44 @@
                 <w:color w:val="F0F7F2"/>
                 <w:sz w:val="26"/>
               </w:rPr>
+              <w:t xml:space="preserve">with </w:t>
+            </w:r>
+            <w:r>
+              <w:rPr>
+                <w:rFonts w:ascii="Calibri" w:hAnsi="Calibri" w:eastAsia="微软雅黑"/>
+                <w:b/>
+                <w:color w:val="C4B5FD"/>
+                <w:sz w:val="26"/>
+              </w:rPr>
+              <w:t>corn-steep liquor</w:t>
+            </w:r>
+            <w:r>
+              <w:rPr>
+                <w:rFonts w:ascii="Calibri" w:hAnsi="Calibri" w:eastAsia="微软雅黑"/>
+                <w:b w:val="0"/>
+                <w:color w:val="F0F7F2"/>
+                <w:sz w:val="26"/>
+              </w:rPr>
+              <w:t>,</w:t>
+            </w:r>
+          </w:p>
+        </w:tc>
+        <w:tc>
+          <w:tcPr>
+            <w:tcW w:type="dxa" w:w="2635"/>
+          </w:tcPr>
+          <w:p>
+            <w:pPr>
+              <w:spacing w:after="0"/>
+              <w:jc w:val="center"/>
+            </w:pPr>
+            <w:r>
+              <w:rPr>
+                <w:rFonts w:ascii="Calibri" w:hAnsi="Calibri" w:eastAsia="微软雅黑"/>
+                <w:b w:val="0"/>
+                <w:color w:val="F0F7F2"/>
+                <w:sz w:val="26"/>
+              </w:rPr>
               <w:t xml:space="preserve">a </w:t>
             </w:r>
             <w:r>
@@ -5002,7 +5657,7 @@
       <w:tr>
         <w:tc>
           <w:tcPr>
-            <w:tcW w:type="dxa" w:w="3513"/>
+            <w:tcW w:type="dxa" w:w="2635"/>
           </w:tcPr>
           <w:p>
             <w:pPr>
@@ -5036,56 +5691,11 @@
               </w:rPr>
               <w:t>提高了</w:t>
             </w:r>
-            <w:r>
-              <w:rPr>
-                <w:rFonts w:ascii="Calibri" w:hAnsi="Calibri" w:eastAsia="微软雅黑"/>
-                <w:b w:val="0"/>
-                <w:color w:val="AAC4B6"/>
-                <w:sz w:val="21"/>
-              </w:rPr>
-              <w:t xml:space="preserve"> </w:t>
-            </w:r>
-            <w:r>
-              <w:rPr>
-                <w:rFonts w:ascii="Calibri" w:hAnsi="Calibri" w:eastAsia="微软雅黑"/>
-                <w:b w:val="0"/>
-                <w:color w:val="AAC4B6"/>
-                <w:sz w:val="21"/>
-              </w:rPr>
-              <w:t>约</w:t>
-            </w:r>
-            <w:r>
-              <w:rPr>
-                <w:rFonts w:ascii="Calibri" w:hAnsi="Calibri" w:eastAsia="微软雅黑"/>
-                <w:b w:val="0"/>
-                <w:color w:val="AAC4B6"/>
-                <w:sz w:val="21"/>
-              </w:rPr>
-              <w:t xml:space="preserve"> </w:t>
-            </w:r>
-            <w:r>
-              <w:rPr>
-                <w:rFonts w:ascii="Calibri" w:hAnsi="Calibri" w:eastAsia="微软雅黑"/>
-                <w:b/>
-                <w:color w:val="BEF264"/>
-                <w:sz w:val="21"/>
-              </w:rPr>
-              <w:t>十倍</w:t>
-            </w:r>
-            <w:r>
-              <w:rPr>
-                <w:rFonts w:ascii="Calibri" w:hAnsi="Calibri" w:eastAsia="微软雅黑"/>
-                <w:b w:val="0"/>
-                <w:color w:val="AAC4B6"/>
-                <w:sz w:val="21"/>
-              </w:rPr>
-              <w:t>，</w:t>
-            </w:r>
           </w:p>
         </w:tc>
         <w:tc>
           <w:tcPr>
-            <w:tcW w:type="dxa" w:w="3513"/>
+            <w:tcW w:type="dxa" w:w="2635"/>
           </w:tcPr>
           <w:p>
             <w:pPr>
@@ -5099,7 +5709,7 @@
                 <w:color w:val="AAC4B6"/>
                 <w:sz w:val="21"/>
               </w:rPr>
-              <w:t>靠的是</w:t>
+              <w:t>约</w:t>
             </w:r>
             <w:r>
               <w:rPr>
@@ -5114,10 +5724,10 @@
               <w:rPr>
                 <w:rFonts w:ascii="Calibri" w:hAnsi="Calibri" w:eastAsia="微软雅黑"/>
                 <w:b/>
-                <w:color w:val="C4B5FD"/>
+                <w:color w:val="BEF264"/>
                 <w:sz w:val="21"/>
               </w:rPr>
-              <w:t>玉米浆</w:t>
+              <w:t>十倍</w:t>
             </w:r>
             <w:r>
               <w:rPr>
@@ -5132,7 +5742,54 @@
         </w:tc>
         <w:tc>
           <w:tcPr>
-            <w:tcW w:type="dxa" w:w="3513"/>
+            <w:tcW w:type="dxa" w:w="2635"/>
+          </w:tcPr>
+          <w:p>
+            <w:pPr>
+              <w:spacing w:after="0"/>
+              <w:jc w:val="center"/>
+            </w:pPr>
+            <w:r>
+              <w:rPr>
+                <w:rFonts w:ascii="Calibri" w:hAnsi="Calibri" w:eastAsia="微软雅黑"/>
+                <w:b w:val="0"/>
+                <w:color w:val="AAC4B6"/>
+                <w:sz w:val="21"/>
+              </w:rPr>
+              <w:t>靠的是</w:t>
+            </w:r>
+            <w:r>
+              <w:rPr>
+                <w:rFonts w:ascii="Calibri" w:hAnsi="Calibri" w:eastAsia="微软雅黑"/>
+                <w:b w:val="0"/>
+                <w:color w:val="AAC4B6"/>
+                <w:sz w:val="21"/>
+              </w:rPr>
+              <w:t xml:space="preserve"> </w:t>
+            </w:r>
+            <w:r>
+              <w:rPr>
+                <w:rFonts w:ascii="Calibri" w:hAnsi="Calibri" w:eastAsia="微软雅黑"/>
+                <w:b/>
+                <w:color w:val="C4B5FD"/>
+                <w:sz w:val="21"/>
+              </w:rPr>
+              <w:t>玉米浆</w:t>
+            </w:r>
+            <w:r>
+              <w:rPr>
+                <w:rFonts w:ascii="Calibri" w:hAnsi="Calibri" w:eastAsia="微软雅黑"/>
+                <w:b w:val="0"/>
+                <w:color w:val="AAC4B6"/>
+                <w:sz w:val="21"/>
+              </w:rPr>
+              <w:t>，</w:t>
+            </w:r>
+          </w:p>
+        </w:tc>
+        <w:tc>
+          <w:tcPr>
+            <w:tcW w:type="dxa" w:w="2635"/>
           </w:tcPr>
           <w:p>
             <w:pPr>
@@ -5220,14 +5877,15 @@
         </w:tblBorders>
       </w:tblPr>
       <w:tblGrid>
-        <w:gridCol w:w="3513"/>
-        <w:gridCol w:w="3513"/>
-        <w:gridCol w:w="3513"/>
+        <w:gridCol w:w="2635"/>
+        <w:gridCol w:w="2635"/>
+        <w:gridCol w:w="2635"/>
+        <w:gridCol w:w="2635"/>
       </w:tblGrid>
       <w:tr>
         <w:tc>
           <w:tcPr>
-            <w:tcW w:type="dxa" w:w="3513"/>
+            <w:tcW w:type="dxa" w:w="2635"/>
           </w:tcPr>
           <w:p>
             <w:pPr>
@@ -5247,7 +5905,7 @@
         </w:tc>
         <w:tc>
           <w:tcPr>
-            <w:tcW w:type="dxa" w:w="3513"/>
+            <w:tcW w:type="dxa" w:w="2635"/>
           </w:tcPr>
           <w:p>
             <w:pPr>
@@ -5294,7 +5952,7 @@
         </w:tc>
         <w:tc>
           <w:tcPr>
-            <w:tcW w:type="dxa" w:w="3513"/>
+            <w:tcW w:type="dxa" w:w="2635"/>
           </w:tcPr>
           <w:p>
             <w:pPr>
@@ -5328,6 +5986,17 @@
               </w:rPr>
               <w:t>with</w:t>
             </w:r>
+          </w:p>
+        </w:tc>
+        <w:tc>
+          <w:tcPr>
+            <w:tcW w:type="dxa" w:w="2635"/>
+          </w:tcPr>
+          <w:p>
+            <w:pPr>
+              <w:spacing w:after="0"/>
+              <w:jc w:val="center"/>
+            </w:pPr>
             <w:r>
               <w:rPr>
                 <w:rFonts w:ascii="Calibri" w:hAnsi="Calibri" w:eastAsia="微软雅黑"/>
@@ -5335,7 +6004,7 @@
                 <w:color w:val="F0F7F2"/>
                 <w:sz w:val="26"/>
               </w:rPr>
-              <w:t xml:space="preserve"> a more </w:t>
+              <w:t xml:space="preserve">a more </w:t>
             </w:r>
             <w:r>
               <w:rPr>
@@ -5361,7 +6030,7 @@
       <w:tr>
         <w:tc>
           <w:tcPr>
-            <w:tcW w:type="dxa" w:w="3513"/>
+            <w:tcW w:type="dxa" w:w="2635"/>
           </w:tcPr>
           <w:p>
             <w:pPr>
@@ -5381,7 +6050,7 @@
         </w:tc>
         <w:tc>
           <w:tcPr>
-            <w:tcW w:type="dxa" w:w="3513"/>
+            <w:tcW w:type="dxa" w:w="2635"/>
           </w:tcPr>
           <w:p>
             <w:pPr>
@@ -5437,7 +6106,7 @@
         </w:tc>
         <w:tc>
           <w:tcPr>
-            <w:tcW w:type="dxa" w:w="3513"/>
+            <w:tcW w:type="dxa" w:w="2635"/>
           </w:tcPr>
           <w:p>
             <w:pPr>
@@ -5507,15 +6176,17 @@
               </w:rPr>
               <w:t>提供了</w:t>
             </w:r>
-            <w:r>
-              <w:rPr>
-                <w:rFonts w:ascii="Calibri" w:hAnsi="Calibri" w:eastAsia="微软雅黑"/>
-                <w:b w:val="0"/>
-                <w:color w:val="AAC4B6"/>
-                <w:sz w:val="21"/>
-              </w:rPr>
-              <w:t xml:space="preserve"> </w:t>
-            </w:r>
+          </w:p>
+        </w:tc>
+        <w:tc>
+          <w:tcPr>
+            <w:tcW w:type="dxa" w:w="2635"/>
+          </w:tcPr>
+          <w:p>
+            <w:pPr>
+              <w:spacing w:after="0"/>
+              <w:jc w:val="center"/>
+            </w:pPr>
             <w:r>
               <w:rPr>
                 <w:rFonts w:ascii="Calibri" w:hAnsi="Calibri" w:eastAsia="微软雅黑"/>
@@ -5600,14 +6271,15 @@
         </w:tblBorders>
       </w:tblPr>
       <w:tblGrid>
-        <w:gridCol w:w="3513"/>
-        <w:gridCol w:w="3513"/>
-        <w:gridCol w:w="3513"/>
+        <w:gridCol w:w="2635"/>
+        <w:gridCol w:w="2635"/>
+        <w:gridCol w:w="2635"/>
+        <w:gridCol w:w="2635"/>
       </w:tblGrid>
       <w:tr>
         <w:tc>
           <w:tcPr>
-            <w:tcW w:type="dxa" w:w="3513"/>
+            <w:tcW w:type="dxa" w:w="2635"/>
           </w:tcPr>
           <w:p>
             <w:pPr>
@@ -5627,7 +6299,7 @@
         </w:tc>
         <w:tc>
           <w:tcPr>
-            <w:tcW w:type="dxa" w:w="3513"/>
+            <w:tcW w:type="dxa" w:w="2635"/>
           </w:tcPr>
           <w:p>
             <w:pPr>
@@ -5665,7 +6337,7 @@
         </w:tc>
         <w:tc>
           <w:tcPr>
-            <w:tcW w:type="dxa" w:w="3513"/>
+            <w:tcW w:type="dxa" w:w="2635"/>
           </w:tcPr>
           <w:p>
             <w:pPr>
@@ -5679,8 +6351,19 @@
                 <w:color w:val="F0F7F2"/>
                 <w:sz w:val="26"/>
               </w:rPr>
-              <w:t xml:space="preserve">met </w:t>
-            </w:r>
+              <w:t>met</w:t>
+            </w:r>
+          </w:p>
+        </w:tc>
+        <w:tc>
+          <w:tcPr>
+            <w:tcW w:type="dxa" w:w="2635"/>
+          </w:tcPr>
+          <w:p>
+            <w:pPr>
+              <w:spacing w:after="0"/>
+              <w:jc w:val="center"/>
+            </w:pPr>
             <w:r>
               <w:rPr>
                 <w:rFonts w:ascii="Calibri" w:hAnsi="Calibri" w:eastAsia="微软雅黑"/>
@@ -5705,7 +6388,7 @@
       <w:tr>
         <w:tc>
           <w:tcPr>
-            <w:tcW w:type="dxa" w:w="3513"/>
+            <w:tcW w:type="dxa" w:w="2635"/>
           </w:tcPr>
           <w:p>
             <w:pPr>
@@ -5725,7 +6408,7 @@
         </w:tc>
         <w:tc>
           <w:tcPr>
-            <w:tcW w:type="dxa" w:w="3513"/>
+            <w:tcW w:type="dxa" w:w="2635"/>
           </w:tcPr>
           <w:p>
             <w:pPr>
@@ -5763,7 +6446,7 @@
         </w:tc>
         <w:tc>
           <w:tcPr>
-            <w:tcW w:type="dxa" w:w="3513"/>
+            <w:tcW w:type="dxa" w:w="2635"/>
           </w:tcPr>
           <w:p>
             <w:pPr>
@@ -5779,15 +6462,17 @@
               </w:rPr>
               <w:t>已能满足</w:t>
             </w:r>
-            <w:r>
-              <w:rPr>
-                <w:rFonts w:ascii="Calibri" w:hAnsi="Calibri" w:eastAsia="微软雅黑"/>
-                <w:b w:val="0"/>
-                <w:color w:val="AAC4B6"/>
-                <w:sz w:val="21"/>
-              </w:rPr>
-              <w:t xml:space="preserve"> </w:t>
-            </w:r>
+          </w:p>
+        </w:tc>
+        <w:tc>
+          <w:tcPr>
+            <w:tcW w:type="dxa" w:w="2635"/>
+          </w:tcPr>
+          <w:p>
+            <w:pPr>
+              <w:spacing w:after="0"/>
+              <w:jc w:val="center"/>
+            </w:pPr>
             <w:r>
               <w:rPr>
                 <w:rFonts w:ascii="Calibri" w:hAnsi="Calibri" w:eastAsia="微软雅黑"/>
@@ -5855,14 +6540,15 @@
         </w:tblBorders>
       </w:tblPr>
       <w:tblGrid>
-        <w:gridCol w:w="3513"/>
-        <w:gridCol w:w="3513"/>
-        <w:gridCol w:w="3513"/>
+        <w:gridCol w:w="2635"/>
+        <w:gridCol w:w="2635"/>
+        <w:gridCol w:w="2635"/>
+        <w:gridCol w:w="2635"/>
       </w:tblGrid>
       <w:tr>
         <w:tc>
           <w:tcPr>
-            <w:tcW w:type="dxa" w:w="3513"/>
+            <w:tcW w:type="dxa" w:w="2635"/>
           </w:tcPr>
           <w:p>
             <w:pPr>
@@ -5882,7 +6568,7 @@
         </w:tc>
         <w:tc>
           <w:tcPr>
-            <w:tcW w:type="dxa" w:w="3513"/>
+            <w:tcW w:type="dxa" w:w="2635"/>
           </w:tcPr>
           <w:p>
             <w:pPr>
@@ -5902,7 +6588,7 @@
         </w:tc>
         <w:tc>
           <w:tcPr>
-            <w:tcW w:type="dxa" w:w="3513"/>
+            <w:tcW w:type="dxa" w:w="2635"/>
           </w:tcPr>
           <w:p>
             <w:pPr>
@@ -5916,7 +6602,27 @@
                 <w:color w:val="F0F7F2"/>
                 <w:sz w:val="26"/>
               </w:rPr>
-              <w:t>shared the Nobel prize;</w:t>
+              <w:t>shared</w:t>
+            </w:r>
+          </w:p>
+        </w:tc>
+        <w:tc>
+          <w:tcPr>
+            <w:tcW w:type="dxa" w:w="2635"/>
+          </w:tcPr>
+          <w:p>
+            <w:pPr>
+              <w:spacing w:after="0"/>
+              <w:jc w:val="center"/>
+            </w:pPr>
+            <w:r>
+              <w:rPr>
+                <w:rFonts w:ascii="Calibri" w:hAnsi="Calibri" w:eastAsia="微软雅黑"/>
+                <w:b w:val="0"/>
+                <w:color w:val="F0F7F2"/>
+                <w:sz w:val="26"/>
+              </w:rPr>
+              <w:t>the Nobel prize;</w:t>
             </w:r>
           </w:p>
         </w:tc>
@@ -5924,7 +6630,7 @@
       <w:tr>
         <w:tc>
           <w:tcPr>
-            <w:tcW w:type="dxa" w:w="3513"/>
+            <w:tcW w:type="dxa" w:w="2635"/>
           </w:tcPr>
           <w:p>
             <w:pPr>
@@ -5944,7 +6650,7 @@
         </w:tc>
         <w:tc>
           <w:tcPr>
-            <w:tcW w:type="dxa" w:w="3513"/>
+            <w:tcW w:type="dxa" w:w="2635"/>
           </w:tcPr>
           <w:p>
             <w:pPr>
@@ -5964,7 +6670,7 @@
         </w:tc>
         <w:tc>
           <w:tcPr>
-            <w:tcW w:type="dxa" w:w="3513"/>
+            <w:tcW w:type="dxa" w:w="2635"/>
           </w:tcPr>
           <w:p>
             <w:pPr>
@@ -5978,7 +6684,27 @@
                 <w:color w:val="AAC4B6"/>
                 <w:sz w:val="21"/>
               </w:rPr>
-              <w:t>共同获得了诺贝尔奖；</w:t>
+              <w:t>共同获得了</w:t>
+            </w:r>
+          </w:p>
+        </w:tc>
+        <w:tc>
+          <w:tcPr>
+            <w:tcW w:type="dxa" w:w="2635"/>
+          </w:tcPr>
+          <w:p>
+            <w:pPr>
+              <w:spacing w:after="0"/>
+              <w:jc w:val="center"/>
+            </w:pPr>
+            <w:r>
+              <w:rPr>
+                <w:rFonts w:ascii="Calibri" w:hAnsi="Calibri" w:eastAsia="微软雅黑"/>
+                <w:b w:val="0"/>
+                <w:color w:val="AAC4B6"/>
+                <w:sz w:val="21"/>
+              </w:rPr>
+              <w:t>诺贝尔奖；</w:t>
             </w:r>
           </w:p>
         </w:tc>
@@ -6154,110 +6880,6 @@
         </w:tblBorders>
       </w:tblPr>
       <w:tblGrid>
-        <w:gridCol w:w="5270"/>
-        <w:gridCol w:w="5270"/>
-      </w:tblGrid>
-      <w:tr>
-        <w:tc>
-          <w:tcPr>
-            <w:tcW w:type="dxa" w:w="5270"/>
-          </w:tcPr>
-          <w:p>
-            <w:pPr>
-              <w:spacing w:after="0"/>
-              <w:jc w:val="center"/>
-            </w:pPr>
-            <w:r>
-              <w:rPr>
-                <w:rFonts w:ascii="Calibri" w:hAnsi="Calibri" w:eastAsia="微软雅黑"/>
-                <w:b/>
-                <w:color w:val="FCA5A5"/>
-                <w:sz w:val="26"/>
-              </w:rPr>
-              <w:t>Fortune</w:t>
-            </w:r>
-          </w:p>
-        </w:tc>
-        <w:tc>
-          <w:tcPr>
-            <w:tcW w:type="dxa" w:w="5270"/>
-          </w:tcPr>
-          <w:p>
-            <w:pPr>
-              <w:spacing w:after="0"/>
-              <w:jc w:val="center"/>
-            </w:pPr>
-            <w:r>
-              <w:rPr>
-                <w:rFonts w:ascii="Calibri" w:hAnsi="Calibri" w:eastAsia="微软雅黑"/>
-                <w:b w:val="0"/>
-                <w:color w:val="F0F7F2"/>
-                <w:sz w:val="26"/>
-              </w:rPr>
-              <w:t>put the mould in Fleming's dish;</w:t>
-            </w:r>
-          </w:p>
-        </w:tc>
-      </w:tr>
-      <w:tr>
-        <w:tc>
-          <w:tcPr>
-            <w:tcW w:type="dxa" w:w="5270"/>
-          </w:tcPr>
-          <w:p>
-            <w:pPr>
-              <w:spacing w:after="0"/>
-              <w:jc w:val="center"/>
-            </w:pPr>
-            <w:r>
-              <w:rPr>
-                <w:rFonts w:ascii="Calibri" w:hAnsi="Calibri" w:eastAsia="微软雅黑"/>
-                <w:b/>
-                <w:color w:val="FCA5A5"/>
-                <w:sz w:val="21"/>
-              </w:rPr>
-              <w:t>机缘</w:t>
-            </w:r>
-          </w:p>
-        </w:tc>
-        <w:tc>
-          <w:tcPr>
-            <w:tcW w:type="dxa" w:w="5270"/>
-          </w:tcPr>
-          <w:p>
-            <w:pPr>
-              <w:spacing w:after="0"/>
-              <w:jc w:val="center"/>
-            </w:pPr>
-            <w:r>
-              <w:rPr>
-                <w:rFonts w:ascii="Calibri" w:hAnsi="Calibri" w:eastAsia="微软雅黑"/>
-                <w:b w:val="0"/>
-                <w:color w:val="AAC4B6"/>
-                <w:sz w:val="21"/>
-              </w:rPr>
-              <w:t>把霉菌送进了弗莱明的培养皿；</w:t>
-            </w:r>
-          </w:p>
-        </w:tc>
-      </w:tr>
-    </w:tbl>
-    <w:tbl>
-      <w:tblPr>
-        <w:tblW w:type="auto" w:w="0"/>
-        <w:jc w:val="center"/>
-        <w:tblLayout w:type="autofit"/>
-        <w:tblLook w:firstColumn="1" w:firstRow="1" w:lastColumn="0" w:lastRow="0" w:noHBand="0" w:noVBand="1" w:val="04A0"/>
-        <w:tblBorders>
-          <w:top w:val="nil"/>
-          <w:left w:val="nil"/>
-          <w:bottom w:val="nil"/>
-          <w:right w:val="nil"/>
-          <w:insideH w:val="nil"/>
-          <w:insideV w:val="nil"/>
-        </w:tblBorders>
-      </w:tblPr>
-      <w:tblGrid>
         <w:gridCol w:w="3513"/>
         <w:gridCol w:w="3513"/>
         <w:gridCol w:w="3513"/>
@@ -6276,19 +6898,10 @@
               <w:rPr>
                 <w:rFonts w:ascii="Calibri" w:hAnsi="Calibri" w:eastAsia="微软雅黑"/>
                 <w:b/>
-                <w:color w:val="FBBF24"/>
+                <w:color w:val="FCA5A5"/>
                 <w:sz w:val="26"/>
               </w:rPr>
-              <w:t>tenacious</w:t>
-            </w:r>
-            <w:r>
-              <w:rPr>
-                <w:rFonts w:ascii="Calibri" w:hAnsi="Calibri" w:eastAsia="微软雅黑"/>
-                <w:b w:val="0"/>
-                <w:color w:val="F0F7F2"/>
-                <w:sz w:val="26"/>
-              </w:rPr>
-              <w:t xml:space="preserve"> teams</w:t>
+              <w:t>Fortune</w:t>
             </w:r>
           </w:p>
         </w:tc>
@@ -6308,16 +6921,7 @@
                 <w:color w:val="F0F7F2"/>
                 <w:sz w:val="26"/>
               </w:rPr>
-              <w:t xml:space="preserve">and years of </w:t>
-            </w:r>
-            <w:r>
-              <w:rPr>
-                <w:rFonts w:ascii="Calibri" w:hAnsi="Calibri" w:eastAsia="微软雅黑"/>
-                <w:b/>
-                <w:color w:val="38BDF8"/>
-                <w:sz w:val="26"/>
-              </w:rPr>
-              <w:t>toil</w:t>
+              <w:t>put the mould in</w:t>
             </w:r>
           </w:p>
         </w:tc>
@@ -6333,56 +6937,11 @@
             <w:r>
               <w:rPr>
                 <w:rFonts w:ascii="Calibri" w:hAnsi="Calibri" w:eastAsia="微软雅黑"/>
-                <w:b/>
-                <w:color w:val="F472B6"/>
-                <w:sz w:val="26"/>
-              </w:rPr>
-              <w:t>transformed</w:t>
-            </w:r>
-            <w:r>
-              <w:rPr>
-                <w:rFonts w:ascii="Calibri" w:hAnsi="Calibri" w:eastAsia="微软雅黑"/>
                 <w:b w:val="0"/>
                 <w:color w:val="F0F7F2"/>
                 <w:sz w:val="26"/>
               </w:rPr>
-              <w:t xml:space="preserve"> it </w:t>
-            </w:r>
-            <w:r>
-              <w:rPr>
-                <w:rFonts w:ascii="Calibri" w:hAnsi="Calibri" w:eastAsia="微软雅黑"/>
-                <w:b/>
-                <w:color w:val="F472B6"/>
-                <w:sz w:val="26"/>
-              </w:rPr>
-              <w:t>into</w:t>
-            </w:r>
-            <w:r>
-              <w:rPr>
-                <w:rFonts w:ascii="Calibri" w:hAnsi="Calibri" w:eastAsia="微软雅黑"/>
-                <w:b w:val="0"/>
-                <w:color w:val="F0F7F2"/>
-                <w:sz w:val="26"/>
-              </w:rPr>
-              <w:t xml:space="preserve"> a </w:t>
-            </w:r>
-            <w:r>
-              <w:rPr>
-                <w:rFonts w:ascii="Calibri" w:hAnsi="Calibri" w:eastAsia="微软雅黑"/>
-                <w:b/>
-                <w:color w:val="C4B5FD"/>
-                <w:sz w:val="26"/>
-              </w:rPr>
-              <w:t>remedy</w:t>
-            </w:r>
-            <w:r>
-              <w:rPr>
-                <w:rFonts w:ascii="Calibri" w:hAnsi="Calibri" w:eastAsia="微软雅黑"/>
-                <w:b w:val="0"/>
-                <w:color w:val="F0F7F2"/>
-                <w:sz w:val="26"/>
-              </w:rPr>
-              <w:t>.</w:t>
+              <w:t>Fleming's dish;</w:t>
             </w:r>
           </w:p>
         </w:tc>
@@ -6400,47 +6959,11 @@
             <w:r>
               <w:rPr>
                 <w:rFonts w:ascii="Calibri" w:hAnsi="Calibri" w:eastAsia="微软雅黑"/>
-                <w:b w:val="0"/>
-                <w:color w:val="AAC4B6"/>
+                <w:b/>
+                <w:color w:val="FCA5A5"/>
                 <w:sz w:val="21"/>
               </w:rPr>
-              <w:t>几支</w:t>
-            </w:r>
-            <w:r>
-              <w:rPr>
-                <w:rFonts w:ascii="Calibri" w:hAnsi="Calibri" w:eastAsia="微软雅黑"/>
-                <w:b w:val="0"/>
-                <w:color w:val="AAC4B6"/>
-                <w:sz w:val="21"/>
-              </w:rPr>
-              <w:t xml:space="preserve"> </w:t>
-            </w:r>
-            <w:r>
-              <w:rPr>
-                <w:rFonts w:ascii="Calibri" w:hAnsi="Calibri" w:eastAsia="微软雅黑"/>
-                <w:b/>
-                <w:color w:val="FBBF24"/>
-                <w:sz w:val="21"/>
-              </w:rPr>
-              <w:t>锲而不舍的/坚持不懈的</w:t>
-            </w:r>
-            <w:r>
-              <w:rPr>
-                <w:rFonts w:ascii="Calibri" w:hAnsi="Calibri" w:eastAsia="微软雅黑"/>
-                <w:b w:val="0"/>
-                <w:color w:val="AAC4B6"/>
-                <w:sz w:val="21"/>
-              </w:rPr>
-              <w:t xml:space="preserve"> </w:t>
-            </w:r>
-            <w:r>
-              <w:rPr>
-                <w:rFonts w:ascii="Calibri" w:hAnsi="Calibri" w:eastAsia="微软雅黑"/>
-                <w:b w:val="0"/>
-                <w:color w:val="AAC4B6"/>
-                <w:sz w:val="21"/>
-              </w:rPr>
-              <w:t>团队</w:t>
+              <w:t>机缘</w:t>
             </w:r>
           </w:p>
         </w:tc>
@@ -6460,34 +6983,7 @@
                 <w:color w:val="AAC4B6"/>
                 <w:sz w:val="21"/>
               </w:rPr>
-              <w:t>加上多年的</w:t>
-            </w:r>
-            <w:r>
-              <w:rPr>
-                <w:rFonts w:ascii="Calibri" w:hAnsi="Calibri" w:eastAsia="微软雅黑"/>
-                <w:b w:val="0"/>
-                <w:color w:val="AAC4B6"/>
-                <w:sz w:val="21"/>
-              </w:rPr>
-              <w:t xml:space="preserve"> </w:t>
-            </w:r>
-            <w:r>
-              <w:rPr>
-                <w:rFonts w:ascii="Calibri" w:hAnsi="Calibri" w:eastAsia="微软雅黑"/>
-                <w:b/>
-                <w:color w:val="38BDF8"/>
-                <w:sz w:val="21"/>
-              </w:rPr>
-              <w:t>辛劳/辛苦工作</w:t>
-            </w:r>
-            <w:r>
-              <w:rPr>
-                <w:rFonts w:ascii="Calibri" w:hAnsi="Calibri" w:eastAsia="微软雅黑"/>
-                <w:b w:val="0"/>
-                <w:color w:val="AAC4B6"/>
-                <w:sz w:val="21"/>
-              </w:rPr>
-              <w:t>，</w:t>
+              <w:t>把霉菌送进了</w:t>
             </w:r>
           </w:p>
         </w:tc>
@@ -6507,8 +7003,200 @@
                 <w:color w:val="AAC4B6"/>
                 <w:sz w:val="21"/>
               </w:rPr>
-              <w:t>把它</w:t>
-            </w:r>
+              <w:t>弗莱明的培养皿；</w:t>
+            </w:r>
+          </w:p>
+        </w:tc>
+      </w:tr>
+    </w:tbl>
+    <w:tbl>
+      <w:tblPr>
+        <w:tblW w:type="auto" w:w="0"/>
+        <w:jc w:val="center"/>
+        <w:tblLayout w:type="autofit"/>
+        <w:tblLook w:firstColumn="1" w:firstRow="1" w:lastColumn="0" w:lastRow="0" w:noHBand="0" w:noVBand="1" w:val="04A0"/>
+        <w:tblBorders>
+          <w:top w:val="nil"/>
+          <w:left w:val="nil"/>
+          <w:bottom w:val="nil"/>
+          <w:right w:val="nil"/>
+          <w:insideH w:val="nil"/>
+          <w:insideV w:val="nil"/>
+        </w:tblBorders>
+      </w:tblPr>
+      <w:tblGrid>
+        <w:gridCol w:w="2108"/>
+        <w:gridCol w:w="2108"/>
+        <w:gridCol w:w="2108"/>
+        <w:gridCol w:w="2108"/>
+        <w:gridCol w:w="2108"/>
+      </w:tblGrid>
+      <w:tr>
+        <w:tc>
+          <w:tcPr>
+            <w:tcW w:type="dxa" w:w="2108"/>
+          </w:tcPr>
+          <w:p>
+            <w:pPr>
+              <w:spacing w:after="0"/>
+              <w:jc w:val="center"/>
+            </w:pPr>
+            <w:r>
+              <w:rPr>
+                <w:rFonts w:ascii="Calibri" w:hAnsi="Calibri" w:eastAsia="微软雅黑"/>
+                <w:b/>
+                <w:color w:val="FBBF24"/>
+                <w:sz w:val="26"/>
+              </w:rPr>
+              <w:t>tenacious</w:t>
+            </w:r>
+            <w:r>
+              <w:rPr>
+                <w:rFonts w:ascii="Calibri" w:hAnsi="Calibri" w:eastAsia="微软雅黑"/>
+                <w:b w:val="0"/>
+                <w:color w:val="F0F7F2"/>
+                <w:sz w:val="26"/>
+              </w:rPr>
+              <w:t xml:space="preserve"> teams</w:t>
+            </w:r>
+          </w:p>
+        </w:tc>
+        <w:tc>
+          <w:tcPr>
+            <w:tcW w:type="dxa" w:w="2108"/>
+          </w:tcPr>
+          <w:p>
+            <w:pPr>
+              <w:spacing w:after="0"/>
+              <w:jc w:val="center"/>
+            </w:pPr>
+            <w:r>
+              <w:rPr>
+                <w:rFonts w:ascii="Calibri" w:hAnsi="Calibri" w:eastAsia="微软雅黑"/>
+                <w:b w:val="0"/>
+                <w:color w:val="F0F7F2"/>
+                <w:sz w:val="26"/>
+              </w:rPr>
+              <w:t>and</w:t>
+            </w:r>
+          </w:p>
+        </w:tc>
+        <w:tc>
+          <w:tcPr>
+            <w:tcW w:type="dxa" w:w="2108"/>
+          </w:tcPr>
+          <w:p>
+            <w:pPr>
+              <w:spacing w:after="0"/>
+              <w:jc w:val="center"/>
+            </w:pPr>
+            <w:r>
+              <w:rPr>
+                <w:rFonts w:ascii="Calibri" w:hAnsi="Calibri" w:eastAsia="微软雅黑"/>
+                <w:b w:val="0"/>
+                <w:color w:val="F0F7F2"/>
+                <w:sz w:val="26"/>
+              </w:rPr>
+              <w:t xml:space="preserve">years of </w:t>
+            </w:r>
+            <w:r>
+              <w:rPr>
+                <w:rFonts w:ascii="Calibri" w:hAnsi="Calibri" w:eastAsia="微软雅黑"/>
+                <w:b/>
+                <w:color w:val="38BDF8"/>
+                <w:sz w:val="26"/>
+              </w:rPr>
+              <w:t>toil</w:t>
+            </w:r>
+          </w:p>
+        </w:tc>
+        <w:tc>
+          <w:tcPr>
+            <w:tcW w:type="dxa" w:w="2108"/>
+          </w:tcPr>
+          <w:p>
+            <w:pPr>
+              <w:spacing w:after="0"/>
+              <w:jc w:val="center"/>
+            </w:pPr>
+            <w:r>
+              <w:rPr>
+                <w:rFonts w:ascii="Calibri" w:hAnsi="Calibri" w:eastAsia="微软雅黑"/>
+                <w:b/>
+                <w:color w:val="F472B6"/>
+                <w:sz w:val="26"/>
+              </w:rPr>
+              <w:t>transformed</w:t>
+            </w:r>
+            <w:r>
+              <w:rPr>
+                <w:rFonts w:ascii="Calibri" w:hAnsi="Calibri" w:eastAsia="微软雅黑"/>
+                <w:b w:val="0"/>
+                <w:color w:val="F0F7F2"/>
+                <w:sz w:val="26"/>
+              </w:rPr>
+              <w:t xml:space="preserve"> it </w:t>
+            </w:r>
+            <w:r>
+              <w:rPr>
+                <w:rFonts w:ascii="Calibri" w:hAnsi="Calibri" w:eastAsia="微软雅黑"/>
+                <w:b/>
+                <w:color w:val="F472B6"/>
+                <w:sz w:val="26"/>
+              </w:rPr>
+              <w:t>into</w:t>
+            </w:r>
+          </w:p>
+        </w:tc>
+        <w:tc>
+          <w:tcPr>
+            <w:tcW w:type="dxa" w:w="2108"/>
+          </w:tcPr>
+          <w:p>
+            <w:pPr>
+              <w:spacing w:after="0"/>
+              <w:jc w:val="center"/>
+            </w:pPr>
+            <w:r>
+              <w:rPr>
+                <w:rFonts w:ascii="Calibri" w:hAnsi="Calibri" w:eastAsia="微软雅黑"/>
+                <w:b w:val="0"/>
+                <w:color w:val="F0F7F2"/>
+                <w:sz w:val="26"/>
+              </w:rPr>
+              <w:t xml:space="preserve">a </w:t>
+            </w:r>
+            <w:r>
+              <w:rPr>
+                <w:rFonts w:ascii="Calibri" w:hAnsi="Calibri" w:eastAsia="微软雅黑"/>
+                <w:b/>
+                <w:color w:val="C4B5FD"/>
+                <w:sz w:val="26"/>
+              </w:rPr>
+              <w:t>remedy</w:t>
+            </w:r>
+            <w:r>
+              <w:rPr>
+                <w:rFonts w:ascii="Calibri" w:hAnsi="Calibri" w:eastAsia="微软雅黑"/>
+                <w:b w:val="0"/>
+                <w:color w:val="F0F7F2"/>
+                <w:sz w:val="26"/>
+              </w:rPr>
+              <w:t>.</w:t>
+            </w:r>
+          </w:p>
+        </w:tc>
+      </w:tr>
+      <w:tr>
+        <w:tc>
+          <w:tcPr>
+            <w:tcW w:type="dxa" w:w="2108"/>
+          </w:tcPr>
+          <w:p>
+            <w:pPr>
+              <w:spacing w:after="0"/>
+              <w:jc w:val="center"/>
+            </w:pPr>
             <w:r>
               <w:rPr>
                 <w:rFonts w:ascii="Calibri" w:hAnsi="Calibri" w:eastAsia="微软雅黑"/>
@@ -6516,6 +7204,138 @@
                 <w:color w:val="AAC4B6"/>
                 <w:sz w:val="21"/>
               </w:rPr>
+              <w:t>几支</w:t>
+            </w:r>
+            <w:r>
+              <w:rPr>
+                <w:rFonts w:ascii="Calibri" w:hAnsi="Calibri" w:eastAsia="微软雅黑"/>
+                <w:b w:val="0"/>
+                <w:color w:val="AAC4B6"/>
+                <w:sz w:val="21"/>
+              </w:rPr>
+              <w:t xml:space="preserve"> </w:t>
+            </w:r>
+            <w:r>
+              <w:rPr>
+                <w:rFonts w:ascii="Calibri" w:hAnsi="Calibri" w:eastAsia="微软雅黑"/>
+                <w:b/>
+                <w:color w:val="FBBF24"/>
+                <w:sz w:val="21"/>
+              </w:rPr>
+              <w:t>锲而不舍的/坚持不懈的</w:t>
+            </w:r>
+            <w:r>
+              <w:rPr>
+                <w:rFonts w:ascii="Calibri" w:hAnsi="Calibri" w:eastAsia="微软雅黑"/>
+                <w:b w:val="0"/>
+                <w:color w:val="AAC4B6"/>
+                <w:sz w:val="21"/>
+              </w:rPr>
+              <w:t xml:space="preserve"> </w:t>
+            </w:r>
+            <w:r>
+              <w:rPr>
+                <w:rFonts w:ascii="Calibri" w:hAnsi="Calibri" w:eastAsia="微软雅黑"/>
+                <w:b w:val="0"/>
+                <w:color w:val="AAC4B6"/>
+                <w:sz w:val="21"/>
+              </w:rPr>
+              <w:t>团队</w:t>
+            </w:r>
+          </w:p>
+        </w:tc>
+        <w:tc>
+          <w:tcPr>
+            <w:tcW w:type="dxa" w:w="2108"/>
+          </w:tcPr>
+          <w:p>
+            <w:pPr>
+              <w:spacing w:after="0"/>
+              <w:jc w:val="center"/>
+            </w:pPr>
+            <w:r>
+              <w:rPr>
+                <w:rFonts w:ascii="Calibri" w:hAnsi="Calibri" w:eastAsia="微软雅黑"/>
+                <w:b w:val="0"/>
+                <w:color w:val="AAC4B6"/>
+                <w:sz w:val="21"/>
+              </w:rPr>
+              <w:t>加上</w:t>
+            </w:r>
+          </w:p>
+        </w:tc>
+        <w:tc>
+          <w:tcPr>
+            <w:tcW w:type="dxa" w:w="2108"/>
+          </w:tcPr>
+          <w:p>
+            <w:pPr>
+              <w:spacing w:after="0"/>
+              <w:jc w:val="center"/>
+            </w:pPr>
+            <w:r>
+              <w:rPr>
+                <w:rFonts w:ascii="Calibri" w:hAnsi="Calibri" w:eastAsia="微软雅黑"/>
+                <w:b w:val="0"/>
+                <w:color w:val="AAC4B6"/>
+                <w:sz w:val="21"/>
+              </w:rPr>
+              <w:t>多年的</w:t>
+            </w:r>
+            <w:r>
+              <w:rPr>
+                <w:rFonts w:ascii="Calibri" w:hAnsi="Calibri" w:eastAsia="微软雅黑"/>
+                <w:b w:val="0"/>
+                <w:color w:val="AAC4B6"/>
+                <w:sz w:val="21"/>
+              </w:rPr>
+              <w:t xml:space="preserve"> </w:t>
+            </w:r>
+            <w:r>
+              <w:rPr>
+                <w:rFonts w:ascii="Calibri" w:hAnsi="Calibri" w:eastAsia="微软雅黑"/>
+                <w:b/>
+                <w:color w:val="38BDF8"/>
+                <w:sz w:val="21"/>
+              </w:rPr>
+              <w:t>辛劳/辛苦工作</w:t>
+            </w:r>
+            <w:r>
+              <w:rPr>
+                <w:rFonts w:ascii="Calibri" w:hAnsi="Calibri" w:eastAsia="微软雅黑"/>
+                <w:b w:val="0"/>
+                <w:color w:val="AAC4B6"/>
+                <w:sz w:val="21"/>
+              </w:rPr>
+              <w:t>，</w:t>
+            </w:r>
+          </w:p>
+        </w:tc>
+        <w:tc>
+          <w:tcPr>
+            <w:tcW w:type="dxa" w:w="2108"/>
+          </w:tcPr>
+          <w:p>
+            <w:pPr>
+              <w:spacing w:after="0"/>
+              <w:jc w:val="center"/>
+            </w:pPr>
+            <w:r>
+              <w:rPr>
+                <w:rFonts w:ascii="Calibri" w:hAnsi="Calibri" w:eastAsia="微软雅黑"/>
+                <w:b w:val="0"/>
+                <w:color w:val="AAC4B6"/>
+                <w:sz w:val="21"/>
+              </w:rPr>
+              <w:t>把它</w:t>
+            </w:r>
+            <w:r>
+              <w:rPr>
+                <w:rFonts w:ascii="Calibri" w:hAnsi="Calibri" w:eastAsia="微软雅黑"/>
+                <w:b w:val="0"/>
+                <w:color w:val="AAC4B6"/>
+                <w:sz w:val="21"/>
+              </w:rPr>
               <w:t xml:space="preserve"> </w:t>
             </w:r>
             <w:r>
@@ -6527,15 +7347,17 @@
               </w:rPr>
               <w:t>转化成了</w:t>
             </w:r>
-            <w:r>
-              <w:rPr>
-                <w:rFonts w:ascii="Calibri" w:hAnsi="Calibri" w:eastAsia="微软雅黑"/>
-                <w:b w:val="0"/>
-                <w:color w:val="AAC4B6"/>
-                <w:sz w:val="21"/>
-              </w:rPr>
-              <w:t xml:space="preserve"> </w:t>
-            </w:r>
+          </w:p>
+        </w:tc>
+        <w:tc>
+          <w:tcPr>
+            <w:tcW w:type="dxa" w:w="2108"/>
+          </w:tcPr>
+          <w:p>
+            <w:pPr>
+              <w:spacing w:after="0"/>
+              <w:jc w:val="center"/>
+            </w:pPr>
             <w:r>
               <w:rPr>
                 <w:rFonts w:ascii="Calibri" w:hAnsi="Calibri" w:eastAsia="微软雅黑"/>

--- a/视频/对照文本/18-文本.docx
+++ b/视频/对照文本/18-文本.docx
@@ -324,14 +324,16 @@
         </w:tblBorders>
       </w:tblPr>
       <w:tblGrid>
-        <w:gridCol w:w="3513"/>
-        <w:gridCol w:w="3513"/>
-        <w:gridCol w:w="3513"/>
+        <w:gridCol w:w="2108"/>
+        <w:gridCol w:w="2108"/>
+        <w:gridCol w:w="2108"/>
+        <w:gridCol w:w="2108"/>
+        <w:gridCol w:w="2108"/>
       </w:tblGrid>
       <w:tr>
         <w:tc>
           <w:tcPr>
-            <w:tcW w:type="dxa" w:w="3513"/>
+            <w:tcW w:type="dxa" w:w="2108"/>
           </w:tcPr>
           <w:p>
             <w:pPr>
@@ -345,40 +347,13 @@
                 <w:color w:val="F0F7F2"/>
                 <w:sz w:val="26"/>
               </w:rPr>
-              <w:t xml:space="preserve">a </w:t>
-            </w:r>
-            <w:r>
-              <w:rPr>
-                <w:rFonts w:ascii="Calibri" w:hAnsi="Calibri" w:eastAsia="微软雅黑"/>
-                <w:b/>
-                <w:color w:val="FBBF24"/>
-                <w:sz w:val="26"/>
-              </w:rPr>
-              <w:t>stray</w:t>
-            </w:r>
-            <w:r>
-              <w:rPr>
-                <w:rFonts w:ascii="Calibri" w:hAnsi="Calibri" w:eastAsia="微软雅黑"/>
-                <w:b w:val="0"/>
-                <w:color w:val="F0F7F2"/>
-                <w:sz w:val="26"/>
-              </w:rPr>
-              <w:t xml:space="preserve"> </w:t>
-            </w:r>
-            <w:r>
-              <w:rPr>
-                <w:rFonts w:ascii="Calibri" w:hAnsi="Calibri" w:eastAsia="微软雅黑"/>
-                <w:b/>
-                <w:color w:val="38BDF8"/>
-                <w:sz w:val="26"/>
-              </w:rPr>
-              <w:t>mould</w:t>
+              <w:t>a</w:t>
             </w:r>
           </w:p>
         </w:tc>
         <w:tc>
           <w:tcPr>
-            <w:tcW w:type="dxa" w:w="3513"/>
+            <w:tcW w:type="dxa" w:w="2108"/>
           </w:tcPr>
           <w:p>
             <w:pPr>
@@ -388,26 +363,17 @@
             <w:r>
               <w:rPr>
                 <w:rFonts w:ascii="Calibri" w:hAnsi="Calibri" w:eastAsia="微软雅黑"/>
-                <w:b w:val="0"/>
-                <w:color w:val="F0F7F2"/>
+                <w:b/>
+                <w:color w:val="FBBF24"/>
                 <w:sz w:val="26"/>
               </w:rPr>
-              <w:t xml:space="preserve">had </w:t>
-            </w:r>
-            <w:r>
-              <w:rPr>
-                <w:rFonts w:ascii="Calibri" w:hAnsi="Calibri" w:eastAsia="微软雅黑"/>
-                <w:b/>
-                <w:color w:val="F472B6"/>
-                <w:sz w:val="26"/>
-              </w:rPr>
-              <w:t>contaminated</w:t>
+              <w:t>stray</w:t>
             </w:r>
           </w:p>
         </w:tc>
         <w:tc>
           <w:tcPr>
-            <w:tcW w:type="dxa" w:w="3513"/>
+            <w:tcW w:type="dxa" w:w="2108"/>
           </w:tcPr>
           <w:p>
             <w:pPr>
@@ -417,6 +383,55 @@
             <w:r>
               <w:rPr>
                 <w:rFonts w:ascii="Calibri" w:hAnsi="Calibri" w:eastAsia="微软雅黑"/>
+                <w:b/>
+                <w:color w:val="38BDF8"/>
+                <w:sz w:val="26"/>
+              </w:rPr>
+              <w:t>mould</w:t>
+            </w:r>
+          </w:p>
+        </w:tc>
+        <w:tc>
+          <w:tcPr>
+            <w:tcW w:type="dxa" w:w="2108"/>
+          </w:tcPr>
+          <w:p>
+            <w:pPr>
+              <w:spacing w:after="0"/>
+              <w:jc w:val="center"/>
+            </w:pPr>
+            <w:r>
+              <w:rPr>
+                <w:rFonts w:ascii="Calibri" w:hAnsi="Calibri" w:eastAsia="微软雅黑"/>
+                <w:b w:val="0"/>
+                <w:color w:val="F0F7F2"/>
+                <w:sz w:val="26"/>
+              </w:rPr>
+              <w:t xml:space="preserve">had </w:t>
+            </w:r>
+            <w:r>
+              <w:rPr>
+                <w:rFonts w:ascii="Calibri" w:hAnsi="Calibri" w:eastAsia="微软雅黑"/>
+                <w:b/>
+                <w:color w:val="F472B6"/>
+                <w:sz w:val="26"/>
+              </w:rPr>
+              <w:t>contaminated</w:t>
+            </w:r>
+          </w:p>
+        </w:tc>
+        <w:tc>
+          <w:tcPr>
+            <w:tcW w:type="dxa" w:w="2108"/>
+          </w:tcPr>
+          <w:p>
+            <w:pPr>
+              <w:spacing w:after="0"/>
+              <w:jc w:val="center"/>
+            </w:pPr>
+            <w:r>
+              <w:rPr>
+                <w:rFonts w:ascii="Calibri" w:hAnsi="Calibri" w:eastAsia="微软雅黑"/>
                 <w:b w:val="0"/>
                 <w:color w:val="F0F7F2"/>
                 <w:sz w:val="26"/>
@@ -447,7 +462,7 @@
       <w:tr>
         <w:tc>
           <w:tcPr>
-            <w:tcW w:type="dxa" w:w="3513"/>
+            <w:tcW w:type="dxa" w:w="2108"/>
           </w:tcPr>
           <w:p>
             <w:pPr>
@@ -463,47 +478,11 @@
               </w:rPr>
               <w:t>一团</w:t>
             </w:r>
-            <w:r>
-              <w:rPr>
-                <w:rFonts w:ascii="Calibri" w:hAnsi="Calibri" w:eastAsia="微软雅黑"/>
-                <w:b w:val="0"/>
-                <w:color w:val="AAC4B6"/>
-                <w:sz w:val="21"/>
-              </w:rPr>
-              <w:t xml:space="preserve"> </w:t>
-            </w:r>
-            <w:r>
-              <w:rPr>
-                <w:rFonts w:ascii="Calibri" w:hAnsi="Calibri" w:eastAsia="微软雅黑"/>
-                <w:b/>
-                <w:color w:val="FBBF24"/>
-                <w:sz w:val="21"/>
-              </w:rPr>
-              <w:t>零星的/散落的</w:t>
-            </w:r>
-            <w:r>
-              <w:rPr>
-                <w:rFonts w:ascii="Calibri" w:hAnsi="Calibri" w:eastAsia="微软雅黑"/>
-                <w:b w:val="0"/>
-                <w:color w:val="AAC4B6"/>
-                <w:sz w:val="21"/>
-              </w:rPr>
-              <w:t xml:space="preserve"> </w:t>
-            </w:r>
-            <w:r>
-              <w:rPr>
-                <w:rFonts w:ascii="Calibri" w:hAnsi="Calibri" w:eastAsia="微软雅黑"/>
-                <w:b/>
-                <w:color w:val="38BDF8"/>
-                <w:sz w:val="21"/>
-              </w:rPr>
-              <w:t>霉菌</w:t>
-            </w:r>
           </w:p>
         </w:tc>
         <w:tc>
           <w:tcPr>
-            <w:tcW w:type="dxa" w:w="3513"/>
+            <w:tcW w:type="dxa" w:w="2108"/>
           </w:tcPr>
           <w:p>
             <w:pPr>
@@ -514,16 +493,56 @@
               <w:rPr>
                 <w:rFonts w:ascii="Calibri" w:hAnsi="Calibri" w:eastAsia="微软雅黑"/>
                 <w:b/>
-                <w:color w:val="F472B6"/>
+                <w:color w:val="FBBF24"/>
                 <w:sz w:val="21"/>
               </w:rPr>
-              <w:t>污染了</w:t>
+              <w:t>零星的/散落的</w:t>
             </w:r>
           </w:p>
         </w:tc>
         <w:tc>
           <w:tcPr>
-            <w:tcW w:type="dxa" w:w="3513"/>
+            <w:tcW w:type="dxa" w:w="2108"/>
+          </w:tcPr>
+          <w:p>
+            <w:pPr>
+              <w:spacing w:after="0"/>
+              <w:jc w:val="center"/>
+            </w:pPr>
+            <w:r>
+              <w:rPr>
+                <w:rFonts w:ascii="Calibri" w:hAnsi="Calibri" w:eastAsia="微软雅黑"/>
+                <w:b/>
+                <w:color w:val="38BDF8"/>
+                <w:sz w:val="21"/>
+              </w:rPr>
+              <w:t>霉菌</w:t>
+            </w:r>
+          </w:p>
+        </w:tc>
+        <w:tc>
+          <w:tcPr>
+            <w:tcW w:type="dxa" w:w="2108"/>
+          </w:tcPr>
+          <w:p>
+            <w:pPr>
+              <w:spacing w:after="0"/>
+              <w:jc w:val="center"/>
+            </w:pPr>
+            <w:r>
+              <w:rPr>
+                <w:rFonts w:ascii="Calibri" w:hAnsi="Calibri" w:eastAsia="微软雅黑"/>
+                <w:b/>
+                <w:color w:val="F472B6"/>
+                <w:sz w:val="21"/>
+              </w:rPr>
+              <w:t>污染了</w:t>
+            </w:r>
+          </w:p>
+        </w:tc>
+        <w:tc>
+          <w:tcPr>
+            <w:tcW w:type="dxa" w:w="2108"/>
           </w:tcPr>
           <w:p>
             <w:pPr>
@@ -3333,15 +3352,17 @@
         </w:tblBorders>
       </w:tblPr>
       <w:tblGrid>
-        <w:gridCol w:w="2635"/>
-        <w:gridCol w:w="2635"/>
-        <w:gridCol w:w="2635"/>
-        <w:gridCol w:w="2635"/>
+        <w:gridCol w:w="1757"/>
+        <w:gridCol w:w="1757"/>
+        <w:gridCol w:w="1757"/>
+        <w:gridCol w:w="1757"/>
+        <w:gridCol w:w="1757"/>
+        <w:gridCol w:w="1757"/>
       </w:tblGrid>
       <w:tr>
         <w:tc>
           <w:tcPr>
-            <w:tcW w:type="dxa" w:w="2635"/>
+            <w:tcW w:type="dxa" w:w="1757"/>
           </w:tcPr>
           <w:p>
             <w:pPr>
@@ -3361,7 +3382,7 @@
         </w:tc>
         <w:tc>
           <w:tcPr>
-            <w:tcW w:type="dxa" w:w="2635"/>
+            <w:tcW w:type="dxa" w:w="1757"/>
           </w:tcPr>
           <w:p>
             <w:pPr>
@@ -3381,7 +3402,7 @@
         </w:tc>
         <w:tc>
           <w:tcPr>
-            <w:tcW w:type="dxa" w:w="2635"/>
+            <w:tcW w:type="dxa" w:w="1757"/>
           </w:tcPr>
           <w:p>
             <w:pPr>
@@ -3401,7 +3422,7 @@
         </w:tc>
         <w:tc>
           <w:tcPr>
-            <w:tcW w:type="dxa" w:w="2635"/>
+            <w:tcW w:type="dxa" w:w="1757"/>
           </w:tcPr>
           <w:p>
             <w:pPr>
@@ -3415,8 +3436,19 @@
                 <w:color w:val="F0F7F2"/>
                 <w:sz w:val="26"/>
               </w:rPr>
-              <w:t xml:space="preserve">an </w:t>
-            </w:r>
+              <w:t>an</w:t>
+            </w:r>
+          </w:p>
+        </w:tc>
+        <w:tc>
+          <w:tcPr>
+            <w:tcW w:type="dxa" w:w="1757"/>
+          </w:tcPr>
+          <w:p>
+            <w:pPr>
+              <w:spacing w:after="0"/>
+              <w:jc w:val="center"/>
+            </w:pPr>
             <w:r>
               <w:rPr>
                 <w:rFonts w:ascii="Calibri" w:hAnsi="Calibri" w:eastAsia="微软雅黑"/>
@@ -3426,15 +3458,17 @@
               </w:rPr>
               <w:t>ingenious</w:t>
             </w:r>
-            <w:r>
-              <w:rPr>
-                <w:rFonts w:ascii="Calibri" w:hAnsi="Calibri" w:eastAsia="微软雅黑"/>
-                <w:b w:val="0"/>
-                <w:color w:val="F0F7F2"/>
-                <w:sz w:val="26"/>
-              </w:rPr>
-              <w:t xml:space="preserve"> </w:t>
-            </w:r>
+          </w:p>
+        </w:tc>
+        <w:tc>
+          <w:tcPr>
+            <w:tcW w:type="dxa" w:w="1757"/>
+          </w:tcPr>
+          <w:p>
+            <w:pPr>
+              <w:spacing w:after="0"/>
+              <w:jc w:val="center"/>
+            </w:pPr>
             <w:r>
               <w:rPr>
                 <w:rFonts w:ascii="Calibri" w:hAnsi="Calibri" w:eastAsia="微软雅黑"/>
@@ -3450,7 +3484,7 @@
       <w:tr>
         <w:tc>
           <w:tcPr>
-            <w:tcW w:type="dxa" w:w="2635"/>
+            <w:tcW w:type="dxa" w:w="1757"/>
           </w:tcPr>
           <w:p>
             <w:pPr>
@@ -3470,7 +3504,7 @@
         </w:tc>
         <w:tc>
           <w:tcPr>
-            <w:tcW w:type="dxa" w:w="2635"/>
+            <w:tcW w:type="dxa" w:w="1757"/>
           </w:tcPr>
           <w:p>
             <w:pPr>
@@ -3490,7 +3524,7 @@
         </w:tc>
         <w:tc>
           <w:tcPr>
-            <w:tcW w:type="dxa" w:w="2635"/>
+            <w:tcW w:type="dxa" w:w="1757"/>
           </w:tcPr>
           <w:p>
             <w:pPr>
@@ -3528,7 +3562,7 @@
         </w:tc>
         <w:tc>
           <w:tcPr>
-            <w:tcW w:type="dxa" w:w="2635"/>
+            <w:tcW w:type="dxa" w:w="1757"/>
           </w:tcPr>
           <w:p>
             <w:pPr>
@@ -3544,15 +3578,17 @@
               </w:rPr>
               <w:t>一套</w:t>
             </w:r>
-            <w:r>
-              <w:rPr>
-                <w:rFonts w:ascii="Calibri" w:hAnsi="Calibri" w:eastAsia="微软雅黑"/>
-                <w:b w:val="0"/>
-                <w:color w:val="AAC4B6"/>
-                <w:sz w:val="21"/>
-              </w:rPr>
-              <w:t xml:space="preserve"> </w:t>
-            </w:r>
+          </w:p>
+        </w:tc>
+        <w:tc>
+          <w:tcPr>
+            <w:tcW w:type="dxa" w:w="1757"/>
+          </w:tcPr>
+          <w:p>
+            <w:pPr>
+              <w:spacing w:after="0"/>
+              <w:jc w:val="center"/>
+            </w:pPr>
             <w:r>
               <w:rPr>
                 <w:rFonts w:ascii="Calibri" w:hAnsi="Calibri" w:eastAsia="微软雅黑"/>
@@ -3562,15 +3598,17 @@
               </w:rPr>
               <w:t>巧妙的</w:t>
             </w:r>
-            <w:r>
-              <w:rPr>
-                <w:rFonts w:ascii="Calibri" w:hAnsi="Calibri" w:eastAsia="微软雅黑"/>
-                <w:b w:val="0"/>
-                <w:color w:val="AAC4B6"/>
-                <w:sz w:val="21"/>
-              </w:rPr>
-              <w:t xml:space="preserve"> </w:t>
-            </w:r>
+          </w:p>
+        </w:tc>
+        <w:tc>
+          <w:tcPr>
+            <w:tcW w:type="dxa" w:w="1757"/>
+          </w:tcPr>
+          <w:p>
+            <w:pPr>
+              <w:spacing w:after="0"/>
+              <w:jc w:val="center"/>
+            </w:pPr>
             <w:r>
               <w:rPr>
                 <w:rFonts w:ascii="Calibri" w:hAnsi="Calibri" w:eastAsia="微软雅黑"/>
@@ -3806,16 +3844,17 @@
         </w:tblBorders>
       </w:tblPr>
       <w:tblGrid>
-        <w:gridCol w:w="2108"/>
-        <w:gridCol w:w="2108"/>
-        <w:gridCol w:w="2108"/>
-        <w:gridCol w:w="2108"/>
-        <w:gridCol w:w="2108"/>
+        <w:gridCol w:w="1757"/>
+        <w:gridCol w:w="1757"/>
+        <w:gridCol w:w="1757"/>
+        <w:gridCol w:w="1757"/>
+        <w:gridCol w:w="1757"/>
+        <w:gridCol w:w="1757"/>
       </w:tblGrid>
       <w:tr>
         <w:tc>
           <w:tcPr>
-            <w:tcW w:type="dxa" w:w="2108"/>
+            <w:tcW w:type="dxa" w:w="1757"/>
           </w:tcPr>
           <w:p>
             <w:pPr>
@@ -3835,7 +3874,7 @@
         </w:tc>
         <w:tc>
           <w:tcPr>
-            <w:tcW w:type="dxa" w:w="2108"/>
+            <w:tcW w:type="dxa" w:w="1757"/>
           </w:tcPr>
           <w:p>
             <w:pPr>
@@ -3855,7 +3894,7 @@
         </w:tc>
         <w:tc>
           <w:tcPr>
-            <w:tcW w:type="dxa" w:w="2108"/>
+            <w:tcW w:type="dxa" w:w="1757"/>
           </w:tcPr>
           <w:p>
             <w:pPr>
@@ -3875,7 +3914,7 @@
         </w:tc>
         <w:tc>
           <w:tcPr>
-            <w:tcW w:type="dxa" w:w="2108"/>
+            <w:tcW w:type="dxa" w:w="1757"/>
           </w:tcPr>
           <w:p>
             <w:pPr>
@@ -3900,29 +3939,11 @@
               </w:rPr>
               <w:t>lethal</w:t>
             </w:r>
-            <w:r>
-              <w:rPr>
-                <w:rFonts w:ascii="Calibri" w:hAnsi="Calibri" w:eastAsia="微软雅黑"/>
-                <w:b w:val="0"/>
-                <w:color w:val="F0F7F2"/>
-                <w:sz w:val="26"/>
-              </w:rPr>
-              <w:t xml:space="preserve"> </w:t>
-            </w:r>
-            <w:r>
-              <w:rPr>
-                <w:rFonts w:ascii="Calibri" w:hAnsi="Calibri" w:eastAsia="微软雅黑"/>
-                <w:b/>
-                <w:color w:val="5EEAD4"/>
-                <w:sz w:val="26"/>
-              </w:rPr>
-              <w:t>dose</w:t>
-            </w:r>
           </w:p>
         </w:tc>
         <w:tc>
           <w:tcPr>
-            <w:tcW w:type="dxa" w:w="2108"/>
+            <w:tcW w:type="dxa" w:w="1757"/>
           </w:tcPr>
           <w:p>
             <w:pPr>
@@ -3932,6 +3953,26 @@
             <w:r>
               <w:rPr>
                 <w:rFonts w:ascii="Calibri" w:hAnsi="Calibri" w:eastAsia="微软雅黑"/>
+                <w:b/>
+                <w:color w:val="5EEAD4"/>
+                <w:sz w:val="26"/>
+              </w:rPr>
+              <w:t>dose</w:t>
+            </w:r>
+          </w:p>
+        </w:tc>
+        <w:tc>
+          <w:tcPr>
+            <w:tcW w:type="dxa" w:w="1757"/>
+          </w:tcPr>
+          <w:p>
+            <w:pPr>
+              <w:spacing w:after="0"/>
+              <w:jc w:val="center"/>
+            </w:pPr>
+            <w:r>
+              <w:rPr>
+                <w:rFonts w:ascii="Calibri" w:hAnsi="Calibri" w:eastAsia="微软雅黑"/>
                 <w:b w:val="0"/>
                 <w:color w:val="F0F7F2"/>
                 <w:sz w:val="26"/>
@@ -3944,7 +3985,7 @@
       <w:tr>
         <w:tc>
           <w:tcPr>
-            <w:tcW w:type="dxa" w:w="2108"/>
+            <w:tcW w:type="dxa" w:w="1757"/>
           </w:tcPr>
           <w:p>
             <w:pPr>
@@ -3964,7 +4005,7 @@
         </w:tc>
         <w:tc>
           <w:tcPr>
-            <w:tcW w:type="dxa" w:w="2108"/>
+            <w:tcW w:type="dxa" w:w="1757"/>
           </w:tcPr>
           <w:p>
             <w:pPr>
@@ -3984,7 +4025,7 @@
         </w:tc>
         <w:tc>
           <w:tcPr>
-            <w:tcW w:type="dxa" w:w="2108"/>
+            <w:tcW w:type="dxa" w:w="1757"/>
           </w:tcPr>
           <w:p>
             <w:pPr>
@@ -4004,7 +4045,7 @@
         </w:tc>
         <w:tc>
           <w:tcPr>
-            <w:tcW w:type="dxa" w:w="2108"/>
+            <w:tcW w:type="dxa" w:w="1757"/>
           </w:tcPr>
           <w:p>
             <w:pPr>
@@ -4020,29 +4061,31 @@
               </w:rPr>
               <w:t>致死</w:t>
             </w:r>
-            <w:r>
-              <w:rPr>
-                <w:rFonts w:ascii="Calibri" w:hAnsi="Calibri" w:eastAsia="微软雅黑"/>
-                <w:b w:val="0"/>
-                <w:color w:val="AAC4B6"/>
-                <w:sz w:val="21"/>
-              </w:rPr>
-              <w:t xml:space="preserve"> </w:t>
-            </w:r>
-            <w:r>
-              <w:rPr>
-                <w:rFonts w:ascii="Calibri" w:hAnsi="Calibri" w:eastAsia="微软雅黑"/>
-                <w:b/>
-                <w:color w:val="5EEAD4"/>
-                <w:sz w:val="21"/>
-              </w:rPr>
-              <w:t>剂量</w:t>
-            </w:r>
           </w:p>
         </w:tc>
         <w:tc>
           <w:tcPr>
-            <w:tcW w:type="dxa" w:w="2108"/>
+            <w:tcW w:type="dxa" w:w="1757"/>
+          </w:tcPr>
+          <w:p>
+            <w:pPr>
+              <w:spacing w:after="0"/>
+              <w:jc w:val="center"/>
+            </w:pPr>
+            <w:r>
+              <w:rPr>
+                <w:rFonts w:ascii="Calibri" w:hAnsi="Calibri" w:eastAsia="微软雅黑"/>
+                <w:b/>
+                <w:color w:val="5EEAD4"/>
+                <w:sz w:val="21"/>
+              </w:rPr>
+              <w:t>剂量</w:t>
+            </w:r>
+          </w:p>
+        </w:tc>
+        <w:tc>
+          <w:tcPr>
+            <w:tcW w:type="dxa" w:w="1757"/>
           </w:tcPr>
           <w:p>
             <w:pPr>
@@ -5877,15 +5920,16 @@
         </w:tblBorders>
       </w:tblPr>
       <w:tblGrid>
-        <w:gridCol w:w="2635"/>
-        <w:gridCol w:w="2635"/>
-        <w:gridCol w:w="2635"/>
-        <w:gridCol w:w="2635"/>
+        <w:gridCol w:w="2108"/>
+        <w:gridCol w:w="2108"/>
+        <w:gridCol w:w="2108"/>
+        <w:gridCol w:w="2108"/>
+        <w:gridCol w:w="2108"/>
       </w:tblGrid>
       <w:tr>
         <w:tc>
           <w:tcPr>
-            <w:tcW w:type="dxa" w:w="2635"/>
+            <w:tcW w:type="dxa" w:w="2108"/>
           </w:tcPr>
           <w:p>
             <w:pPr>
@@ -5905,7 +5949,7 @@
         </w:tc>
         <w:tc>
           <w:tcPr>
-            <w:tcW w:type="dxa" w:w="2635"/>
+            <w:tcW w:type="dxa" w:w="2108"/>
           </w:tcPr>
           <w:p>
             <w:pPr>
@@ -5930,29 +5974,11 @@
               </w:rPr>
               <w:t>mouldy</w:t>
             </w:r>
-            <w:r>
-              <w:rPr>
-                <w:rFonts w:ascii="Calibri" w:hAnsi="Calibri" w:eastAsia="微软雅黑"/>
-                <w:b w:val="0"/>
-                <w:color w:val="F0F7F2"/>
-                <w:sz w:val="26"/>
-              </w:rPr>
-              <w:t xml:space="preserve"> market </w:t>
-            </w:r>
-            <w:r>
-              <w:rPr>
-                <w:rFonts w:ascii="Calibri" w:hAnsi="Calibri" w:eastAsia="微软雅黑"/>
-                <w:b/>
-                <w:color w:val="FCA5A5"/>
-                <w:sz w:val="26"/>
-              </w:rPr>
-              <w:t>melon</w:t>
-            </w:r>
           </w:p>
         </w:tc>
         <w:tc>
           <w:tcPr>
-            <w:tcW w:type="dxa" w:w="2635"/>
+            <w:tcW w:type="dxa" w:w="2108"/>
           </w:tcPr>
           <w:p>
             <w:pPr>
@@ -5962,35 +5988,26 @@
             <w:r>
               <w:rPr>
                 <w:rFonts w:ascii="Calibri" w:hAnsi="Calibri" w:eastAsia="微软雅黑"/>
-                <w:b/>
-                <w:color w:val="FBBF24"/>
-                <w:sz w:val="26"/>
-              </w:rPr>
-              <w:t>furnished</w:t>
-            </w:r>
-            <w:r>
-              <w:rPr>
-                <w:rFonts w:ascii="Calibri" w:hAnsi="Calibri" w:eastAsia="微软雅黑"/>
                 <w:b w:val="0"/>
                 <w:color w:val="F0F7F2"/>
                 <w:sz w:val="26"/>
               </w:rPr>
-              <w:t xml:space="preserve"> the laboratory </w:t>
+              <w:t xml:space="preserve">market </w:t>
             </w:r>
             <w:r>
               <w:rPr>
                 <w:rFonts w:ascii="Calibri" w:hAnsi="Calibri" w:eastAsia="微软雅黑"/>
                 <w:b/>
-                <w:color w:val="FBBF24"/>
+                <w:color w:val="FCA5A5"/>
                 <w:sz w:val="26"/>
               </w:rPr>
-              <w:t>with</w:t>
+              <w:t>melon</w:t>
             </w:r>
           </w:p>
         </w:tc>
         <w:tc>
           <w:tcPr>
-            <w:tcW w:type="dxa" w:w="2635"/>
+            <w:tcW w:type="dxa" w:w="2108"/>
           </w:tcPr>
           <w:p>
             <w:pPr>
@@ -6000,6 +6017,44 @@
             <w:r>
               <w:rPr>
                 <w:rFonts w:ascii="Calibri" w:hAnsi="Calibri" w:eastAsia="微软雅黑"/>
+                <w:b/>
+                <w:color w:val="FBBF24"/>
+                <w:sz w:val="26"/>
+              </w:rPr>
+              <w:t>furnished</w:t>
+            </w:r>
+            <w:r>
+              <w:rPr>
+                <w:rFonts w:ascii="Calibri" w:hAnsi="Calibri" w:eastAsia="微软雅黑"/>
+                <w:b w:val="0"/>
+                <w:color w:val="F0F7F2"/>
+                <w:sz w:val="26"/>
+              </w:rPr>
+              <w:t xml:space="preserve"> the laboratory </w:t>
+            </w:r>
+            <w:r>
+              <w:rPr>
+                <w:rFonts w:ascii="Calibri" w:hAnsi="Calibri" w:eastAsia="微软雅黑"/>
+                <w:b/>
+                <w:color w:val="FBBF24"/>
+                <w:sz w:val="26"/>
+              </w:rPr>
+              <w:t>with</w:t>
+            </w:r>
+          </w:p>
+        </w:tc>
+        <w:tc>
+          <w:tcPr>
+            <w:tcW w:type="dxa" w:w="2108"/>
+          </w:tcPr>
+          <w:p>
+            <w:pPr>
+              <w:spacing w:after="0"/>
+              <w:jc w:val="center"/>
+            </w:pPr>
+            <w:r>
+              <w:rPr>
+                <w:rFonts w:ascii="Calibri" w:hAnsi="Calibri" w:eastAsia="微软雅黑"/>
                 <w:b w:val="0"/>
                 <w:color w:val="F0F7F2"/>
                 <w:sz w:val="26"/>
@@ -6030,7 +6085,7 @@
       <w:tr>
         <w:tc>
           <w:tcPr>
-            <w:tcW w:type="dxa" w:w="2635"/>
+            <w:tcW w:type="dxa" w:w="2108"/>
           </w:tcPr>
           <w:p>
             <w:pPr>
@@ -6050,7 +6105,7 @@
         </w:tc>
         <w:tc>
           <w:tcPr>
-            <w:tcW w:type="dxa" w:w="2635"/>
+            <w:tcW w:type="dxa" w:w="2108"/>
           </w:tcPr>
           <w:p>
             <w:pPr>
@@ -6084,29 +6139,11 @@
               </w:rPr>
               <w:t>发霉的</w:t>
             </w:r>
-            <w:r>
-              <w:rPr>
-                <w:rFonts w:ascii="Calibri" w:hAnsi="Calibri" w:eastAsia="微软雅黑"/>
-                <w:b w:val="0"/>
-                <w:color w:val="AAC4B6"/>
-                <w:sz w:val="21"/>
-              </w:rPr>
-              <w:t xml:space="preserve"> </w:t>
-            </w:r>
-            <w:r>
-              <w:rPr>
-                <w:rFonts w:ascii="Calibri" w:hAnsi="Calibri" w:eastAsia="微软雅黑"/>
-                <w:b/>
-                <w:color w:val="FCA5A5"/>
-                <w:sz w:val="21"/>
-              </w:rPr>
-              <w:t>甜瓜</w:t>
-            </w:r>
           </w:p>
         </w:tc>
         <w:tc>
           <w:tcPr>
-            <w:tcW w:type="dxa" w:w="2635"/>
+            <w:tcW w:type="dxa" w:w="2108"/>
           </w:tcPr>
           <w:p>
             <w:pPr>
@@ -6116,71 +6153,91 @@
             <w:r>
               <w:rPr>
                 <w:rFonts w:ascii="Calibri" w:hAnsi="Calibri" w:eastAsia="微软雅黑"/>
-                <w:b w:val="0"/>
-                <w:color w:val="AAC4B6"/>
+                <w:b/>
+                <w:color w:val="FCA5A5"/>
                 <w:sz w:val="21"/>
               </w:rPr>
-              <w:t>又</w:t>
-            </w:r>
-            <w:r>
-              <w:rPr>
-                <w:rFonts w:ascii="Calibri" w:hAnsi="Calibri" w:eastAsia="微软雅黑"/>
-                <w:b w:val="0"/>
-                <w:color w:val="AAC4B6"/>
-                <w:sz w:val="21"/>
-              </w:rPr>
-              <w:t xml:space="preserve"> </w:t>
-            </w:r>
-            <w:r>
-              <w:rPr>
-                <w:rFonts w:ascii="Calibri" w:hAnsi="Calibri" w:eastAsia="微软雅黑"/>
-                <w:b/>
-                <w:color w:val="FBBF24"/>
-                <w:sz w:val="21"/>
-              </w:rPr>
-              <w:t>为</w:t>
-            </w:r>
-            <w:r>
-              <w:rPr>
-                <w:rFonts w:ascii="Calibri" w:hAnsi="Calibri" w:eastAsia="微软雅黑"/>
-                <w:b w:val="0"/>
-                <w:color w:val="AAC4B6"/>
-                <w:sz w:val="21"/>
-              </w:rPr>
-              <w:t xml:space="preserve"> </w:t>
-            </w:r>
-            <w:r>
-              <w:rPr>
-                <w:rFonts w:ascii="Calibri" w:hAnsi="Calibri" w:eastAsia="微软雅黑"/>
-                <w:b w:val="0"/>
-                <w:color w:val="AAC4B6"/>
-                <w:sz w:val="21"/>
-              </w:rPr>
-              <w:t>这家实验室</w:t>
-            </w:r>
-            <w:r>
-              <w:rPr>
-                <w:rFonts w:ascii="Calibri" w:hAnsi="Calibri" w:eastAsia="微软雅黑"/>
-                <w:b w:val="0"/>
-                <w:color w:val="AAC4B6"/>
-                <w:sz w:val="21"/>
-              </w:rPr>
-              <w:t xml:space="preserve"> </w:t>
-            </w:r>
-            <w:r>
-              <w:rPr>
-                <w:rFonts w:ascii="Calibri" w:hAnsi="Calibri" w:eastAsia="微软雅黑"/>
-                <w:b/>
-                <w:color w:val="FBBF24"/>
-                <w:sz w:val="21"/>
-              </w:rPr>
-              <w:t>提供了</w:t>
+              <w:t>甜瓜</w:t>
             </w:r>
           </w:p>
         </w:tc>
         <w:tc>
           <w:tcPr>
-            <w:tcW w:type="dxa" w:w="2635"/>
+            <w:tcW w:type="dxa" w:w="2108"/>
+          </w:tcPr>
+          <w:p>
+            <w:pPr>
+              <w:spacing w:after="0"/>
+              <w:jc w:val="center"/>
+            </w:pPr>
+            <w:r>
+              <w:rPr>
+                <w:rFonts w:ascii="Calibri" w:hAnsi="Calibri" w:eastAsia="微软雅黑"/>
+                <w:b w:val="0"/>
+                <w:color w:val="AAC4B6"/>
+                <w:sz w:val="21"/>
+              </w:rPr>
+              <w:t>又</w:t>
+            </w:r>
+            <w:r>
+              <w:rPr>
+                <w:rFonts w:ascii="Calibri" w:hAnsi="Calibri" w:eastAsia="微软雅黑"/>
+                <w:b w:val="0"/>
+                <w:color w:val="AAC4B6"/>
+                <w:sz w:val="21"/>
+              </w:rPr>
+              <w:t xml:space="preserve"> </w:t>
+            </w:r>
+            <w:r>
+              <w:rPr>
+                <w:rFonts w:ascii="Calibri" w:hAnsi="Calibri" w:eastAsia="微软雅黑"/>
+                <w:b/>
+                <w:color w:val="FBBF24"/>
+                <w:sz w:val="21"/>
+              </w:rPr>
+              <w:t>为</w:t>
+            </w:r>
+            <w:r>
+              <w:rPr>
+                <w:rFonts w:ascii="Calibri" w:hAnsi="Calibri" w:eastAsia="微软雅黑"/>
+                <w:b w:val="0"/>
+                <w:color w:val="AAC4B6"/>
+                <w:sz w:val="21"/>
+              </w:rPr>
+              <w:t xml:space="preserve"> </w:t>
+            </w:r>
+            <w:r>
+              <w:rPr>
+                <w:rFonts w:ascii="Calibri" w:hAnsi="Calibri" w:eastAsia="微软雅黑"/>
+                <w:b w:val="0"/>
+                <w:color w:val="AAC4B6"/>
+                <w:sz w:val="21"/>
+              </w:rPr>
+              <w:t>这家实验室</w:t>
+            </w:r>
+            <w:r>
+              <w:rPr>
+                <w:rFonts w:ascii="Calibri" w:hAnsi="Calibri" w:eastAsia="微软雅黑"/>
+                <w:b w:val="0"/>
+                <w:color w:val="AAC4B6"/>
+                <w:sz w:val="21"/>
+              </w:rPr>
+              <w:t xml:space="preserve"> </w:t>
+            </w:r>
+            <w:r>
+              <w:rPr>
+                <w:rFonts w:ascii="Calibri" w:hAnsi="Calibri" w:eastAsia="微软雅黑"/>
+                <w:b/>
+                <w:color w:val="FBBF24"/>
+                <w:sz w:val="21"/>
+              </w:rPr>
+              <w:t>提供了</w:t>
+            </w:r>
+          </w:p>
+        </w:tc>
+        <w:tc>
+          <w:tcPr>
+            <w:tcW w:type="dxa" w:w="2108"/>
           </w:tcPr>
           <w:p>
             <w:pPr>
@@ -6271,15 +6328,16 @@
         </w:tblBorders>
       </w:tblPr>
       <w:tblGrid>
-        <w:gridCol w:w="2635"/>
-        <w:gridCol w:w="2635"/>
-        <w:gridCol w:w="2635"/>
-        <w:gridCol w:w="2635"/>
+        <w:gridCol w:w="2108"/>
+        <w:gridCol w:w="2108"/>
+        <w:gridCol w:w="2108"/>
+        <w:gridCol w:w="2108"/>
+        <w:gridCol w:w="2108"/>
       </w:tblGrid>
       <w:tr>
         <w:tc>
           <w:tcPr>
-            <w:tcW w:type="dxa" w:w="2635"/>
+            <w:tcW w:type="dxa" w:w="2108"/>
           </w:tcPr>
           <w:p>
             <w:pPr>
@@ -6299,7 +6357,7 @@
         </w:tc>
         <w:tc>
           <w:tcPr>
-            <w:tcW w:type="dxa" w:w="2635"/>
+            <w:tcW w:type="dxa" w:w="2108"/>
           </w:tcPr>
           <w:p>
             <w:pPr>
@@ -6315,29 +6373,11 @@
               </w:rPr>
               <w:t>industrial</w:t>
             </w:r>
-            <w:r>
-              <w:rPr>
-                <w:rFonts w:ascii="Calibri" w:hAnsi="Calibri" w:eastAsia="微软雅黑"/>
-                <w:b w:val="0"/>
-                <w:color w:val="F0F7F2"/>
-                <w:sz w:val="26"/>
-              </w:rPr>
-              <w:t xml:space="preserve"> </w:t>
-            </w:r>
-            <w:r>
-              <w:rPr>
-                <w:rFonts w:ascii="Calibri" w:hAnsi="Calibri" w:eastAsia="微软雅黑"/>
-                <w:b/>
-                <w:color w:val="C4B5FD"/>
-                <w:sz w:val="26"/>
-              </w:rPr>
-              <w:t>fermentation</w:t>
-            </w:r>
           </w:p>
         </w:tc>
         <w:tc>
           <w:tcPr>
-            <w:tcW w:type="dxa" w:w="2635"/>
+            <w:tcW w:type="dxa" w:w="2108"/>
           </w:tcPr>
           <w:p>
             <w:pPr>
@@ -6347,17 +6387,17 @@
             <w:r>
               <w:rPr>
                 <w:rFonts w:ascii="Calibri" w:hAnsi="Calibri" w:eastAsia="微软雅黑"/>
-                <w:b w:val="0"/>
-                <w:color w:val="F0F7F2"/>
+                <w:b/>
+                <w:color w:val="C4B5FD"/>
                 <w:sz w:val="26"/>
               </w:rPr>
-              <w:t>met</w:t>
+              <w:t>fermentation</w:t>
             </w:r>
           </w:p>
         </w:tc>
         <w:tc>
           <w:tcPr>
-            <w:tcW w:type="dxa" w:w="2635"/>
+            <w:tcW w:type="dxa" w:w="2108"/>
           </w:tcPr>
           <w:p>
             <w:pPr>
@@ -6367,6 +6407,26 @@
             <w:r>
               <w:rPr>
                 <w:rFonts w:ascii="Calibri" w:hAnsi="Calibri" w:eastAsia="微软雅黑"/>
+                <w:b w:val="0"/>
+                <w:color w:val="F0F7F2"/>
+                <w:sz w:val="26"/>
+              </w:rPr>
+              <w:t>met</w:t>
+            </w:r>
+          </w:p>
+        </w:tc>
+        <w:tc>
+          <w:tcPr>
+            <w:tcW w:type="dxa" w:w="2108"/>
+          </w:tcPr>
+          <w:p>
+            <w:pPr>
+              <w:spacing w:after="0"/>
+              <w:jc w:val="center"/>
+            </w:pPr>
+            <w:r>
+              <w:rPr>
+                <w:rFonts w:ascii="Calibri" w:hAnsi="Calibri" w:eastAsia="微软雅黑"/>
                 <w:b/>
                 <w:color w:val="FB923C"/>
                 <w:sz w:val="26"/>
@@ -6388,7 +6448,7 @@
       <w:tr>
         <w:tc>
           <w:tcPr>
-            <w:tcW w:type="dxa" w:w="2635"/>
+            <w:tcW w:type="dxa" w:w="2108"/>
           </w:tcPr>
           <w:p>
             <w:pPr>
@@ -6408,7 +6468,7 @@
         </w:tc>
         <w:tc>
           <w:tcPr>
-            <w:tcW w:type="dxa" w:w="2635"/>
+            <w:tcW w:type="dxa" w:w="2108"/>
           </w:tcPr>
           <w:p>
             <w:pPr>
@@ -6424,29 +6484,11 @@
               </w:rPr>
               <w:t>工业</w:t>
             </w:r>
-            <w:r>
-              <w:rPr>
-                <w:rFonts w:ascii="Calibri" w:hAnsi="Calibri" w:eastAsia="微软雅黑"/>
-                <w:b w:val="0"/>
-                <w:color w:val="AAC4B6"/>
-                <w:sz w:val="21"/>
-              </w:rPr>
-              <w:t xml:space="preserve"> </w:t>
-            </w:r>
-            <w:r>
-              <w:rPr>
-                <w:rFonts w:ascii="Calibri" w:hAnsi="Calibri" w:eastAsia="微软雅黑"/>
-                <w:b/>
-                <w:color w:val="C4B5FD"/>
-                <w:sz w:val="21"/>
-              </w:rPr>
-              <w:t>发酵</w:t>
-            </w:r>
           </w:p>
         </w:tc>
         <w:tc>
           <w:tcPr>
-            <w:tcW w:type="dxa" w:w="2635"/>
+            <w:tcW w:type="dxa" w:w="2108"/>
           </w:tcPr>
           <w:p>
             <w:pPr>
@@ -6456,17 +6498,37 @@
             <w:r>
               <w:rPr>
                 <w:rFonts w:ascii="Calibri" w:hAnsi="Calibri" w:eastAsia="微软雅黑"/>
-                <w:b w:val="0"/>
-                <w:color w:val="AAC4B6"/>
+                <w:b/>
+                <w:color w:val="C4B5FD"/>
                 <w:sz w:val="21"/>
               </w:rPr>
-              <w:t>已能满足</w:t>
+              <w:t>发酵</w:t>
             </w:r>
           </w:p>
         </w:tc>
         <w:tc>
           <w:tcPr>
-            <w:tcW w:type="dxa" w:w="2635"/>
+            <w:tcW w:type="dxa" w:w="2108"/>
+          </w:tcPr>
+          <w:p>
+            <w:pPr>
+              <w:spacing w:after="0"/>
+              <w:jc w:val="center"/>
+            </w:pPr>
+            <w:r>
+              <w:rPr>
+                <w:rFonts w:ascii="Calibri" w:hAnsi="Calibri" w:eastAsia="微软雅黑"/>
+                <w:b w:val="0"/>
+                <w:color w:val="AAC4B6"/>
+                <w:sz w:val="21"/>
+              </w:rPr>
+              <w:t>已能满足</w:t>
+            </w:r>
+          </w:p>
+        </w:tc>
+        <w:tc>
+          <w:tcPr>
+            <w:tcW w:type="dxa" w:w="2108"/>
           </w:tcPr>
           <w:p>
             <w:pPr>
